--- a/4-质量管理/运行记录类文件/SFKJ-ITSS-0418-2026年度质量管理报告（截止2026年7月）.docx
+++ b/4-质量管理/运行记录类文件/SFKJ-ITSS-0418-2026年度质量管理报告（截止2026年7月）.docx
@@ -1,10 +1,11 @@
 
 <file path=word/document.xml><?xml version="1.0" encoding="utf-8"?>
-<w:document xmlns:wpc="http://schemas.microsoft.com/office/word/2010/wordprocessingCanvas" xmlns:cx="http://schemas.microsoft.com/office/drawing/2014/chartex" xmlns:cx1="http://schemas.microsoft.com/office/drawing/2015/9/8/chartex" xmlns:cx2="http://schemas.microsoft.com/office/drawing/2015/10/21/chartex" xmlns:cx3="http://schemas.microsoft.com/office/drawing/2016/5/9/chartex" xmlns:cx4="http://schemas.microsoft.com/office/drawing/2016/5/10/chartex" xmlns:cx5="http://schemas.microsoft.com/office/drawing/2016/5/11/chartex" xmlns:cx6="http://schemas.microsoft.com/office/drawing/2016/5/12/chartex" xmlns:cx7="http://schemas.microsoft.com/office/drawing/2016/5/13/chartex" xmlns:cx8="http://schemas.microsoft.com/office/drawing/2016/5/14/chartex" xmlns:mc="http://schemas.openxmlformats.org/markup-compatibility/2006" xmlns:o="urn:schemas-microsoft-com:office:office" xmlns:r="http://schemas.openxmlformats.org/officeDocument/2006/relationships" xmlns:m="http://schemas.openxmlformats.org/officeDocument/2006/math" xmlns:v="urn:schemas-microsoft-com:vml" xmlns:wp14="http://schemas.microsoft.com/office/word/2010/wordprocessingDrawing" xmlns:wp="http://schemas.openxmlformats.org/drawingml/2006/wordprocessingDrawing" xmlns:w="http://schemas.openxmlformats.org/wordprocessingml/2006/main" xmlns:w14="http://schemas.microsoft.com/office/word/2010/wordml" xmlns:w10="urn:schemas-microsoft-com:office:word" xmlns:w15="http://schemas.microsoft.com/office/word/2012/wordml" xmlns:wpg="http://schemas.microsoft.com/office/word/2010/wordprocessingGroup" xmlns:wpi="http://schemas.microsoft.com/office/word/2010/wordprocessingInk" xmlns:wne="http://schemas.microsoft.com/office/word/2006/wordml" xmlns:wps="http://schemas.microsoft.com/office/word/2010/wordprocessingShape" xmlns:wpsCustomData="http://www.wps.cn/officeDocument/2013/wpsCustomData" mc:Ignorable="w14 w15 wp14">
+<w:document xmlns:wpc="http://schemas.microsoft.com/office/word/2010/wordprocessingCanvas" xmlns:mc="http://schemas.openxmlformats.org/markup-compatibility/2006" xmlns:o="urn:schemas-microsoft-com:office:office" xmlns:r="http://schemas.openxmlformats.org/officeDocument/2006/relationships" xmlns:m="http://schemas.openxmlformats.org/officeDocument/2006/math" xmlns:v="urn:schemas-microsoft-com:vml" xmlns:wp14="http://schemas.microsoft.com/office/word/2010/wordprocessingDrawing" xmlns:wp="http://schemas.openxmlformats.org/drawingml/2006/wordprocessingDrawing" xmlns:w10="urn:schemas-microsoft-com:office:word" xmlns:w="http://schemas.openxmlformats.org/wordprocessingml/2006/main" xmlns:w14="http://schemas.microsoft.com/office/word/2010/wordml" xmlns:w15="http://schemas.microsoft.com/office/word/2012/wordml" xmlns:wne="http://schemas.microsoft.com/office/word/2006/wordml" xmlns:wpg="http://schemas.microsoft.com/office/word/2010/wordprocessingGroup" xmlns:wpi="http://schemas.microsoft.com/office/word/2010/wordprocessingInk" xmlns:wps="http://schemas.microsoft.com/office/word/2010/wordprocessingShape" mc:Ignorable="w14 w15 wp14">
+  <!-- Generated by Aspose.Words for .NET 13.3.0.1 -->
   <w:body>
     <w:p>
       <w:pPr>
-        <w:pStyle w:val="26"/>
+        <w:pStyle w:val="a"/>
         <w:keepNext w:val="0"/>
         <w:keepLines w:val="0"/>
         <w:pageBreakBefore w:val="0"/>
@@ -37,7 +38,7 @@
     </w:p>
     <w:p>
       <w:pPr>
-        <w:pStyle w:val="27"/>
+        <w:pStyle w:val="a0"/>
         <w:keepNext w:val="0"/>
         <w:keepLines w:val="0"/>
         <w:pageBreakBefore w:val="0"/>
@@ -70,7 +71,7 @@
           <w:rFonts w:hint="eastAsia"/>
           <w:lang w:val="en-US" w:eastAsia="zh-CN"/>
         </w:rPr>
-        <w:br w:type="textWrapping"/>
+        <w:br/>
       </w:r>
       <w:r>
         <w:rPr>
@@ -82,18 +83,17 @@
     </w:p>
     <w:tbl>
       <w:tblPr>
-        <w:tblStyle w:val="23"/>
+        <w:tblStyle w:val="TableGrid"/>
         <w:tblW w:w="8522" w:type="dxa"/>
         <w:jc w:val="center"/>
         <w:tblBorders>
-          <w:top w:val="none" w:color="auto" w:sz="0" w:space="0"/>
-          <w:left w:val="none" w:color="auto" w:sz="0" w:space="0"/>
-          <w:bottom w:val="none" w:color="auto" w:sz="0" w:space="0"/>
-          <w:right w:val="none" w:color="auto" w:sz="0" w:space="0"/>
-          <w:insideH w:val="none" w:color="auto" w:sz="0" w:space="0"/>
-          <w:insideV w:val="none" w:color="auto" w:sz="0" w:space="0"/>
+          <w:top w:val="nil"/>
+          <w:left w:val="nil"/>
+          <w:bottom w:val="nil"/>
+          <w:right w:val="nil"/>
+          <w:insideH w:val="nil"/>
+          <w:insideV w:val="nil"/>
         </w:tblBorders>
-        <w:tblLayout w:type="autofit"/>
         <w:tblCellMar>
           <w:top w:w="0" w:type="dxa"/>
           <w:left w:w="108" w:type="dxa"/>
@@ -109,13 +109,15 @@
       </w:tblGrid>
       <w:tr>
         <w:tblPrEx>
+          <w:tblW w:w="8522" w:type="dxa"/>
+          <w:jc w:val="center"/>
           <w:tblBorders>
-            <w:top w:val="none" w:color="auto" w:sz="0" w:space="0"/>
-            <w:left w:val="none" w:color="auto" w:sz="0" w:space="0"/>
-            <w:bottom w:val="none" w:color="auto" w:sz="0" w:space="0"/>
-            <w:right w:val="none" w:color="auto" w:sz="0" w:space="0"/>
-            <w:insideH w:val="none" w:color="auto" w:sz="0" w:space="0"/>
-            <w:insideV w:val="none" w:color="auto" w:sz="0" w:space="0"/>
+            <w:top w:val="nil"/>
+            <w:left w:val="nil"/>
+            <w:bottom w:val="nil"/>
+            <w:right w:val="nil"/>
+            <w:insideH w:val="nil"/>
+            <w:insideV w:val="nil"/>
           </w:tblBorders>
           <w:tblCellMar>
             <w:top w:w="0" w:type="dxa"/>
@@ -125,7 +127,7 @@
           </w:tblCellMar>
         </w:tblPrEx>
         <w:trPr>
-          <w:trHeight w:val="0" w:hRule="atLeast"/>
+          <w:trHeight w:val="0"/>
           <w:tblHeader/>
           <w:jc w:val="center"/>
         </w:trPr>
@@ -133,8 +135,8 @@
           <w:tcPr>
             <w:tcW w:w="1824" w:type="dxa"/>
             <w:tcBorders>
-              <w:top w:val="single" w:color="auto" w:sz="4" w:space="0"/>
-              <w:left w:val="single" w:color="auto" w:sz="4" w:space="0"/>
+              <w:top w:val="single" w:sz="4" w:space="0" w:color="auto"/>
+              <w:left w:val="single" w:sz="4" w:space="0" w:color="auto"/>
               <w:bottom w:val="nil"/>
               <w:right w:val="nil"/>
             </w:tcBorders>
@@ -180,8 +182,8 @@
           <w:tcPr>
             <w:tcW w:w="3090" w:type="dxa"/>
             <w:tcBorders>
-              <w:top w:val="single" w:color="auto" w:sz="4" w:space="0"/>
-              <w:left w:val="single" w:color="auto" w:sz="4" w:space="0"/>
+              <w:top w:val="single" w:sz="4" w:space="0" w:color="auto"/>
+              <w:left w:val="single" w:sz="4" w:space="0" w:color="auto"/>
               <w:bottom w:val="nil"/>
               <w:right w:val="nil"/>
             </w:tcBorders>
@@ -226,8 +228,8 @@
           <w:tcPr>
             <w:tcW w:w="1824" w:type="dxa"/>
             <w:tcBorders>
-              <w:top w:val="single" w:color="auto" w:sz="4" w:space="0"/>
-              <w:left w:val="single" w:color="auto" w:sz="4" w:space="0"/>
+              <w:top w:val="single" w:sz="4" w:space="0" w:color="auto"/>
+              <w:left w:val="single" w:sz="4" w:space="0" w:color="auto"/>
               <w:bottom w:val="nil"/>
               <w:right w:val="nil"/>
             </w:tcBorders>
@@ -273,10 +275,10 @@
           <w:tcPr>
             <w:tcW w:w="1784" w:type="dxa"/>
             <w:tcBorders>
-              <w:top w:val="single" w:color="auto" w:sz="4" w:space="0"/>
-              <w:left w:val="single" w:color="auto" w:sz="4" w:space="0"/>
+              <w:top w:val="single" w:sz="4" w:space="0" w:color="auto"/>
+              <w:left w:val="single" w:sz="4" w:space="0" w:color="auto"/>
               <w:bottom w:val="nil"/>
-              <w:right w:val="single" w:color="auto" w:sz="4" w:space="0"/>
+              <w:right w:val="single" w:sz="4" w:space="0" w:color="auto"/>
             </w:tcBorders>
             <w:tcMar>
               <w:top w:w="-1" w:type="dxa"/>
@@ -318,14 +320,8 @@
       </w:tr>
       <w:tr>
         <w:tblPrEx>
-          <w:tblBorders>
-            <w:top w:val="none" w:color="auto" w:sz="0" w:space="0"/>
-            <w:left w:val="none" w:color="auto" w:sz="0" w:space="0"/>
-            <w:bottom w:val="none" w:color="auto" w:sz="0" w:space="0"/>
-            <w:right w:val="none" w:color="auto" w:sz="0" w:space="0"/>
-            <w:insideH w:val="none" w:color="auto" w:sz="0" w:space="0"/>
-            <w:insideV w:val="none" w:color="auto" w:sz="0" w:space="0"/>
-          </w:tblBorders>
+          <w:tblW w:w="8522" w:type="dxa"/>
+          <w:jc w:val="center"/>
           <w:tblCellMar>
             <w:top w:w="0" w:type="dxa"/>
             <w:left w:w="108" w:type="dxa"/>
@@ -334,7 +330,7 @@
           </w:tblCellMar>
         </w:tblPrEx>
         <w:trPr>
-          <w:trHeight w:val="0" w:hRule="atLeast"/>
+          <w:trHeight w:val="0"/>
           <w:tblHeader/>
           <w:jc w:val="center"/>
         </w:trPr>
@@ -342,8 +338,8 @@
           <w:tcPr>
             <w:tcW w:w="1824" w:type="dxa"/>
             <w:tcBorders>
-              <w:top w:val="single" w:color="auto" w:sz="4" w:space="0"/>
-              <w:left w:val="single" w:color="auto" w:sz="4" w:space="0"/>
+              <w:top w:val="single" w:sz="4" w:space="0" w:color="auto"/>
+              <w:left w:val="single" w:sz="4" w:space="0" w:color="auto"/>
               <w:bottom w:val="nil"/>
               <w:right w:val="nil"/>
             </w:tcBorders>
@@ -389,8 +385,8 @@
           <w:tcPr>
             <w:tcW w:w="3090" w:type="dxa"/>
             <w:tcBorders>
-              <w:top w:val="single" w:color="auto" w:sz="4" w:space="0"/>
-              <w:left w:val="single" w:color="auto" w:sz="4" w:space="0"/>
+              <w:top w:val="single" w:sz="4" w:space="0" w:color="auto"/>
+              <w:left w:val="single" w:sz="4" w:space="0" w:color="auto"/>
               <w:bottom w:val="nil"/>
               <w:right w:val="nil"/>
             </w:tcBorders>
@@ -435,8 +431,8 @@
           <w:tcPr>
             <w:tcW w:w="1824" w:type="dxa"/>
             <w:tcBorders>
-              <w:top w:val="single" w:color="auto" w:sz="4" w:space="0"/>
-              <w:left w:val="single" w:color="auto" w:sz="4" w:space="0"/>
+              <w:top w:val="single" w:sz="4" w:space="0" w:color="auto"/>
+              <w:left w:val="single" w:sz="4" w:space="0" w:color="auto"/>
               <w:bottom w:val="nil"/>
               <w:right w:val="nil"/>
             </w:tcBorders>
@@ -482,10 +478,10 @@
           <w:tcPr>
             <w:tcW w:w="1784" w:type="dxa"/>
             <w:tcBorders>
-              <w:top w:val="single" w:color="auto" w:sz="4" w:space="0"/>
-              <w:left w:val="single" w:color="auto" w:sz="4" w:space="0"/>
+              <w:top w:val="single" w:sz="4" w:space="0" w:color="auto"/>
+              <w:left w:val="single" w:sz="4" w:space="0" w:color="auto"/>
               <w:bottom w:val="nil"/>
-              <w:right w:val="single" w:color="auto" w:sz="4" w:space="0"/>
+              <w:right w:val="single" w:sz="4" w:space="0" w:color="auto"/>
             </w:tcBorders>
             <w:tcMar>
               <w:top w:w="-1" w:type="dxa"/>
@@ -527,14 +523,8 @@
       </w:tr>
       <w:tr>
         <w:tblPrEx>
-          <w:tblBorders>
-            <w:top w:val="none" w:color="auto" w:sz="0" w:space="0"/>
-            <w:left w:val="none" w:color="auto" w:sz="0" w:space="0"/>
-            <w:bottom w:val="none" w:color="auto" w:sz="0" w:space="0"/>
-            <w:right w:val="none" w:color="auto" w:sz="0" w:space="0"/>
-            <w:insideH w:val="none" w:color="auto" w:sz="0" w:space="0"/>
-            <w:insideV w:val="none" w:color="auto" w:sz="0" w:space="0"/>
-          </w:tblBorders>
+          <w:tblW w:w="8522" w:type="dxa"/>
+          <w:jc w:val="center"/>
           <w:tblCellMar>
             <w:top w:w="0" w:type="dxa"/>
             <w:left w:w="108" w:type="dxa"/>
@@ -543,7 +533,7 @@
           </w:tblCellMar>
         </w:tblPrEx>
         <w:trPr>
-          <w:trHeight w:val="0" w:hRule="atLeast"/>
+          <w:trHeight w:val="0"/>
           <w:tblHeader/>
           <w:jc w:val="center"/>
         </w:trPr>
@@ -551,8 +541,8 @@
           <w:tcPr>
             <w:tcW w:w="1824" w:type="dxa"/>
             <w:tcBorders>
-              <w:top w:val="single" w:color="auto" w:sz="4" w:space="0"/>
-              <w:left w:val="single" w:color="auto" w:sz="4" w:space="0"/>
+              <w:top w:val="single" w:sz="4" w:space="0" w:color="auto"/>
+              <w:left w:val="single" w:sz="4" w:space="0" w:color="auto"/>
               <w:bottom w:val="nil"/>
               <w:right w:val="nil"/>
             </w:tcBorders>
@@ -598,8 +588,8 @@
           <w:tcPr>
             <w:tcW w:w="3090" w:type="dxa"/>
             <w:tcBorders>
-              <w:top w:val="single" w:color="auto" w:sz="4" w:space="0"/>
-              <w:left w:val="single" w:color="auto" w:sz="4" w:space="0"/>
+              <w:top w:val="single" w:sz="4" w:space="0" w:color="auto"/>
+              <w:left w:val="single" w:sz="4" w:space="0" w:color="auto"/>
               <w:bottom w:val="nil"/>
               <w:right w:val="nil"/>
             </w:tcBorders>
@@ -644,8 +634,8 @@
           <w:tcPr>
             <w:tcW w:w="1824" w:type="dxa"/>
             <w:tcBorders>
-              <w:top w:val="single" w:color="auto" w:sz="4" w:space="0"/>
-              <w:left w:val="single" w:color="auto" w:sz="4" w:space="0"/>
+              <w:top w:val="single" w:sz="4" w:space="0" w:color="auto"/>
+              <w:left w:val="single" w:sz="4" w:space="0" w:color="auto"/>
               <w:bottom w:val="nil"/>
               <w:right w:val="nil"/>
             </w:tcBorders>
@@ -691,10 +681,10 @@
           <w:tcPr>
             <w:tcW w:w="1784" w:type="dxa"/>
             <w:tcBorders>
-              <w:top w:val="single" w:color="auto" w:sz="4" w:space="0"/>
-              <w:left w:val="single" w:color="auto" w:sz="4" w:space="0"/>
+              <w:top w:val="single" w:sz="4" w:space="0" w:color="auto"/>
+              <w:left w:val="single" w:sz="4" w:space="0" w:color="auto"/>
               <w:bottom w:val="nil"/>
-              <w:right w:val="single" w:color="auto" w:sz="4" w:space="0"/>
+              <w:right w:val="single" w:sz="4" w:space="0" w:color="auto"/>
             </w:tcBorders>
             <w:tcMar>
               <w:top w:w="-1" w:type="dxa"/>
@@ -736,14 +726,8 @@
       </w:tr>
       <w:tr>
         <w:tblPrEx>
-          <w:tblBorders>
-            <w:top w:val="none" w:color="auto" w:sz="0" w:space="0"/>
-            <w:left w:val="none" w:color="auto" w:sz="0" w:space="0"/>
-            <w:bottom w:val="none" w:color="auto" w:sz="0" w:space="0"/>
-            <w:right w:val="none" w:color="auto" w:sz="0" w:space="0"/>
-            <w:insideH w:val="none" w:color="auto" w:sz="0" w:space="0"/>
-            <w:insideV w:val="none" w:color="auto" w:sz="0" w:space="0"/>
-          </w:tblBorders>
+          <w:tblW w:w="8522" w:type="dxa"/>
+          <w:jc w:val="center"/>
           <w:tblCellMar>
             <w:top w:w="0" w:type="dxa"/>
             <w:left w:w="108" w:type="dxa"/>
@@ -752,7 +736,7 @@
           </w:tblCellMar>
         </w:tblPrEx>
         <w:trPr>
-          <w:trHeight w:val="0" w:hRule="atLeast"/>
+          <w:trHeight w:val="0"/>
           <w:tblHeader/>
           <w:jc w:val="center"/>
         </w:trPr>
@@ -760,8 +744,8 @@
           <w:tcPr>
             <w:tcW w:w="1824" w:type="dxa"/>
             <w:tcBorders>
-              <w:top w:val="single" w:color="auto" w:sz="4" w:space="0"/>
-              <w:left w:val="single" w:color="auto" w:sz="4" w:space="0"/>
+              <w:top w:val="single" w:sz="4" w:space="0" w:color="auto"/>
+              <w:left w:val="single" w:sz="4" w:space="0" w:color="auto"/>
               <w:bottom w:val="nil"/>
               <w:right w:val="nil"/>
             </w:tcBorders>
@@ -807,8 +791,8 @@
           <w:tcPr>
             <w:tcW w:w="3090" w:type="dxa"/>
             <w:tcBorders>
-              <w:top w:val="single" w:color="auto" w:sz="4" w:space="0"/>
-              <w:left w:val="single" w:color="auto" w:sz="4" w:space="0"/>
+              <w:top w:val="single" w:sz="4" w:space="0" w:color="auto"/>
+              <w:left w:val="single" w:sz="4" w:space="0" w:color="auto"/>
               <w:bottom w:val="nil"/>
               <w:right w:val="nil"/>
             </w:tcBorders>
@@ -853,8 +837,8 @@
           <w:tcPr>
             <w:tcW w:w="1824" w:type="dxa"/>
             <w:tcBorders>
-              <w:top w:val="single" w:color="auto" w:sz="4" w:space="0"/>
-              <w:left w:val="single" w:color="auto" w:sz="4" w:space="0"/>
+              <w:top w:val="single" w:sz="4" w:space="0" w:color="auto"/>
+              <w:left w:val="single" w:sz="4" w:space="0" w:color="auto"/>
               <w:bottom w:val="nil"/>
               <w:right w:val="nil"/>
             </w:tcBorders>
@@ -900,10 +884,10 @@
           <w:tcPr>
             <w:tcW w:w="1784" w:type="dxa"/>
             <w:tcBorders>
-              <w:top w:val="single" w:color="auto" w:sz="4" w:space="0"/>
-              <w:left w:val="single" w:color="auto" w:sz="4" w:space="0"/>
+              <w:top w:val="single" w:sz="4" w:space="0" w:color="auto"/>
+              <w:left w:val="single" w:sz="4" w:space="0" w:color="auto"/>
               <w:bottom w:val="nil"/>
-              <w:right w:val="single" w:color="auto" w:sz="4" w:space="0"/>
+              <w:right w:val="single" w:sz="4" w:space="0" w:color="auto"/>
             </w:tcBorders>
             <w:tcMar>
               <w:top w:w="-1" w:type="dxa"/>
@@ -945,14 +929,8 @@
       </w:tr>
       <w:tr>
         <w:tblPrEx>
-          <w:tblBorders>
-            <w:top w:val="none" w:color="auto" w:sz="0" w:space="0"/>
-            <w:left w:val="none" w:color="auto" w:sz="0" w:space="0"/>
-            <w:bottom w:val="none" w:color="auto" w:sz="0" w:space="0"/>
-            <w:right w:val="none" w:color="auto" w:sz="0" w:space="0"/>
-            <w:insideH w:val="none" w:color="auto" w:sz="0" w:space="0"/>
-            <w:insideV w:val="none" w:color="auto" w:sz="0" w:space="0"/>
-          </w:tblBorders>
+          <w:tblW w:w="8522" w:type="dxa"/>
+          <w:jc w:val="center"/>
           <w:tblCellMar>
             <w:top w:w="0" w:type="dxa"/>
             <w:left w:w="108" w:type="dxa"/>
@@ -961,7 +939,7 @@
           </w:tblCellMar>
         </w:tblPrEx>
         <w:trPr>
-          <w:trHeight w:val="0" w:hRule="atLeast"/>
+          <w:trHeight w:val="0"/>
           <w:tblHeader/>
           <w:jc w:val="center"/>
         </w:trPr>
@@ -969,9 +947,9 @@
           <w:tcPr>
             <w:tcW w:w="1824" w:type="dxa"/>
             <w:tcBorders>
-              <w:top w:val="single" w:color="auto" w:sz="4" w:space="0"/>
-              <w:left w:val="single" w:color="auto" w:sz="4" w:space="0"/>
-              <w:bottom w:val="single" w:color="auto" w:sz="4" w:space="0"/>
+              <w:top w:val="single" w:sz="4" w:space="0" w:color="auto"/>
+              <w:left w:val="single" w:sz="4" w:space="0" w:color="auto"/>
+              <w:bottom w:val="single" w:sz="4" w:space="0" w:color="auto"/>
               <w:right w:val="nil"/>
             </w:tcBorders>
             <w:shd w:val="clear" w:color="auto" w:fill="AEAAAA" w:themeFill="background2" w:themeFillShade="BF"/>
@@ -1016,9 +994,9 @@
           <w:tcPr>
             <w:tcW w:w="3090" w:type="dxa"/>
             <w:tcBorders>
-              <w:top w:val="single" w:color="auto" w:sz="4" w:space="0"/>
-              <w:left w:val="single" w:color="auto" w:sz="4" w:space="0"/>
-              <w:bottom w:val="single" w:color="auto" w:sz="4" w:space="0"/>
+              <w:top w:val="single" w:sz="4" w:space="0" w:color="auto"/>
+              <w:left w:val="single" w:sz="4" w:space="0" w:color="auto"/>
+              <w:bottom w:val="single" w:sz="4" w:space="0" w:color="auto"/>
               <w:right w:val="nil"/>
             </w:tcBorders>
             <w:tcMar>
@@ -1062,9 +1040,9 @@
           <w:tcPr>
             <w:tcW w:w="1824" w:type="dxa"/>
             <w:tcBorders>
-              <w:top w:val="single" w:color="auto" w:sz="4" w:space="0"/>
-              <w:left w:val="single" w:color="auto" w:sz="4" w:space="0"/>
-              <w:bottom w:val="single" w:color="auto" w:sz="4" w:space="0"/>
+              <w:top w:val="single" w:sz="4" w:space="0" w:color="auto"/>
+              <w:left w:val="single" w:sz="4" w:space="0" w:color="auto"/>
+              <w:bottom w:val="single" w:sz="4" w:space="0" w:color="auto"/>
               <w:right w:val="nil"/>
             </w:tcBorders>
             <w:shd w:val="clear" w:color="auto" w:fill="AEAAAA" w:themeFill="background2" w:themeFillShade="BF"/>
@@ -1109,10 +1087,10 @@
           <w:tcPr>
             <w:tcW w:w="1784" w:type="dxa"/>
             <w:tcBorders>
-              <w:top w:val="single" w:color="auto" w:sz="4" w:space="0"/>
-              <w:left w:val="single" w:color="auto" w:sz="4" w:space="0"/>
-              <w:bottom w:val="single" w:color="auto" w:sz="4" w:space="0"/>
-              <w:right w:val="single" w:color="auto" w:sz="4" w:space="0"/>
+              <w:top w:val="single" w:sz="4" w:space="0" w:color="auto"/>
+              <w:left w:val="single" w:sz="4" w:space="0" w:color="auto"/>
+              <w:bottom w:val="single" w:sz="4" w:space="0" w:color="auto"/>
+              <w:right w:val="single" w:sz="4" w:space="0" w:color="auto"/>
             </w:tcBorders>
             <w:tcMar>
               <w:top w:w="-1" w:type="dxa"/>
@@ -1184,7 +1162,7 @@
     </w:p>
     <w:p>
       <w:pPr>
-        <w:pStyle w:val="31"/>
+        <w:pStyle w:val="a1"/>
         <w:keepNext w:val="0"/>
         <w:keepLines w:val="0"/>
         <w:pageBreakBefore w:val="0"/>
@@ -1219,18 +1197,17 @@
     </w:p>
     <w:tbl>
       <w:tblPr>
-        <w:tblStyle w:val="23"/>
+        <w:tblStyle w:val="TableGrid"/>
         <w:tblW w:w="8519" w:type="dxa"/>
         <w:jc w:val="center"/>
         <w:tblBorders>
-          <w:top w:val="none" w:color="auto" w:sz="0" w:space="0"/>
-          <w:left w:val="none" w:color="auto" w:sz="0" w:space="0"/>
-          <w:bottom w:val="none" w:color="auto" w:sz="0" w:space="0"/>
-          <w:right w:val="none" w:color="auto" w:sz="0" w:space="0"/>
-          <w:insideH w:val="none" w:color="auto" w:sz="0" w:space="0"/>
-          <w:insideV w:val="none" w:color="auto" w:sz="0" w:space="0"/>
+          <w:top w:val="nil"/>
+          <w:left w:val="nil"/>
+          <w:bottom w:val="nil"/>
+          <w:right w:val="nil"/>
+          <w:insideH w:val="nil"/>
+          <w:insideV w:val="nil"/>
         </w:tblBorders>
-        <w:tblLayout w:type="autofit"/>
         <w:tblCellMar>
           <w:top w:w="0" w:type="dxa"/>
           <w:left w:w="108" w:type="dxa"/>
@@ -1247,13 +1224,15 @@
       </w:tblGrid>
       <w:tr>
         <w:tblPrEx>
+          <w:tblW w:w="8519" w:type="dxa"/>
+          <w:jc w:val="center"/>
           <w:tblBorders>
-            <w:top w:val="none" w:color="auto" w:sz="0" w:space="0"/>
-            <w:left w:val="none" w:color="auto" w:sz="0" w:space="0"/>
-            <w:bottom w:val="none" w:color="auto" w:sz="0" w:space="0"/>
-            <w:right w:val="none" w:color="auto" w:sz="0" w:space="0"/>
-            <w:insideH w:val="none" w:color="auto" w:sz="0" w:space="0"/>
-            <w:insideV w:val="none" w:color="auto" w:sz="0" w:space="0"/>
+            <w:top w:val="nil"/>
+            <w:left w:val="nil"/>
+            <w:bottom w:val="nil"/>
+            <w:right w:val="nil"/>
+            <w:insideH w:val="nil"/>
+            <w:insideV w:val="nil"/>
           </w:tblBorders>
           <w:tblCellMar>
             <w:top w:w="0" w:type="dxa"/>
@@ -1263,7 +1242,7 @@
           </w:tblCellMar>
         </w:tblPrEx>
         <w:trPr>
-          <w:trHeight w:val="0" w:hRule="atLeast"/>
+          <w:trHeight w:val="0"/>
           <w:tblHeader/>
           <w:jc w:val="center"/>
         </w:trPr>
@@ -1271,8 +1250,8 @@
           <w:tcPr>
             <w:tcW w:w="0" w:type="auto"/>
             <w:tcBorders>
-              <w:top w:val="single" w:color="auto" w:sz="12" w:space="0"/>
-              <w:left w:val="single" w:color="auto" w:sz="12" w:space="0"/>
+              <w:top w:val="single" w:sz="12" w:space="0" w:color="auto"/>
+              <w:left w:val="single" w:sz="12" w:space="0" w:color="auto"/>
               <w:bottom w:val="nil"/>
               <w:right w:val="nil"/>
             </w:tcBorders>
@@ -1300,12 +1279,12 @@
               <w:adjustRightInd w:val="0"/>
               <w:snapToGrid w:val="0"/>
               <w:spacing w:line="240" w:lineRule="auto"/>
-              <w:ind w:left="0" w:leftChars="0" w:right="0" w:rightChars="0" w:firstLine="0" w:firstLineChars="0"/>
+              <w:ind w:left="0" w:right="0" w:firstLine="0" w:leftChars="0" w:rightChars="0" w:firstLineChars="0"/>
               <w:jc w:val="center"/>
               <w:textAlignment w:val="baseline"/>
               <w:rPr>
-                <w:rStyle w:val="25"/>
-                <w:rFonts w:hint="default" w:ascii="微软雅黑" w:hAnsi="微软雅黑" w:eastAsia="微软雅黑" w:cs="微软雅黑"/>
+                <w:rStyle w:val="Strong"/>
+                <w:rFonts w:ascii="微软雅黑" w:eastAsia="微软雅黑" w:hAnsi="微软雅黑" w:cs="微软雅黑" w:hint="default"/>
                 <w:b/>
                 <w:bCs/>
                 <w:i w:val="0"/>
@@ -1323,8 +1302,8 @@
             </w:pPr>
             <w:r>
               <w:rPr>
-                <w:rStyle w:val="25"/>
-                <w:rFonts w:hint="eastAsia" w:ascii="微软雅黑" w:hAnsi="微软雅黑" w:eastAsia="微软雅黑" w:cs="微软雅黑"/>
+                <w:rStyle w:val="Strong"/>
+                <w:rFonts w:ascii="微软雅黑" w:eastAsia="微软雅黑" w:hAnsi="微软雅黑" w:cs="微软雅黑" w:hint="eastAsia"/>
                 <w:b/>
                 <w:bCs/>
                 <w:i w:val="0"/>
@@ -1347,8 +1326,8 @@
           <w:tcPr>
             <w:tcW w:w="0" w:type="auto"/>
             <w:tcBorders>
-              <w:top w:val="single" w:color="auto" w:sz="12" w:space="0"/>
-              <w:left w:val="single" w:color="auto" w:sz="4" w:space="0"/>
+              <w:top w:val="single" w:sz="12" w:space="0" w:color="auto"/>
+              <w:left w:val="single" w:sz="4" w:space="0" w:color="auto"/>
               <w:bottom w:val="nil"/>
               <w:right w:val="nil"/>
             </w:tcBorders>
@@ -1376,12 +1355,12 @@
               <w:adjustRightInd w:val="0"/>
               <w:snapToGrid w:val="0"/>
               <w:spacing w:line="240" w:lineRule="auto"/>
-              <w:ind w:left="0" w:leftChars="0" w:right="0" w:rightChars="0" w:firstLine="0" w:firstLineChars="0"/>
+              <w:ind w:left="0" w:right="0" w:firstLine="0" w:leftChars="0" w:rightChars="0" w:firstLineChars="0"/>
               <w:jc w:val="center"/>
               <w:textAlignment w:val="baseline"/>
               <w:rPr>
-                <w:rStyle w:val="25"/>
-                <w:rFonts w:hint="default" w:ascii="微软雅黑" w:hAnsi="微软雅黑" w:eastAsia="微软雅黑" w:cs="微软雅黑"/>
+                <w:rStyle w:val="Strong"/>
+                <w:rFonts w:ascii="微软雅黑" w:eastAsia="微软雅黑" w:hAnsi="微软雅黑" w:cs="微软雅黑" w:hint="default"/>
                 <w:b/>
                 <w:bCs/>
                 <w:i w:val="0"/>
@@ -1399,8 +1378,8 @@
             </w:pPr>
             <w:r>
               <w:rPr>
-                <w:rStyle w:val="25"/>
-                <w:rFonts w:hint="eastAsia" w:ascii="微软雅黑" w:hAnsi="微软雅黑" w:eastAsia="微软雅黑" w:cs="微软雅黑"/>
+                <w:rStyle w:val="Strong"/>
+                <w:rFonts w:ascii="微软雅黑" w:eastAsia="微软雅黑" w:hAnsi="微软雅黑" w:cs="微软雅黑" w:hint="eastAsia"/>
                 <w:b/>
                 <w:bCs/>
                 <w:i w:val="0"/>
@@ -1423,8 +1402,8 @@
           <w:tcPr>
             <w:tcW w:w="0" w:type="auto"/>
             <w:tcBorders>
-              <w:top w:val="single" w:color="auto" w:sz="12" w:space="0"/>
-              <w:left w:val="single" w:color="auto" w:sz="4" w:space="0"/>
+              <w:top w:val="single" w:sz="12" w:space="0" w:color="auto"/>
+              <w:left w:val="single" w:sz="4" w:space="0" w:color="auto"/>
               <w:bottom w:val="nil"/>
               <w:right w:val="nil"/>
             </w:tcBorders>
@@ -1452,12 +1431,12 @@
               <w:adjustRightInd w:val="0"/>
               <w:snapToGrid w:val="0"/>
               <w:spacing w:line="240" w:lineRule="auto"/>
-              <w:ind w:left="0" w:leftChars="0" w:right="0" w:rightChars="0" w:firstLine="0" w:firstLineChars="0"/>
+              <w:ind w:left="0" w:right="0" w:firstLine="0" w:leftChars="0" w:rightChars="0" w:firstLineChars="0"/>
               <w:jc w:val="center"/>
               <w:textAlignment w:val="baseline"/>
               <w:rPr>
-                <w:rStyle w:val="25"/>
-                <w:rFonts w:hint="default" w:ascii="微软雅黑" w:hAnsi="微软雅黑" w:eastAsia="微软雅黑" w:cs="微软雅黑"/>
+                <w:rStyle w:val="Strong"/>
+                <w:rFonts w:ascii="微软雅黑" w:eastAsia="微软雅黑" w:hAnsi="微软雅黑" w:cs="微软雅黑" w:hint="default"/>
                 <w:b/>
                 <w:bCs/>
                 <w:i w:val="0"/>
@@ -1475,8 +1454,8 @@
             </w:pPr>
             <w:r>
               <w:rPr>
-                <w:rStyle w:val="25"/>
-                <w:rFonts w:hint="eastAsia" w:ascii="微软雅黑" w:hAnsi="微软雅黑" w:eastAsia="微软雅黑" w:cs="微软雅黑"/>
+                <w:rStyle w:val="Strong"/>
+                <w:rFonts w:ascii="微软雅黑" w:eastAsia="微软雅黑" w:hAnsi="微软雅黑" w:cs="微软雅黑" w:hint="eastAsia"/>
                 <w:b/>
                 <w:bCs/>
                 <w:i w:val="0"/>
@@ -1499,8 +1478,8 @@
           <w:tcPr>
             <w:tcW w:w="0" w:type="auto"/>
             <w:tcBorders>
-              <w:top w:val="single" w:color="auto" w:sz="12" w:space="0"/>
-              <w:left w:val="single" w:color="auto" w:sz="4" w:space="0"/>
+              <w:top w:val="single" w:sz="12" w:space="0" w:color="auto"/>
+              <w:left w:val="single" w:sz="4" w:space="0" w:color="auto"/>
               <w:bottom w:val="nil"/>
               <w:right w:val="nil"/>
             </w:tcBorders>
@@ -1528,12 +1507,12 @@
               <w:adjustRightInd w:val="0"/>
               <w:snapToGrid w:val="0"/>
               <w:spacing w:line="240" w:lineRule="auto"/>
-              <w:ind w:left="0" w:leftChars="0" w:right="0" w:rightChars="0" w:firstLine="0" w:firstLineChars="0"/>
+              <w:ind w:left="0" w:right="0" w:firstLine="0" w:leftChars="0" w:rightChars="0" w:firstLineChars="0"/>
               <w:jc w:val="center"/>
               <w:textAlignment w:val="baseline"/>
               <w:rPr>
-                <w:rStyle w:val="25"/>
-                <w:rFonts w:hint="default" w:ascii="微软雅黑" w:hAnsi="微软雅黑" w:eastAsia="微软雅黑" w:cs="微软雅黑"/>
+                <w:rStyle w:val="Strong"/>
+                <w:rFonts w:ascii="微软雅黑" w:eastAsia="微软雅黑" w:hAnsi="微软雅黑" w:cs="微软雅黑" w:hint="default"/>
                 <w:b/>
                 <w:bCs/>
                 <w:i w:val="0"/>
@@ -1551,8 +1530,8 @@
             </w:pPr>
             <w:r>
               <w:rPr>
-                <w:rStyle w:val="25"/>
-                <w:rFonts w:hint="eastAsia" w:ascii="微软雅黑" w:hAnsi="微软雅黑" w:eastAsia="微软雅黑" w:cs="微软雅黑"/>
+                <w:rStyle w:val="Strong"/>
+                <w:rFonts w:ascii="微软雅黑" w:eastAsia="微软雅黑" w:hAnsi="微软雅黑" w:cs="微软雅黑" w:hint="eastAsia"/>
                 <w:b/>
                 <w:bCs/>
                 <w:i w:val="0"/>
@@ -1575,10 +1554,10 @@
           <w:tcPr>
             <w:tcW w:w="1205" w:type="dxa"/>
             <w:tcBorders>
-              <w:top w:val="single" w:color="auto" w:sz="12" w:space="0"/>
-              <w:left w:val="single" w:color="auto" w:sz="4" w:space="0"/>
+              <w:top w:val="single" w:sz="12" w:space="0" w:color="auto"/>
+              <w:left w:val="single" w:sz="4" w:space="0" w:color="auto"/>
               <w:bottom w:val="nil"/>
-              <w:right w:val="single" w:color="auto" w:sz="12" w:space="0"/>
+              <w:right w:val="single" w:sz="12" w:space="0" w:color="auto"/>
             </w:tcBorders>
             <w:tcMar>
               <w:top w:w="-1" w:type="dxa"/>
@@ -1604,12 +1583,12 @@
               <w:adjustRightInd w:val="0"/>
               <w:snapToGrid w:val="0"/>
               <w:spacing w:line="240" w:lineRule="auto"/>
-              <w:ind w:left="0" w:leftChars="0" w:right="0" w:rightChars="0" w:firstLine="0" w:firstLineChars="0"/>
+              <w:ind w:left="0" w:right="0" w:firstLine="0" w:leftChars="0" w:rightChars="0" w:firstLineChars="0"/>
               <w:jc w:val="center"/>
               <w:textAlignment w:val="baseline"/>
               <w:rPr>
-                <w:rStyle w:val="25"/>
-                <w:rFonts w:hint="default" w:ascii="微软雅黑" w:hAnsi="微软雅黑" w:eastAsia="微软雅黑" w:cs="微软雅黑"/>
+                <w:rStyle w:val="Strong"/>
+                <w:rFonts w:ascii="微软雅黑" w:eastAsia="微软雅黑" w:hAnsi="微软雅黑" w:cs="微软雅黑" w:hint="default"/>
                 <w:b/>
                 <w:bCs/>
                 <w:i w:val="0"/>
@@ -1627,8 +1606,8 @@
             </w:pPr>
             <w:r>
               <w:rPr>
-                <w:rStyle w:val="25"/>
-                <w:rFonts w:hint="eastAsia" w:ascii="微软雅黑" w:hAnsi="微软雅黑" w:eastAsia="微软雅黑" w:cs="微软雅黑"/>
+                <w:rStyle w:val="Strong"/>
+                <w:rFonts w:ascii="微软雅黑" w:eastAsia="微软雅黑" w:hAnsi="微软雅黑" w:cs="微软雅黑" w:hint="eastAsia"/>
                 <w:b/>
                 <w:bCs/>
                 <w:i w:val="0"/>
@@ -1650,14 +1629,8 @@
       </w:tr>
       <w:tr>
         <w:tblPrEx>
-          <w:tblBorders>
-            <w:top w:val="none" w:color="auto" w:sz="0" w:space="0"/>
-            <w:left w:val="none" w:color="auto" w:sz="0" w:space="0"/>
-            <w:bottom w:val="none" w:color="auto" w:sz="0" w:space="0"/>
-            <w:right w:val="none" w:color="auto" w:sz="0" w:space="0"/>
-            <w:insideH w:val="none" w:color="auto" w:sz="0" w:space="0"/>
-            <w:insideV w:val="none" w:color="auto" w:sz="0" w:space="0"/>
-          </w:tblBorders>
+          <w:tblW w:w="8519" w:type="dxa"/>
+          <w:jc w:val="center"/>
           <w:tblCellMar>
             <w:top w:w="0" w:type="dxa"/>
             <w:left w:w="108" w:type="dxa"/>
@@ -1666,15 +1639,15 @@
           </w:tblCellMar>
         </w:tblPrEx>
         <w:trPr>
-          <w:trHeight w:val="0" w:hRule="atLeast"/>
+          <w:trHeight w:val="0"/>
           <w:jc w:val="center"/>
         </w:trPr>
         <w:tc>
           <w:tcPr>
             <w:tcW w:w="0" w:type="auto"/>
             <w:tcBorders>
-              <w:top w:val="single" w:color="auto" w:sz="4" w:space="0"/>
-              <w:left w:val="single" w:color="auto" w:sz="12" w:space="0"/>
+              <w:top w:val="single" w:sz="4" w:space="0" w:color="auto"/>
+              <w:left w:val="single" w:sz="12" w:space="0" w:color="auto"/>
               <w:bottom w:val="nil"/>
               <w:right w:val="nil"/>
             </w:tcBorders>
@@ -1702,12 +1675,12 @@
               <w:adjustRightInd w:val="0"/>
               <w:snapToGrid w:val="0"/>
               <w:spacing w:line="240" w:lineRule="auto"/>
-              <w:ind w:left="0" w:leftChars="0" w:right="0" w:rightChars="0" w:firstLine="0" w:firstLineChars="0"/>
+              <w:ind w:left="0" w:right="0" w:firstLine="0" w:leftChars="0" w:rightChars="0" w:firstLineChars="0"/>
               <w:jc w:val="center"/>
               <w:textAlignment w:val="baseline"/>
               <w:rPr>
-                <w:rStyle w:val="25"/>
-                <w:rFonts w:hint="default" w:ascii="微软雅黑" w:hAnsi="微软雅黑" w:eastAsia="微软雅黑" w:cs="微软雅黑"/>
+                <w:rStyle w:val="Strong"/>
+                <w:rFonts w:ascii="微软雅黑" w:eastAsia="微软雅黑" w:hAnsi="微软雅黑" w:cs="微软雅黑" w:hint="default"/>
                 <w:b w:val="0"/>
                 <w:bCs/>
                 <w:i w:val="0"/>
@@ -1725,8 +1698,8 @@
             </w:pPr>
             <w:r>
               <w:rPr>
-                <w:rStyle w:val="25"/>
-                <w:rFonts w:hint="eastAsia" w:ascii="微软雅黑" w:hAnsi="微软雅黑" w:eastAsia="微软雅黑" w:cs="微软雅黑"/>
+                <w:rStyle w:val="Strong"/>
+                <w:rFonts w:ascii="微软雅黑" w:eastAsia="微软雅黑" w:hAnsi="微软雅黑" w:cs="微软雅黑" w:hint="eastAsia"/>
                 <w:b w:val="0"/>
                 <w:bCs/>
                 <w:i w:val="0"/>
@@ -1744,8 +1717,8 @@
             </w:r>
             <w:r>
               <w:rPr>
-                <w:rStyle w:val="25"/>
-                <w:rFonts w:hint="eastAsia" w:ascii="微软雅黑" w:hAnsi="微软雅黑" w:eastAsia="微软雅黑" w:cs="微软雅黑"/>
+                <w:rStyle w:val="Strong"/>
+                <w:rFonts w:ascii="微软雅黑" w:eastAsia="微软雅黑" w:hAnsi="微软雅黑" w:cs="微软雅黑" w:hint="eastAsia"/>
                 <w:b w:val="0"/>
                 <w:bCs/>
                 <w:i w:val="0"/>
@@ -1768,8 +1741,8 @@
           <w:tcPr>
             <w:tcW w:w="0" w:type="auto"/>
             <w:tcBorders>
-              <w:top w:val="single" w:color="auto" w:sz="4" w:space="0"/>
-              <w:left w:val="single" w:color="auto" w:sz="4" w:space="0"/>
+              <w:top w:val="single" w:sz="4" w:space="0" w:color="auto"/>
+              <w:left w:val="single" w:sz="4" w:space="0" w:color="auto"/>
               <w:bottom w:val="nil"/>
               <w:right w:val="nil"/>
             </w:tcBorders>
@@ -1797,12 +1770,12 @@
               <w:adjustRightInd w:val="0"/>
               <w:snapToGrid w:val="0"/>
               <w:spacing w:line="240" w:lineRule="auto"/>
-              <w:ind w:left="0" w:leftChars="0" w:right="0" w:rightChars="0" w:firstLine="0" w:firstLineChars="0"/>
+              <w:ind w:left="0" w:right="0" w:firstLine="0" w:leftChars="0" w:rightChars="0" w:firstLineChars="0"/>
               <w:jc w:val="center"/>
               <w:textAlignment w:val="baseline"/>
               <w:rPr>
-                <w:rStyle w:val="25"/>
-                <w:rFonts w:hint="default" w:ascii="微软雅黑" w:hAnsi="微软雅黑" w:eastAsia="微软雅黑" w:cs="微软雅黑"/>
+                <w:rStyle w:val="Strong"/>
+                <w:rFonts w:ascii="微软雅黑" w:eastAsia="微软雅黑" w:hAnsi="微软雅黑" w:cs="微软雅黑" w:hint="default"/>
                 <w:b w:val="0"/>
                 <w:bCs/>
                 <w:i w:val="0"/>
@@ -1820,8 +1793,8 @@
             </w:pPr>
             <w:r>
               <w:rPr>
-                <w:rStyle w:val="25"/>
-                <w:rFonts w:hint="eastAsia" w:ascii="微软雅黑" w:hAnsi="微软雅黑" w:eastAsia="微软雅黑" w:cs="微软雅黑"/>
+                <w:rStyle w:val="Strong"/>
+                <w:rFonts w:ascii="微软雅黑" w:eastAsia="微软雅黑" w:hAnsi="微软雅黑" w:cs="微软雅黑" w:hint="eastAsia"/>
                 <w:b w:val="0"/>
                 <w:bCs/>
                 <w:i w:val="0"/>
@@ -1844,8 +1817,8 @@
           <w:tcPr>
             <w:tcW w:w="0" w:type="auto"/>
             <w:tcBorders>
-              <w:top w:val="single" w:color="auto" w:sz="4" w:space="0"/>
-              <w:left w:val="single" w:color="auto" w:sz="4" w:space="0"/>
+              <w:top w:val="single" w:sz="4" w:space="0" w:color="auto"/>
+              <w:left w:val="single" w:sz="4" w:space="0" w:color="auto"/>
               <w:bottom w:val="nil"/>
               <w:right w:val="nil"/>
             </w:tcBorders>
@@ -1873,12 +1846,12 @@
               <w:adjustRightInd w:val="0"/>
               <w:snapToGrid w:val="0"/>
               <w:spacing w:line="240" w:lineRule="auto"/>
-              <w:ind w:left="0" w:leftChars="0" w:right="0" w:rightChars="0" w:firstLine="0" w:firstLineChars="0"/>
+              <w:ind w:left="0" w:right="0" w:firstLine="0" w:leftChars="0" w:rightChars="0" w:firstLineChars="0"/>
               <w:jc w:val="center"/>
               <w:textAlignment w:val="baseline"/>
               <w:rPr>
-                <w:rStyle w:val="25"/>
-                <w:rFonts w:hint="default" w:ascii="微软雅黑" w:hAnsi="微软雅黑" w:eastAsia="微软雅黑" w:cs="微软雅黑"/>
+                <w:rStyle w:val="Strong"/>
+                <w:rFonts w:ascii="微软雅黑" w:eastAsia="微软雅黑" w:hAnsi="微软雅黑" w:cs="微软雅黑" w:hint="default"/>
                 <w:b w:val="0"/>
                 <w:bCs/>
                 <w:i w:val="0"/>
@@ -1896,8 +1869,8 @@
             </w:pPr>
             <w:r>
               <w:rPr>
-                <w:rStyle w:val="25"/>
-                <w:rFonts w:hint="eastAsia" w:ascii="微软雅黑" w:hAnsi="微软雅黑" w:eastAsia="微软雅黑" w:cs="微软雅黑"/>
+                <w:rStyle w:val="Strong"/>
+                <w:rFonts w:ascii="微软雅黑" w:eastAsia="微软雅黑" w:hAnsi="微软雅黑" w:cs="微软雅黑" w:hint="eastAsia"/>
                 <w:b w:val="0"/>
                 <w:bCs/>
                 <w:i w:val="0"/>
@@ -1920,8 +1893,8 @@
           <w:tcPr>
             <w:tcW w:w="0" w:type="auto"/>
             <w:tcBorders>
-              <w:top w:val="single" w:color="auto" w:sz="4" w:space="0"/>
-              <w:left w:val="single" w:color="auto" w:sz="4" w:space="0"/>
+              <w:top w:val="single" w:sz="4" w:space="0" w:color="auto"/>
+              <w:left w:val="single" w:sz="4" w:space="0" w:color="auto"/>
               <w:bottom w:val="nil"/>
               <w:right w:val="nil"/>
             </w:tcBorders>
@@ -1949,12 +1922,12 @@
               <w:adjustRightInd w:val="0"/>
               <w:snapToGrid w:val="0"/>
               <w:spacing w:line="240" w:lineRule="auto"/>
-              <w:ind w:left="0" w:leftChars="0" w:right="0" w:rightChars="0" w:firstLine="0" w:firstLineChars="0"/>
+              <w:ind w:left="0" w:right="0" w:firstLine="0" w:leftChars="0" w:rightChars="0" w:firstLineChars="0"/>
               <w:jc w:val="center"/>
               <w:textAlignment w:val="baseline"/>
               <w:rPr>
-                <w:rStyle w:val="25"/>
-                <w:rFonts w:hint="default" w:ascii="微软雅黑" w:hAnsi="微软雅黑" w:eastAsia="微软雅黑" w:cs="微软雅黑"/>
+                <w:rStyle w:val="Strong"/>
+                <w:rFonts w:ascii="微软雅黑" w:eastAsia="微软雅黑" w:hAnsi="微软雅黑" w:cs="微软雅黑" w:hint="default"/>
                 <w:b w:val="0"/>
                 <w:bCs/>
                 <w:i w:val="0"/>
@@ -1972,8 +1945,8 @@
             </w:pPr>
             <w:r>
               <w:rPr>
-                <w:rStyle w:val="25"/>
-                <w:rFonts w:hint="eastAsia" w:ascii="微软雅黑" w:hAnsi="微软雅黑" w:eastAsia="微软雅黑" w:cs="微软雅黑"/>
+                <w:rStyle w:val="Strong"/>
+                <w:rFonts w:ascii="微软雅黑" w:eastAsia="微软雅黑" w:hAnsi="微软雅黑" w:cs="微软雅黑" w:hint="eastAsia"/>
                 <w:b w:val="0"/>
                 <w:bCs/>
                 <w:i w:val="0"/>
@@ -1996,10 +1969,10 @@
           <w:tcPr>
             <w:tcW w:w="1205" w:type="dxa"/>
             <w:tcBorders>
-              <w:top w:val="single" w:color="auto" w:sz="4" w:space="0"/>
-              <w:left w:val="single" w:color="auto" w:sz="4" w:space="0"/>
+              <w:top w:val="single" w:sz="4" w:space="0" w:color="auto"/>
+              <w:left w:val="single" w:sz="4" w:space="0" w:color="auto"/>
               <w:bottom w:val="nil"/>
-              <w:right w:val="single" w:color="auto" w:sz="12" w:space="0"/>
+              <w:right w:val="single" w:sz="12" w:space="0" w:color="auto"/>
             </w:tcBorders>
             <w:tcMar>
               <w:top w:w="-1" w:type="dxa"/>
@@ -2025,12 +1998,12 @@
               <w:adjustRightInd w:val="0"/>
               <w:snapToGrid w:val="0"/>
               <w:spacing w:line="240" w:lineRule="auto"/>
-              <w:ind w:left="0" w:leftChars="0" w:right="0" w:rightChars="0" w:firstLine="0" w:firstLineChars="0"/>
+              <w:ind w:left="0" w:right="0" w:firstLine="0" w:leftChars="0" w:rightChars="0" w:firstLineChars="0"/>
               <w:jc w:val="center"/>
               <w:textAlignment w:val="baseline"/>
               <w:rPr>
-                <w:rStyle w:val="25"/>
-                <w:rFonts w:hint="default" w:ascii="微软雅黑" w:hAnsi="微软雅黑" w:eastAsia="微软雅黑" w:cs="微软雅黑"/>
+                <w:rStyle w:val="Strong"/>
+                <w:rFonts w:ascii="微软雅黑" w:eastAsia="微软雅黑" w:hAnsi="微软雅黑" w:cs="微软雅黑" w:hint="default"/>
                 <w:b w:val="0"/>
                 <w:bCs/>
                 <w:i w:val="0"/>
@@ -2051,14 +2024,8 @@
       </w:tr>
       <w:tr>
         <w:tblPrEx>
-          <w:tblBorders>
-            <w:top w:val="none" w:color="auto" w:sz="0" w:space="0"/>
-            <w:left w:val="none" w:color="auto" w:sz="0" w:space="0"/>
-            <w:bottom w:val="none" w:color="auto" w:sz="0" w:space="0"/>
-            <w:right w:val="none" w:color="auto" w:sz="0" w:space="0"/>
-            <w:insideH w:val="none" w:color="auto" w:sz="0" w:space="0"/>
-            <w:insideV w:val="none" w:color="auto" w:sz="0" w:space="0"/>
-          </w:tblBorders>
+          <w:tblW w:w="8519" w:type="dxa"/>
+          <w:jc w:val="center"/>
           <w:tblCellMar>
             <w:top w:w="0" w:type="dxa"/>
             <w:left w:w="108" w:type="dxa"/>
@@ -2067,15 +2034,15 @@
           </w:tblCellMar>
         </w:tblPrEx>
         <w:trPr>
-          <w:trHeight w:val="0" w:hRule="atLeast"/>
+          <w:trHeight w:val="0"/>
           <w:jc w:val="center"/>
         </w:trPr>
         <w:tc>
           <w:tcPr>
             <w:tcW w:w="0" w:type="auto"/>
             <w:tcBorders>
-              <w:top w:val="single" w:color="auto" w:sz="4" w:space="0"/>
-              <w:left w:val="single" w:color="auto" w:sz="12" w:space="0"/>
+              <w:top w:val="single" w:sz="4" w:space="0" w:color="auto"/>
+              <w:left w:val="single" w:sz="12" w:space="0" w:color="auto"/>
               <w:bottom w:val="nil"/>
               <w:right w:val="nil"/>
             </w:tcBorders>
@@ -2103,12 +2070,12 @@
               <w:adjustRightInd w:val="0"/>
               <w:snapToGrid w:val="0"/>
               <w:spacing w:line="240" w:lineRule="auto"/>
-              <w:ind w:left="0" w:leftChars="0" w:right="0" w:rightChars="0" w:firstLine="0" w:firstLineChars="0"/>
+              <w:ind w:left="0" w:right="0" w:firstLine="0" w:leftChars="0" w:rightChars="0" w:firstLineChars="0"/>
               <w:jc w:val="center"/>
               <w:textAlignment w:val="baseline"/>
               <w:rPr>
-                <w:rStyle w:val="25"/>
-                <w:rFonts w:hint="default" w:ascii="微软雅黑" w:hAnsi="微软雅黑" w:eastAsia="微软雅黑" w:cs="微软雅黑"/>
+                <w:rStyle w:val="Strong"/>
+                <w:rFonts w:ascii="微软雅黑" w:eastAsia="微软雅黑" w:hAnsi="微软雅黑" w:cs="微软雅黑" w:hint="default"/>
                 <w:b w:val="0"/>
                 <w:bCs/>
                 <w:i w:val="0"/>
@@ -2130,8 +2097,8 @@
           <w:tcPr>
             <w:tcW w:w="0" w:type="auto"/>
             <w:tcBorders>
-              <w:top w:val="single" w:color="auto" w:sz="4" w:space="0"/>
-              <w:left w:val="single" w:color="auto" w:sz="4" w:space="0"/>
+              <w:top w:val="single" w:sz="4" w:space="0" w:color="auto"/>
+              <w:left w:val="single" w:sz="4" w:space="0" w:color="auto"/>
               <w:bottom w:val="nil"/>
               <w:right w:val="nil"/>
             </w:tcBorders>
@@ -2159,12 +2126,12 @@
               <w:adjustRightInd w:val="0"/>
               <w:snapToGrid w:val="0"/>
               <w:spacing w:line="240" w:lineRule="auto"/>
-              <w:ind w:left="0" w:leftChars="0" w:right="0" w:rightChars="0" w:firstLine="0" w:firstLineChars="0"/>
+              <w:ind w:left="0" w:right="0" w:firstLine="0" w:leftChars="0" w:rightChars="0" w:firstLineChars="0"/>
               <w:jc w:val="center"/>
               <w:textAlignment w:val="baseline"/>
               <w:rPr>
-                <w:rStyle w:val="25"/>
-                <w:rFonts w:hint="default" w:ascii="微软雅黑" w:hAnsi="微软雅黑" w:eastAsia="微软雅黑" w:cs="微软雅黑"/>
+                <w:rStyle w:val="Strong"/>
+                <w:rFonts w:ascii="微软雅黑" w:eastAsia="微软雅黑" w:hAnsi="微软雅黑" w:cs="微软雅黑" w:hint="default"/>
                 <w:b w:val="0"/>
                 <w:bCs/>
                 <w:i w:val="0"/>
@@ -2186,8 +2153,8 @@
           <w:tcPr>
             <w:tcW w:w="0" w:type="auto"/>
             <w:tcBorders>
-              <w:top w:val="single" w:color="auto" w:sz="4" w:space="0"/>
-              <w:left w:val="single" w:color="auto" w:sz="4" w:space="0"/>
+              <w:top w:val="single" w:sz="4" w:space="0" w:color="auto"/>
+              <w:left w:val="single" w:sz="4" w:space="0" w:color="auto"/>
               <w:bottom w:val="nil"/>
               <w:right w:val="nil"/>
             </w:tcBorders>
@@ -2215,12 +2182,12 @@
               <w:adjustRightInd w:val="0"/>
               <w:snapToGrid w:val="0"/>
               <w:spacing w:line="240" w:lineRule="auto"/>
-              <w:ind w:left="0" w:leftChars="0" w:right="0" w:rightChars="0" w:firstLine="0" w:firstLineChars="0"/>
+              <w:ind w:left="0" w:right="0" w:firstLine="0" w:leftChars="0" w:rightChars="0" w:firstLineChars="0"/>
               <w:jc w:val="center"/>
               <w:textAlignment w:val="baseline"/>
               <w:rPr>
-                <w:rStyle w:val="25"/>
-                <w:rFonts w:hint="default" w:ascii="微软雅黑" w:hAnsi="微软雅黑" w:eastAsia="微软雅黑" w:cs="微软雅黑"/>
+                <w:rStyle w:val="Strong"/>
+                <w:rFonts w:ascii="微软雅黑" w:eastAsia="微软雅黑" w:hAnsi="微软雅黑" w:cs="微软雅黑" w:hint="default"/>
                 <w:b w:val="0"/>
                 <w:bCs/>
                 <w:i w:val="0"/>
@@ -2242,8 +2209,8 @@
           <w:tcPr>
             <w:tcW w:w="0" w:type="auto"/>
             <w:tcBorders>
-              <w:top w:val="single" w:color="auto" w:sz="4" w:space="0"/>
-              <w:left w:val="single" w:color="auto" w:sz="4" w:space="0"/>
+              <w:top w:val="single" w:sz="4" w:space="0" w:color="auto"/>
+              <w:left w:val="single" w:sz="4" w:space="0" w:color="auto"/>
               <w:bottom w:val="nil"/>
               <w:right w:val="nil"/>
             </w:tcBorders>
@@ -2271,12 +2238,12 @@
               <w:adjustRightInd w:val="0"/>
               <w:snapToGrid w:val="0"/>
               <w:spacing w:line="240" w:lineRule="auto"/>
-              <w:ind w:left="0" w:leftChars="0" w:right="0" w:rightChars="0" w:firstLine="0" w:firstLineChars="0"/>
+              <w:ind w:left="0" w:right="0" w:firstLine="0" w:leftChars="0" w:rightChars="0" w:firstLineChars="0"/>
               <w:jc w:val="center"/>
               <w:textAlignment w:val="baseline"/>
               <w:rPr>
-                <w:rStyle w:val="25"/>
-                <w:rFonts w:hint="default" w:ascii="微软雅黑" w:hAnsi="微软雅黑" w:eastAsia="微软雅黑" w:cs="微软雅黑"/>
+                <w:rStyle w:val="Strong"/>
+                <w:rFonts w:ascii="微软雅黑" w:eastAsia="微软雅黑" w:hAnsi="微软雅黑" w:cs="微软雅黑" w:hint="default"/>
                 <w:b w:val="0"/>
                 <w:bCs/>
                 <w:i w:val="0"/>
@@ -2298,10 +2265,10 @@
           <w:tcPr>
             <w:tcW w:w="1205" w:type="dxa"/>
             <w:tcBorders>
-              <w:top w:val="single" w:color="auto" w:sz="4" w:space="0"/>
-              <w:left w:val="single" w:color="auto" w:sz="4" w:space="0"/>
+              <w:top w:val="single" w:sz="4" w:space="0" w:color="auto"/>
+              <w:left w:val="single" w:sz="4" w:space="0" w:color="auto"/>
               <w:bottom w:val="nil"/>
-              <w:right w:val="single" w:color="auto" w:sz="12" w:space="0"/>
+              <w:right w:val="single" w:sz="12" w:space="0" w:color="auto"/>
             </w:tcBorders>
             <w:tcMar>
               <w:top w:w="-1" w:type="dxa"/>
@@ -2327,12 +2294,12 @@
               <w:adjustRightInd w:val="0"/>
               <w:snapToGrid w:val="0"/>
               <w:spacing w:line="240" w:lineRule="auto"/>
-              <w:ind w:left="0" w:leftChars="0" w:right="0" w:rightChars="0" w:firstLine="0" w:firstLineChars="0"/>
+              <w:ind w:left="0" w:right="0" w:firstLine="0" w:leftChars="0" w:rightChars="0" w:firstLineChars="0"/>
               <w:jc w:val="center"/>
               <w:textAlignment w:val="baseline"/>
               <w:rPr>
-                <w:rStyle w:val="25"/>
-                <w:rFonts w:hint="default" w:ascii="微软雅黑" w:hAnsi="微软雅黑" w:eastAsia="微软雅黑" w:cs="微软雅黑"/>
+                <w:rStyle w:val="Strong"/>
+                <w:rFonts w:ascii="微软雅黑" w:eastAsia="微软雅黑" w:hAnsi="微软雅黑" w:cs="微软雅黑" w:hint="default"/>
                 <w:b w:val="0"/>
                 <w:bCs/>
                 <w:i w:val="0"/>
@@ -2353,14 +2320,8 @@
       </w:tr>
       <w:tr>
         <w:tblPrEx>
-          <w:tblBorders>
-            <w:top w:val="none" w:color="auto" w:sz="0" w:space="0"/>
-            <w:left w:val="none" w:color="auto" w:sz="0" w:space="0"/>
-            <w:bottom w:val="none" w:color="auto" w:sz="0" w:space="0"/>
-            <w:right w:val="none" w:color="auto" w:sz="0" w:space="0"/>
-            <w:insideH w:val="none" w:color="auto" w:sz="0" w:space="0"/>
-            <w:insideV w:val="none" w:color="auto" w:sz="0" w:space="0"/>
-          </w:tblBorders>
+          <w:tblW w:w="8519" w:type="dxa"/>
+          <w:jc w:val="center"/>
           <w:tblCellMar>
             <w:top w:w="0" w:type="dxa"/>
             <w:left w:w="108" w:type="dxa"/>
@@ -2369,15 +2330,15 @@
           </w:tblCellMar>
         </w:tblPrEx>
         <w:trPr>
-          <w:trHeight w:val="0" w:hRule="atLeast"/>
+          <w:trHeight w:val="0"/>
           <w:jc w:val="center"/>
         </w:trPr>
         <w:tc>
           <w:tcPr>
             <w:tcW w:w="0" w:type="auto"/>
             <w:tcBorders>
-              <w:top w:val="single" w:color="auto" w:sz="4" w:space="0"/>
-              <w:left w:val="single" w:color="auto" w:sz="12" w:space="0"/>
+              <w:top w:val="single" w:sz="4" w:space="0" w:color="auto"/>
+              <w:left w:val="single" w:sz="12" w:space="0" w:color="auto"/>
               <w:bottom w:val="nil"/>
               <w:right w:val="nil"/>
             </w:tcBorders>
@@ -2405,12 +2366,12 @@
               <w:adjustRightInd w:val="0"/>
               <w:snapToGrid w:val="0"/>
               <w:spacing w:line="240" w:lineRule="auto"/>
-              <w:ind w:left="0" w:leftChars="0" w:right="0" w:rightChars="0" w:firstLine="0" w:firstLineChars="0"/>
+              <w:ind w:left="0" w:right="0" w:firstLine="0" w:leftChars="0" w:rightChars="0" w:firstLineChars="0"/>
               <w:jc w:val="center"/>
               <w:textAlignment w:val="baseline"/>
               <w:rPr>
-                <w:rStyle w:val="25"/>
-                <w:rFonts w:hint="default" w:ascii="微软雅黑" w:hAnsi="微软雅黑" w:eastAsia="微软雅黑" w:cs="微软雅黑"/>
+                <w:rStyle w:val="Strong"/>
+                <w:rFonts w:ascii="微软雅黑" w:eastAsia="微软雅黑" w:hAnsi="微软雅黑" w:cs="微软雅黑" w:hint="default"/>
                 <w:b w:val="0"/>
                 <w:bCs/>
                 <w:i w:val="0"/>
@@ -2432,8 +2393,8 @@
           <w:tcPr>
             <w:tcW w:w="0" w:type="auto"/>
             <w:tcBorders>
-              <w:top w:val="single" w:color="auto" w:sz="4" w:space="0"/>
-              <w:left w:val="single" w:color="auto" w:sz="4" w:space="0"/>
+              <w:top w:val="single" w:sz="4" w:space="0" w:color="auto"/>
+              <w:left w:val="single" w:sz="4" w:space="0" w:color="auto"/>
               <w:bottom w:val="nil"/>
               <w:right w:val="nil"/>
             </w:tcBorders>
@@ -2461,12 +2422,12 @@
               <w:adjustRightInd w:val="0"/>
               <w:snapToGrid w:val="0"/>
               <w:spacing w:line="240" w:lineRule="auto"/>
-              <w:ind w:left="0" w:leftChars="0" w:right="0" w:rightChars="0" w:firstLine="0" w:firstLineChars="0"/>
+              <w:ind w:left="0" w:right="0" w:firstLine="0" w:leftChars="0" w:rightChars="0" w:firstLineChars="0"/>
               <w:jc w:val="center"/>
               <w:textAlignment w:val="baseline"/>
               <w:rPr>
-                <w:rStyle w:val="25"/>
-                <w:rFonts w:hint="default" w:ascii="微软雅黑" w:hAnsi="微软雅黑" w:eastAsia="微软雅黑" w:cs="微软雅黑"/>
+                <w:rStyle w:val="Strong"/>
+                <w:rFonts w:ascii="微软雅黑" w:eastAsia="微软雅黑" w:hAnsi="微软雅黑" w:cs="微软雅黑" w:hint="default"/>
                 <w:b w:val="0"/>
                 <w:bCs/>
                 <w:i w:val="0"/>
@@ -2488,8 +2449,8 @@
           <w:tcPr>
             <w:tcW w:w="0" w:type="auto"/>
             <w:tcBorders>
-              <w:top w:val="single" w:color="auto" w:sz="4" w:space="0"/>
-              <w:left w:val="single" w:color="auto" w:sz="4" w:space="0"/>
+              <w:top w:val="single" w:sz="4" w:space="0" w:color="auto"/>
+              <w:left w:val="single" w:sz="4" w:space="0" w:color="auto"/>
               <w:bottom w:val="nil"/>
               <w:right w:val="nil"/>
             </w:tcBorders>
@@ -2517,12 +2478,12 @@
               <w:adjustRightInd w:val="0"/>
               <w:snapToGrid w:val="0"/>
               <w:spacing w:line="240" w:lineRule="auto"/>
-              <w:ind w:left="0" w:leftChars="0" w:right="0" w:rightChars="0" w:firstLine="0" w:firstLineChars="0"/>
+              <w:ind w:left="0" w:right="0" w:firstLine="0" w:leftChars="0" w:rightChars="0" w:firstLineChars="0"/>
               <w:jc w:val="center"/>
               <w:textAlignment w:val="baseline"/>
               <w:rPr>
-                <w:rStyle w:val="25"/>
-                <w:rFonts w:hint="default" w:ascii="微软雅黑" w:hAnsi="微软雅黑" w:eastAsia="微软雅黑" w:cs="微软雅黑"/>
+                <w:rStyle w:val="Strong"/>
+                <w:rFonts w:ascii="微软雅黑" w:eastAsia="微软雅黑" w:hAnsi="微软雅黑" w:cs="微软雅黑" w:hint="default"/>
                 <w:b w:val="0"/>
                 <w:bCs/>
                 <w:i w:val="0"/>
@@ -2544,8 +2505,8 @@
           <w:tcPr>
             <w:tcW w:w="0" w:type="auto"/>
             <w:tcBorders>
-              <w:top w:val="single" w:color="auto" w:sz="4" w:space="0"/>
-              <w:left w:val="single" w:color="auto" w:sz="4" w:space="0"/>
+              <w:top w:val="single" w:sz="4" w:space="0" w:color="auto"/>
+              <w:left w:val="single" w:sz="4" w:space="0" w:color="auto"/>
               <w:bottom w:val="nil"/>
               <w:right w:val="nil"/>
             </w:tcBorders>
@@ -2573,12 +2534,12 @@
               <w:adjustRightInd w:val="0"/>
               <w:snapToGrid w:val="0"/>
               <w:spacing w:line="240" w:lineRule="auto"/>
-              <w:ind w:left="0" w:leftChars="0" w:right="0" w:rightChars="0" w:firstLine="0" w:firstLineChars="0"/>
+              <w:ind w:left="0" w:right="0" w:firstLine="0" w:leftChars="0" w:rightChars="0" w:firstLineChars="0"/>
               <w:jc w:val="center"/>
               <w:textAlignment w:val="baseline"/>
               <w:rPr>
-                <w:rStyle w:val="25"/>
-                <w:rFonts w:hint="default" w:ascii="微软雅黑" w:hAnsi="微软雅黑" w:eastAsia="微软雅黑" w:cs="微软雅黑"/>
+                <w:rStyle w:val="Strong"/>
+                <w:rFonts w:ascii="微软雅黑" w:eastAsia="微软雅黑" w:hAnsi="微软雅黑" w:cs="微软雅黑" w:hint="default"/>
                 <w:b w:val="0"/>
                 <w:bCs/>
                 <w:i w:val="0"/>
@@ -2600,10 +2561,10 @@
           <w:tcPr>
             <w:tcW w:w="1205" w:type="dxa"/>
             <w:tcBorders>
-              <w:top w:val="single" w:color="auto" w:sz="4" w:space="0"/>
-              <w:left w:val="single" w:color="auto" w:sz="4" w:space="0"/>
+              <w:top w:val="single" w:sz="4" w:space="0" w:color="auto"/>
+              <w:left w:val="single" w:sz="4" w:space="0" w:color="auto"/>
               <w:bottom w:val="nil"/>
-              <w:right w:val="single" w:color="auto" w:sz="12" w:space="0"/>
+              <w:right w:val="single" w:sz="12" w:space="0" w:color="auto"/>
             </w:tcBorders>
             <w:tcMar>
               <w:top w:w="-1" w:type="dxa"/>
@@ -2629,12 +2590,12 @@
               <w:adjustRightInd w:val="0"/>
               <w:snapToGrid w:val="0"/>
               <w:spacing w:line="240" w:lineRule="auto"/>
-              <w:ind w:left="0" w:leftChars="0" w:right="0" w:rightChars="0" w:firstLine="0" w:firstLineChars="0"/>
+              <w:ind w:left="0" w:right="0" w:firstLine="0" w:leftChars="0" w:rightChars="0" w:firstLineChars="0"/>
               <w:jc w:val="center"/>
               <w:textAlignment w:val="baseline"/>
               <w:rPr>
-                <w:rStyle w:val="25"/>
-                <w:rFonts w:hint="default" w:ascii="微软雅黑" w:hAnsi="微软雅黑" w:eastAsia="微软雅黑" w:cs="微软雅黑"/>
+                <w:rStyle w:val="Strong"/>
+                <w:rFonts w:ascii="微软雅黑" w:eastAsia="微软雅黑" w:hAnsi="微软雅黑" w:cs="微软雅黑" w:hint="default"/>
                 <w:b w:val="0"/>
                 <w:bCs/>
                 <w:i w:val="0"/>
@@ -2655,14 +2616,8 @@
       </w:tr>
       <w:tr>
         <w:tblPrEx>
-          <w:tblBorders>
-            <w:top w:val="none" w:color="auto" w:sz="0" w:space="0"/>
-            <w:left w:val="none" w:color="auto" w:sz="0" w:space="0"/>
-            <w:bottom w:val="none" w:color="auto" w:sz="0" w:space="0"/>
-            <w:right w:val="none" w:color="auto" w:sz="0" w:space="0"/>
-            <w:insideH w:val="none" w:color="auto" w:sz="0" w:space="0"/>
-            <w:insideV w:val="none" w:color="auto" w:sz="0" w:space="0"/>
-          </w:tblBorders>
+          <w:tblW w:w="8519" w:type="dxa"/>
+          <w:jc w:val="center"/>
           <w:tblCellMar>
             <w:top w:w="0" w:type="dxa"/>
             <w:left w:w="108" w:type="dxa"/>
@@ -2671,16 +2626,16 @@
           </w:tblCellMar>
         </w:tblPrEx>
         <w:trPr>
-          <w:trHeight w:val="0" w:hRule="atLeast"/>
+          <w:trHeight w:val="0"/>
           <w:jc w:val="center"/>
         </w:trPr>
         <w:tc>
           <w:tcPr>
             <w:tcW w:w="1621" w:type="dxa"/>
             <w:tcBorders>
-              <w:top w:val="single" w:color="auto" w:sz="4" w:space="0"/>
-              <w:left w:val="single" w:color="auto" w:sz="12" w:space="0"/>
-              <w:bottom w:val="single" w:color="auto" w:sz="12" w:space="0"/>
+              <w:top w:val="single" w:sz="4" w:space="0" w:color="auto"/>
+              <w:left w:val="single" w:sz="12" w:space="0" w:color="auto"/>
+              <w:bottom w:val="single" w:sz="12" w:space="0" w:color="auto"/>
               <w:right w:val="nil"/>
             </w:tcBorders>
             <w:tcMar>
@@ -2707,12 +2662,12 @@
               <w:adjustRightInd w:val="0"/>
               <w:snapToGrid w:val="0"/>
               <w:spacing w:line="240" w:lineRule="auto"/>
-              <w:ind w:left="0" w:leftChars="0" w:right="0" w:rightChars="0" w:firstLine="0" w:firstLineChars="0"/>
+              <w:ind w:left="0" w:right="0" w:firstLine="0" w:leftChars="0" w:rightChars="0" w:firstLineChars="0"/>
               <w:jc w:val="center"/>
               <w:textAlignment w:val="baseline"/>
               <w:rPr>
-                <w:rStyle w:val="25"/>
-                <w:rFonts w:hint="default" w:ascii="微软雅黑" w:hAnsi="微软雅黑" w:eastAsia="微软雅黑" w:cs="微软雅黑"/>
+                <w:rStyle w:val="Strong"/>
+                <w:rFonts w:ascii="微软雅黑" w:eastAsia="微软雅黑" w:hAnsi="微软雅黑" w:cs="微软雅黑" w:hint="default"/>
                 <w:b w:val="0"/>
                 <w:bCs/>
                 <w:i w:val="0"/>
@@ -2734,9 +2689,9 @@
           <w:tcPr>
             <w:tcW w:w="2036" w:type="dxa"/>
             <w:tcBorders>
-              <w:top w:val="single" w:color="auto" w:sz="4" w:space="0"/>
-              <w:left w:val="single" w:color="auto" w:sz="4" w:space="0"/>
-              <w:bottom w:val="single" w:color="auto" w:sz="12" w:space="0"/>
+              <w:top w:val="single" w:sz="4" w:space="0" w:color="auto"/>
+              <w:left w:val="single" w:sz="4" w:space="0" w:color="auto"/>
+              <w:bottom w:val="single" w:sz="12" w:space="0" w:color="auto"/>
               <w:right w:val="nil"/>
             </w:tcBorders>
             <w:tcMar>
@@ -2763,12 +2718,12 @@
               <w:adjustRightInd w:val="0"/>
               <w:snapToGrid w:val="0"/>
               <w:spacing w:line="240" w:lineRule="auto"/>
-              <w:ind w:left="0" w:leftChars="0" w:right="0" w:rightChars="0" w:firstLine="0" w:firstLineChars="0"/>
+              <w:ind w:left="0" w:right="0" w:firstLine="0" w:leftChars="0" w:rightChars="0" w:firstLineChars="0"/>
               <w:jc w:val="center"/>
               <w:textAlignment w:val="baseline"/>
               <w:rPr>
-                <w:rStyle w:val="25"/>
-                <w:rFonts w:hint="default" w:ascii="微软雅黑" w:hAnsi="微软雅黑" w:eastAsia="微软雅黑" w:cs="微软雅黑"/>
+                <w:rStyle w:val="Strong"/>
+                <w:rFonts w:ascii="微软雅黑" w:eastAsia="微软雅黑" w:hAnsi="微软雅黑" w:cs="微软雅黑" w:hint="default"/>
                 <w:b w:val="0"/>
                 <w:bCs/>
                 <w:i w:val="0"/>
@@ -2790,9 +2745,9 @@
           <w:tcPr>
             <w:tcW w:w="1621" w:type="dxa"/>
             <w:tcBorders>
-              <w:top w:val="single" w:color="auto" w:sz="4" w:space="0"/>
-              <w:left w:val="single" w:color="auto" w:sz="4" w:space="0"/>
-              <w:bottom w:val="single" w:color="auto" w:sz="12" w:space="0"/>
+              <w:top w:val="single" w:sz="4" w:space="0" w:color="auto"/>
+              <w:left w:val="single" w:sz="4" w:space="0" w:color="auto"/>
+              <w:bottom w:val="single" w:sz="12" w:space="0" w:color="auto"/>
               <w:right w:val="nil"/>
             </w:tcBorders>
             <w:tcMar>
@@ -2819,12 +2774,12 @@
               <w:adjustRightInd w:val="0"/>
               <w:snapToGrid w:val="0"/>
               <w:spacing w:line="240" w:lineRule="auto"/>
-              <w:ind w:left="0" w:leftChars="0" w:right="0" w:rightChars="0" w:firstLine="0" w:firstLineChars="0"/>
+              <w:ind w:left="0" w:right="0" w:firstLine="0" w:leftChars="0" w:rightChars="0" w:firstLineChars="0"/>
               <w:jc w:val="center"/>
               <w:textAlignment w:val="baseline"/>
               <w:rPr>
-                <w:rStyle w:val="25"/>
-                <w:rFonts w:hint="default" w:ascii="微软雅黑" w:hAnsi="微软雅黑" w:eastAsia="微软雅黑" w:cs="微软雅黑"/>
+                <w:rStyle w:val="Strong"/>
+                <w:rFonts w:ascii="微软雅黑" w:eastAsia="微软雅黑" w:hAnsi="微软雅黑" w:cs="微软雅黑" w:hint="default"/>
                 <w:b w:val="0"/>
                 <w:bCs/>
                 <w:i w:val="0"/>
@@ -2846,9 +2801,9 @@
           <w:tcPr>
             <w:tcW w:w="2036" w:type="dxa"/>
             <w:tcBorders>
-              <w:top w:val="single" w:color="auto" w:sz="4" w:space="0"/>
-              <w:left w:val="single" w:color="auto" w:sz="4" w:space="0"/>
-              <w:bottom w:val="single" w:color="auto" w:sz="12" w:space="0"/>
+              <w:top w:val="single" w:sz="4" w:space="0" w:color="auto"/>
+              <w:left w:val="single" w:sz="4" w:space="0" w:color="auto"/>
+              <w:bottom w:val="single" w:sz="12" w:space="0" w:color="auto"/>
               <w:right w:val="nil"/>
             </w:tcBorders>
             <w:tcMar>
@@ -2875,12 +2830,12 @@
               <w:adjustRightInd w:val="0"/>
               <w:snapToGrid w:val="0"/>
               <w:spacing w:line="240" w:lineRule="auto"/>
-              <w:ind w:left="0" w:leftChars="0" w:right="0" w:rightChars="0" w:firstLine="0" w:firstLineChars="0"/>
+              <w:ind w:left="0" w:right="0" w:firstLine="0" w:leftChars="0" w:rightChars="0" w:firstLineChars="0"/>
               <w:jc w:val="center"/>
               <w:textAlignment w:val="baseline"/>
               <w:rPr>
-                <w:rStyle w:val="25"/>
-                <w:rFonts w:hint="default" w:ascii="微软雅黑" w:hAnsi="微软雅黑" w:eastAsia="微软雅黑" w:cs="微软雅黑"/>
+                <w:rStyle w:val="Strong"/>
+                <w:rFonts w:ascii="微软雅黑" w:eastAsia="微软雅黑" w:hAnsi="微软雅黑" w:cs="微软雅黑" w:hint="default"/>
                 <w:b w:val="0"/>
                 <w:bCs/>
                 <w:i w:val="0"/>
@@ -2902,10 +2857,10 @@
           <w:tcPr>
             <w:tcW w:w="1205" w:type="dxa"/>
             <w:tcBorders>
-              <w:top w:val="single" w:color="auto" w:sz="4" w:space="0"/>
-              <w:left w:val="single" w:color="auto" w:sz="4" w:space="0"/>
-              <w:bottom w:val="single" w:color="auto" w:sz="12" w:space="0"/>
-              <w:right w:val="single" w:color="auto" w:sz="12" w:space="0"/>
+              <w:top w:val="single" w:sz="4" w:space="0" w:color="auto"/>
+              <w:left w:val="single" w:sz="4" w:space="0" w:color="auto"/>
+              <w:bottom w:val="single" w:sz="12" w:space="0" w:color="auto"/>
+              <w:right w:val="single" w:sz="12" w:space="0" w:color="auto"/>
             </w:tcBorders>
             <w:tcMar>
               <w:top w:w="-1" w:type="dxa"/>
@@ -2931,12 +2886,12 @@
               <w:adjustRightInd w:val="0"/>
               <w:snapToGrid w:val="0"/>
               <w:spacing w:line="240" w:lineRule="auto"/>
-              <w:ind w:left="0" w:leftChars="0" w:right="0" w:rightChars="0" w:firstLine="0" w:firstLineChars="0"/>
+              <w:ind w:left="0" w:right="0" w:firstLine="0" w:leftChars="0" w:rightChars="0" w:firstLineChars="0"/>
               <w:jc w:val="center"/>
               <w:textAlignment w:val="baseline"/>
               <w:rPr>
-                <w:rStyle w:val="25"/>
-                <w:rFonts w:hint="default" w:ascii="微软雅黑" w:hAnsi="微软雅黑" w:eastAsia="微软雅黑" w:cs="微软雅黑"/>
+                <w:rStyle w:val="Strong"/>
+                <w:rFonts w:ascii="微软雅黑" w:eastAsia="微软雅黑" w:hAnsi="微软雅黑" w:cs="微软雅黑" w:hint="default"/>
                 <w:b w:val="0"/>
                 <w:bCs/>
                 <w:i w:val="0"/>
@@ -2975,8 +2930,8 @@
       </w:pPr>
       <w:r>
         <w:rPr>
-          <w:rStyle w:val="25"/>
-          <w:rFonts w:hint="default" w:ascii="微软雅黑" w:hAnsi="微软雅黑" w:eastAsia="微软雅黑" w:cs="微软雅黑"/>
+          <w:rStyle w:val="Strong"/>
+          <w:rFonts w:ascii="微软雅黑" w:eastAsia="微软雅黑" w:hAnsi="微软雅黑" w:cs="微软雅黑" w:hint="default"/>
           <w:b w:val="0"/>
           <w:bCs/>
           <w:i w:val="0"/>
@@ -2996,7 +2951,7 @@
     <w:sdt>
       <w:sdtPr>
         <w:rPr>
-          <w:rFonts w:ascii="宋体" w:hAnsi="宋体" w:eastAsia="宋体" w:cs="Arial"/>
+          <w:rFonts w:ascii="宋体" w:eastAsia="宋体" w:hAnsi="宋体" w:cs="Arial"/>
           <w:snapToGrid w:val="0"/>
           <w:color w:val="000000"/>
           <w:kern w:val="0"/>
@@ -3012,7 +2967,7 @@
       </w:sdtPr>
       <w:sdtEndPr>
         <w:rPr>
-          <w:rFonts w:ascii="宋体" w:hAnsi="宋体" w:eastAsia="宋体" w:cs="Arial"/>
+          <w:rFonts w:ascii="宋体" w:eastAsia="宋体" w:hAnsi="宋体" w:cs="Arial"/>
           <w:snapToGrid w:val="0"/>
           <w:color w:val="000000"/>
           <w:kern w:val="0"/>
@@ -3038,13 +2993,13 @@
             <w:adjustRightInd w:val="0"/>
             <w:snapToGrid w:val="0"/>
             <w:spacing w:before="0" w:beforeLines="0" w:after="0" w:afterLines="0" w:line="240" w:lineRule="auto"/>
-            <w:ind w:left="0" w:leftChars="0" w:right="0" w:rightChars="0" w:firstLine="0" w:firstLineChars="0"/>
+            <w:ind w:left="0" w:right="0" w:firstLine="0" w:leftChars="0" w:rightChars="0" w:firstLineChars="0"/>
             <w:jc w:val="center"/>
             <w:textAlignment w:val="baseline"/>
           </w:pPr>
           <w:r>
             <w:rPr>
-              <w:rFonts w:ascii="宋体" w:hAnsi="宋体" w:eastAsia="宋体"/>
+              <w:rFonts w:ascii="宋体" w:eastAsia="宋体" w:hAnsi="宋体"/>
               <w:sz w:val="21"/>
             </w:rPr>
             <w:t>目录</w:t>
@@ -3052,7 +3007,7 @@
         </w:p>
         <w:p>
           <w:pPr>
-            <w:pStyle w:val="16"/>
+            <w:pStyle w:val="TOC1"/>
             <w:tabs>
               <w:tab w:val="right" w:leader="dot" w:pos="8306"/>
             </w:tabs>
@@ -3108,7 +3063,7 @@
         </w:p>
         <w:p>
           <w:pPr>
-            <w:pStyle w:val="16"/>
+            <w:pStyle w:val="TOC1"/>
             <w:tabs>
               <w:tab w:val="right" w:leader="dot" w:pos="8306"/>
             </w:tabs>
@@ -3155,7 +3110,7 @@
         </w:p>
         <w:p>
           <w:pPr>
-            <w:pStyle w:val="16"/>
+            <w:pStyle w:val="TOC1"/>
             <w:tabs>
               <w:tab w:val="right" w:leader="dot" w:pos="8306"/>
             </w:tabs>
@@ -3202,7 +3157,7 @@
         </w:p>
         <w:p>
           <w:pPr>
-            <w:pStyle w:val="16"/>
+            <w:pStyle w:val="TOC1"/>
             <w:tabs>
               <w:tab w:val="right" w:leader="dot" w:pos="8306"/>
             </w:tabs>
@@ -3249,7 +3204,7 @@
         </w:p>
         <w:p>
           <w:pPr>
-            <w:pStyle w:val="18"/>
+            <w:pStyle w:val="TOC2"/>
             <w:tabs>
               <w:tab w:val="right" w:leader="dot" w:pos="8306"/>
             </w:tabs>
@@ -3296,7 +3251,7 @@
         </w:p>
         <w:p>
           <w:pPr>
-            <w:pStyle w:val="18"/>
+            <w:pStyle w:val="TOC2"/>
             <w:tabs>
               <w:tab w:val="right" w:leader="dot" w:pos="8306"/>
             </w:tabs>
@@ -3343,7 +3298,7 @@
         </w:p>
         <w:p>
           <w:pPr>
-            <w:pStyle w:val="18"/>
+            <w:pStyle w:val="TOC2"/>
             <w:tabs>
               <w:tab w:val="right" w:leader="dot" w:pos="8306"/>
             </w:tabs>
@@ -3390,7 +3345,7 @@
         </w:p>
         <w:p>
           <w:pPr>
-            <w:pStyle w:val="18"/>
+            <w:pStyle w:val="TOC2"/>
             <w:tabs>
               <w:tab w:val="right" w:leader="dot" w:pos="8306"/>
             </w:tabs>
@@ -3437,7 +3392,7 @@
         </w:p>
         <w:p>
           <w:pPr>
-            <w:pStyle w:val="18"/>
+            <w:pStyle w:val="TOC2"/>
             <w:tabs>
               <w:tab w:val="right" w:leader="dot" w:pos="8306"/>
             </w:tabs>
@@ -3504,7 +3459,7 @@
             <w:snapToGrid w:val="0"/>
             <w:textAlignment w:val="baseline"/>
             <w:rPr>
-              <w:rFonts w:ascii="宋体" w:hAnsi="宋体" w:eastAsia="宋体" w:cs="Arial"/>
+              <w:rFonts w:ascii="宋体" w:eastAsia="宋体" w:hAnsi="宋体" w:cs="Arial"/>
               <w:snapToGrid w:val="0"/>
               <w:color w:val="000000"/>
               <w:kern w:val="0"/>
@@ -3550,7 +3505,7 @@
     </w:p>
     <w:p>
       <w:pPr>
-        <w:pStyle w:val="30"/>
+        <w:pStyle w:val="1"/>
         <w:keepNext w:val="0"/>
         <w:keepLines w:val="0"/>
         <w:pageBreakBefore w:val="0"/>
@@ -3576,7 +3531,7 @@
     </w:p>
     <w:p>
       <w:pPr>
-        <w:pStyle w:val="31"/>
+        <w:pStyle w:val="a1"/>
         <w:keepNext w:val="0"/>
         <w:keepLines w:val="0"/>
         <w:pageBreakBefore w:val="0"/>
@@ -3598,7 +3553,7 @@
     </w:p>
     <w:p>
       <w:pPr>
-        <w:pStyle w:val="31"/>
+        <w:pStyle w:val="a1"/>
         <w:keepNext w:val="0"/>
         <w:keepLines w:val="0"/>
         <w:pageBreakBefore w:val="0"/>
@@ -3620,7 +3575,7 @@
     </w:p>
     <w:p>
       <w:pPr>
-        <w:pStyle w:val="30"/>
+        <w:pStyle w:val="1"/>
         <w:keepNext w:val="0"/>
         <w:keepLines w:val="0"/>
         <w:pageBreakBefore w:val="0"/>
@@ -3646,7 +3601,7 @@
     </w:p>
     <w:p>
       <w:pPr>
-        <w:pStyle w:val="31"/>
+        <w:pStyle w:val="a1"/>
         <w:keepNext w:val="0"/>
         <w:keepLines w:val="0"/>
         <w:pageBreakBefore w:val="0"/>
@@ -3668,7 +3623,7 @@
     </w:p>
     <w:p>
       <w:pPr>
-        <w:pStyle w:val="31"/>
+        <w:pStyle w:val="a1"/>
         <w:keepNext w:val="0"/>
         <w:keepLines w:val="0"/>
         <w:pageBreakBefore w:val="0"/>
@@ -3690,7 +3645,7 @@
     </w:p>
     <w:p>
       <w:pPr>
-        <w:pStyle w:val="31"/>
+        <w:pStyle w:val="a1"/>
         <w:keepNext w:val="0"/>
         <w:keepLines w:val="0"/>
         <w:pageBreakBefore w:val="0"/>
@@ -3712,7 +3667,7 @@
     </w:p>
     <w:p>
       <w:pPr>
-        <w:pStyle w:val="30"/>
+        <w:pStyle w:val="1"/>
         <w:keepNext w:val="0"/>
         <w:keepLines w:val="0"/>
         <w:pageBreakBefore w:val="0"/>
@@ -3738,7 +3693,7 @@
     </w:p>
     <w:p>
       <w:pPr>
-        <w:pStyle w:val="31"/>
+        <w:pStyle w:val="a1"/>
         <w:keepNext w:val="0"/>
         <w:keepLines w:val="0"/>
         <w:pageBreakBefore w:val="0"/>
@@ -3760,18 +3715,17 @@
     </w:p>
     <w:tbl>
       <w:tblPr>
-        <w:tblStyle w:val="22"/>
+        <w:tblStyle w:val="TableNormal"/>
         <w:tblW w:w="7802" w:type="dxa"/>
         <w:jc w:val="center"/>
         <w:tblBorders>
-          <w:top w:val="none" w:color="auto" w:sz="0" w:space="0"/>
-          <w:left w:val="none" w:color="auto" w:sz="0" w:space="0"/>
-          <w:bottom w:val="none" w:color="auto" w:sz="0" w:space="0"/>
-          <w:right w:val="none" w:color="auto" w:sz="0" w:space="0"/>
-          <w:insideH w:val="none" w:color="auto" w:sz="0" w:space="0"/>
-          <w:insideV w:val="none" w:color="auto" w:sz="0" w:space="0"/>
+          <w:top w:val="nil"/>
+          <w:left w:val="nil"/>
+          <w:bottom w:val="nil"/>
+          <w:right w:val="nil"/>
+          <w:insideH w:val="nil"/>
+          <w:insideV w:val="nil"/>
         </w:tblBorders>
-        <w:tblLayout w:type="autofit"/>
         <w:tblCellMar>
           <w:top w:w="0" w:type="dxa"/>
           <w:left w:w="10" w:type="dxa"/>
@@ -3789,13 +3743,15 @@
       </w:tblGrid>
       <w:tr>
         <w:tblPrEx>
+          <w:tblW w:w="7802" w:type="dxa"/>
+          <w:jc w:val="center"/>
           <w:tblBorders>
-            <w:top w:val="none" w:color="auto" w:sz="0" w:space="0"/>
-            <w:left w:val="none" w:color="auto" w:sz="0" w:space="0"/>
-            <w:bottom w:val="none" w:color="auto" w:sz="0" w:space="0"/>
-            <w:right w:val="none" w:color="auto" w:sz="0" w:space="0"/>
-            <w:insideH w:val="none" w:color="auto" w:sz="0" w:space="0"/>
-            <w:insideV w:val="none" w:color="auto" w:sz="0" w:space="0"/>
+            <w:top w:val="nil"/>
+            <w:left w:val="nil"/>
+            <w:bottom w:val="nil"/>
+            <w:right w:val="nil"/>
+            <w:insideH w:val="nil"/>
+            <w:insideV w:val="nil"/>
           </w:tblBorders>
           <w:tblCellMar>
             <w:top w:w="0" w:type="dxa"/>
@@ -3805,7 +3761,7 @@
           </w:tblCellMar>
         </w:tblPrEx>
         <w:trPr>
-          <w:trHeight w:val="0" w:hRule="atLeast"/>
+          <w:trHeight w:val="0"/>
           <w:tblHeader/>
           <w:jc w:val="center"/>
         </w:trPr>
@@ -3813,8 +3769,8 @@
           <w:tcPr>
             <w:tcW w:w="871" w:type="dxa"/>
             <w:tcBorders>
-              <w:top w:val="single" w:color="auto" w:sz="12" w:space="0"/>
-              <w:left w:val="single" w:color="auto" w:sz="12" w:space="0"/>
+              <w:top w:val="single" w:sz="12" w:space="0" w:color="auto"/>
+              <w:left w:val="single" w:sz="12" w:space="0" w:color="auto"/>
               <w:bottom w:val="nil"/>
               <w:right w:val="nil"/>
             </w:tcBorders>
@@ -3828,7 +3784,7 @@
           </w:tcPr>
           <w:p>
             <w:pPr>
-              <w:pStyle w:val="31"/>
+              <w:pStyle w:val="a1"/>
               <w:keepNext w:val="0"/>
               <w:keepLines w:val="0"/>
               <w:pageBreakBefore w:val="0"/>
@@ -3843,7 +3799,7 @@
               <w:adjustRightInd w:val="0"/>
               <w:snapToGrid w:val="0"/>
               <w:spacing w:line="240" w:lineRule="auto"/>
-              <w:ind w:left="0" w:leftChars="0" w:right="0" w:rightChars="0" w:firstLine="0" w:firstLineChars="0"/>
+              <w:ind w:left="0" w:right="0" w:firstLine="0" w:leftChars="0" w:rightChars="0" w:firstLineChars="0"/>
               <w:jc w:val="center"/>
               <w:textAlignment w:val="baseline"/>
               <w:rPr>
@@ -3862,8 +3818,8 @@
           <w:tcPr>
             <w:tcW w:w="2368" w:type="dxa"/>
             <w:tcBorders>
-              <w:top w:val="single" w:color="auto" w:sz="12" w:space="0"/>
-              <w:left w:val="single" w:color="auto" w:sz="4" w:space="0"/>
+              <w:top w:val="single" w:sz="12" w:space="0" w:color="auto"/>
+              <w:left w:val="single" w:sz="4" w:space="0" w:color="auto"/>
               <w:bottom w:val="nil"/>
               <w:right w:val="nil"/>
             </w:tcBorders>
@@ -3877,7 +3833,7 @@
           </w:tcPr>
           <w:p>
             <w:pPr>
-              <w:pStyle w:val="31"/>
+              <w:pStyle w:val="a1"/>
               <w:keepNext w:val="0"/>
               <w:keepLines w:val="0"/>
               <w:pageBreakBefore w:val="0"/>
@@ -3892,7 +3848,7 @@
               <w:adjustRightInd w:val="0"/>
               <w:snapToGrid w:val="0"/>
               <w:spacing w:line="240" w:lineRule="auto"/>
-              <w:ind w:left="0" w:leftChars="0" w:right="0" w:rightChars="0" w:firstLine="0" w:firstLineChars="0"/>
+              <w:ind w:left="0" w:right="0" w:firstLine="0" w:leftChars="0" w:rightChars="0" w:firstLineChars="0"/>
               <w:jc w:val="center"/>
               <w:textAlignment w:val="baseline"/>
               <w:rPr>
@@ -3911,8 +3867,8 @@
           <w:tcPr>
             <w:tcW w:w="960" w:type="dxa"/>
             <w:tcBorders>
-              <w:top w:val="single" w:color="auto" w:sz="12" w:space="0"/>
-              <w:left w:val="single" w:color="auto" w:sz="4" w:space="0"/>
+              <w:top w:val="single" w:sz="12" w:space="0" w:color="auto"/>
+              <w:left w:val="single" w:sz="4" w:space="0" w:color="auto"/>
               <w:bottom w:val="nil"/>
               <w:right w:val="nil"/>
             </w:tcBorders>
@@ -3926,7 +3882,7 @@
           </w:tcPr>
           <w:p>
             <w:pPr>
-              <w:pStyle w:val="31"/>
+              <w:pStyle w:val="a1"/>
               <w:keepNext w:val="0"/>
               <w:keepLines w:val="0"/>
               <w:pageBreakBefore w:val="0"/>
@@ -3941,7 +3897,7 @@
               <w:adjustRightInd w:val="0"/>
               <w:snapToGrid w:val="0"/>
               <w:spacing w:line="240" w:lineRule="auto"/>
-              <w:ind w:left="0" w:leftChars="0" w:right="0" w:rightChars="0" w:firstLine="0" w:firstLineChars="0"/>
+              <w:ind w:left="0" w:right="0" w:firstLine="0" w:leftChars="0" w:rightChars="0" w:firstLineChars="0"/>
               <w:jc w:val="center"/>
               <w:textAlignment w:val="baseline"/>
               <w:rPr>
@@ -3960,8 +3916,8 @@
           <w:tcPr>
             <w:tcW w:w="1201" w:type="dxa"/>
             <w:tcBorders>
-              <w:top w:val="single" w:color="auto" w:sz="12" w:space="0"/>
-              <w:left w:val="single" w:color="auto" w:sz="4" w:space="0"/>
+              <w:top w:val="single" w:sz="12" w:space="0" w:color="auto"/>
+              <w:left w:val="single" w:sz="4" w:space="0" w:color="auto"/>
               <w:bottom w:val="nil"/>
               <w:right w:val="nil"/>
             </w:tcBorders>
@@ -3975,7 +3931,7 @@
           </w:tcPr>
           <w:p>
             <w:pPr>
-              <w:pStyle w:val="31"/>
+              <w:pStyle w:val="a1"/>
               <w:keepNext w:val="0"/>
               <w:keepLines w:val="0"/>
               <w:pageBreakBefore w:val="0"/>
@@ -3990,7 +3946,7 @@
               <w:adjustRightInd w:val="0"/>
               <w:snapToGrid w:val="0"/>
               <w:spacing w:line="240" w:lineRule="auto"/>
-              <w:ind w:left="0" w:leftChars="0" w:right="0" w:rightChars="0" w:firstLine="0" w:firstLineChars="0"/>
+              <w:ind w:left="0" w:right="0" w:firstLine="0" w:leftChars="0" w:rightChars="0" w:firstLineChars="0"/>
               <w:jc w:val="center"/>
               <w:textAlignment w:val="baseline"/>
               <w:rPr>
@@ -4009,8 +3965,8 @@
           <w:tcPr>
             <w:tcW w:w="1201" w:type="dxa"/>
             <w:tcBorders>
-              <w:top w:val="single" w:color="auto" w:sz="12" w:space="0"/>
-              <w:left w:val="single" w:color="auto" w:sz="4" w:space="0"/>
+              <w:top w:val="single" w:sz="12" w:space="0" w:color="auto"/>
+              <w:left w:val="single" w:sz="4" w:space="0" w:color="auto"/>
               <w:bottom w:val="nil"/>
               <w:right w:val="nil"/>
             </w:tcBorders>
@@ -4024,7 +3980,7 @@
           </w:tcPr>
           <w:p>
             <w:pPr>
-              <w:pStyle w:val="31"/>
+              <w:pStyle w:val="a1"/>
               <w:keepNext w:val="0"/>
               <w:keepLines w:val="0"/>
               <w:pageBreakBefore w:val="0"/>
@@ -4039,7 +3995,7 @@
               <w:adjustRightInd w:val="0"/>
               <w:snapToGrid w:val="0"/>
               <w:spacing w:line="240" w:lineRule="auto"/>
-              <w:ind w:left="0" w:leftChars="0" w:right="0" w:rightChars="0" w:firstLine="0" w:firstLineChars="0"/>
+              <w:ind w:left="0" w:right="0" w:firstLine="0" w:leftChars="0" w:rightChars="0" w:firstLineChars="0"/>
               <w:jc w:val="center"/>
               <w:textAlignment w:val="baseline"/>
               <w:rPr>
@@ -4058,10 +4014,10 @@
           <w:tcPr>
             <w:tcW w:w="1201" w:type="dxa"/>
             <w:tcBorders>
-              <w:top w:val="single" w:color="auto" w:sz="12" w:space="0"/>
-              <w:left w:val="single" w:color="auto" w:sz="4" w:space="0"/>
+              <w:top w:val="single" w:sz="12" w:space="0" w:color="auto"/>
+              <w:left w:val="single" w:sz="4" w:space="0" w:color="auto"/>
               <w:bottom w:val="nil"/>
-              <w:right w:val="single" w:color="auto" w:sz="12" w:space="0"/>
+              <w:right w:val="single" w:sz="12" w:space="0" w:color="auto"/>
             </w:tcBorders>
             <w:tcMar>
               <w:top w:w="60" w:type="dxa"/>
@@ -4073,7 +4029,7 @@
           </w:tcPr>
           <w:p>
             <w:pPr>
-              <w:pStyle w:val="31"/>
+              <w:pStyle w:val="a1"/>
               <w:keepNext w:val="0"/>
               <w:keepLines w:val="0"/>
               <w:pageBreakBefore w:val="0"/>
@@ -4088,7 +4044,7 @@
               <w:adjustRightInd w:val="0"/>
               <w:snapToGrid w:val="0"/>
               <w:spacing w:line="240" w:lineRule="auto"/>
-              <w:ind w:left="0" w:leftChars="0" w:right="0" w:rightChars="0" w:firstLine="0" w:firstLineChars="0"/>
+              <w:ind w:left="0" w:right="0" w:firstLine="0" w:leftChars="0" w:rightChars="0" w:firstLineChars="0"/>
               <w:jc w:val="center"/>
               <w:textAlignment w:val="baseline"/>
               <w:rPr>
@@ -4106,14 +4062,8 @@
       </w:tr>
       <w:tr>
         <w:tblPrEx>
-          <w:tblBorders>
-            <w:top w:val="none" w:color="auto" w:sz="0" w:space="0"/>
-            <w:left w:val="none" w:color="auto" w:sz="0" w:space="0"/>
-            <w:bottom w:val="none" w:color="auto" w:sz="0" w:space="0"/>
-            <w:right w:val="none" w:color="auto" w:sz="0" w:space="0"/>
-            <w:insideH w:val="none" w:color="auto" w:sz="0" w:space="0"/>
-            <w:insideV w:val="none" w:color="auto" w:sz="0" w:space="0"/>
-          </w:tblBorders>
+          <w:tblW w:w="7802" w:type="dxa"/>
+          <w:jc w:val="center"/>
           <w:tblCellMar>
             <w:top w:w="0" w:type="dxa"/>
             <w:left w:w="10" w:type="dxa"/>
@@ -4122,15 +4072,15 @@
           </w:tblCellMar>
         </w:tblPrEx>
         <w:trPr>
-          <w:trHeight w:val="0" w:hRule="atLeast"/>
+          <w:trHeight w:val="0"/>
           <w:jc w:val="center"/>
         </w:trPr>
         <w:tc>
           <w:tcPr>
             <w:tcW w:w="871" w:type="dxa"/>
             <w:tcBorders>
-              <w:top w:val="single" w:color="auto" w:sz="4" w:space="0"/>
-              <w:left w:val="single" w:color="auto" w:sz="12" w:space="0"/>
+              <w:top w:val="single" w:sz="4" w:space="0" w:color="auto"/>
+              <w:left w:val="single" w:sz="12" w:space="0" w:color="auto"/>
               <w:bottom w:val="nil"/>
               <w:right w:val="nil"/>
             </w:tcBorders>
@@ -4144,7 +4094,7 @@
           </w:tcPr>
           <w:p>
             <w:pPr>
-              <w:pStyle w:val="31"/>
+              <w:pStyle w:val="a1"/>
               <w:keepNext w:val="0"/>
               <w:keepLines w:val="0"/>
               <w:pageBreakBefore w:val="0"/>
@@ -4159,7 +4109,7 @@
               <w:adjustRightInd w:val="0"/>
               <w:snapToGrid w:val="0"/>
               <w:spacing w:line="240" w:lineRule="auto"/>
-              <w:ind w:left="0" w:leftChars="0" w:right="0" w:rightChars="0" w:firstLine="0" w:firstLineChars="0"/>
+              <w:ind w:left="0" w:right="0" w:firstLine="0" w:leftChars="0" w:rightChars="0" w:firstLineChars="0"/>
               <w:jc w:val="center"/>
               <w:textAlignment w:val="baseline"/>
             </w:pPr>
@@ -4172,8 +4122,8 @@
           <w:tcPr>
             <w:tcW w:w="2368" w:type="dxa"/>
             <w:tcBorders>
-              <w:top w:val="single" w:color="auto" w:sz="4" w:space="0"/>
-              <w:left w:val="single" w:color="auto" w:sz="4" w:space="0"/>
+              <w:top w:val="single" w:sz="4" w:space="0" w:color="auto"/>
+              <w:left w:val="single" w:sz="4" w:space="0" w:color="auto"/>
               <w:bottom w:val="nil"/>
               <w:right w:val="nil"/>
             </w:tcBorders>
@@ -4187,7 +4137,7 @@
           </w:tcPr>
           <w:p>
             <w:pPr>
-              <w:pStyle w:val="31"/>
+              <w:pStyle w:val="a1"/>
               <w:keepNext w:val="0"/>
               <w:keepLines w:val="0"/>
               <w:pageBreakBefore w:val="0"/>
@@ -4202,7 +4152,7 @@
               <w:adjustRightInd w:val="0"/>
               <w:snapToGrid w:val="0"/>
               <w:spacing w:line="240" w:lineRule="auto"/>
-              <w:ind w:left="0" w:leftChars="0" w:right="0" w:rightChars="0" w:firstLine="0" w:firstLineChars="0"/>
+              <w:ind w:left="0" w:right="0" w:firstLine="0" w:leftChars="0" w:rightChars="0" w:firstLineChars="0"/>
               <w:jc w:val="center"/>
               <w:textAlignment w:val="baseline"/>
             </w:pPr>
@@ -4215,8 +4165,8 @@
           <w:tcPr>
             <w:tcW w:w="960" w:type="dxa"/>
             <w:tcBorders>
-              <w:top w:val="single" w:color="auto" w:sz="4" w:space="0"/>
-              <w:left w:val="single" w:color="auto" w:sz="4" w:space="0"/>
+              <w:top w:val="single" w:sz="4" w:space="0" w:color="auto"/>
+              <w:left w:val="single" w:sz="4" w:space="0" w:color="auto"/>
               <w:bottom w:val="nil"/>
               <w:right w:val="nil"/>
             </w:tcBorders>
@@ -4230,7 +4180,7 @@
           </w:tcPr>
           <w:p>
             <w:pPr>
-              <w:pStyle w:val="31"/>
+              <w:pStyle w:val="a1"/>
               <w:keepNext w:val="0"/>
               <w:keepLines w:val="0"/>
               <w:pageBreakBefore w:val="0"/>
@@ -4245,7 +4195,7 @@
               <w:adjustRightInd w:val="0"/>
               <w:snapToGrid w:val="0"/>
               <w:spacing w:line="240" w:lineRule="auto"/>
-              <w:ind w:left="0" w:leftChars="0" w:right="0" w:rightChars="0" w:firstLine="0" w:firstLineChars="0"/>
+              <w:ind w:left="0" w:right="0" w:firstLine="0" w:leftChars="0" w:rightChars="0" w:firstLineChars="0"/>
               <w:jc w:val="center"/>
               <w:textAlignment w:val="baseline"/>
             </w:pPr>
@@ -4258,8 +4208,8 @@
           <w:tcPr>
             <w:tcW w:w="1201" w:type="dxa"/>
             <w:tcBorders>
-              <w:top w:val="single" w:color="auto" w:sz="4" w:space="0"/>
-              <w:left w:val="single" w:color="auto" w:sz="4" w:space="0"/>
+              <w:top w:val="single" w:sz="4" w:space="0" w:color="auto"/>
+              <w:left w:val="single" w:sz="4" w:space="0" w:color="auto"/>
               <w:bottom w:val="nil"/>
               <w:right w:val="nil"/>
             </w:tcBorders>
@@ -4273,7 +4223,7 @@
           </w:tcPr>
           <w:p>
             <w:pPr>
-              <w:pStyle w:val="31"/>
+              <w:pStyle w:val="a1"/>
               <w:keepNext w:val="0"/>
               <w:keepLines w:val="0"/>
               <w:pageBreakBefore w:val="0"/>
@@ -4288,7 +4238,7 @@
               <w:adjustRightInd w:val="0"/>
               <w:snapToGrid w:val="0"/>
               <w:spacing w:line="240" w:lineRule="auto"/>
-              <w:ind w:left="0" w:leftChars="0" w:right="0" w:rightChars="0" w:firstLine="0" w:firstLineChars="0"/>
+              <w:ind w:left="0" w:right="0" w:firstLine="0" w:leftChars="0" w:rightChars="0" w:firstLineChars="0"/>
               <w:jc w:val="center"/>
               <w:textAlignment w:val="baseline"/>
             </w:pPr>
@@ -4301,8 +4251,8 @@
           <w:tcPr>
             <w:tcW w:w="1201" w:type="dxa"/>
             <w:tcBorders>
-              <w:top w:val="single" w:color="auto" w:sz="4" w:space="0"/>
-              <w:left w:val="single" w:color="auto" w:sz="4" w:space="0"/>
+              <w:top w:val="single" w:sz="4" w:space="0" w:color="auto"/>
+              <w:left w:val="single" w:sz="4" w:space="0" w:color="auto"/>
               <w:bottom w:val="nil"/>
               <w:right w:val="nil"/>
             </w:tcBorders>
@@ -4316,7 +4266,7 @@
           </w:tcPr>
           <w:p>
             <w:pPr>
-              <w:pStyle w:val="31"/>
+              <w:pStyle w:val="a1"/>
               <w:keepNext w:val="0"/>
               <w:keepLines w:val="0"/>
               <w:pageBreakBefore w:val="0"/>
@@ -4331,7 +4281,7 @@
               <w:adjustRightInd w:val="0"/>
               <w:snapToGrid w:val="0"/>
               <w:spacing w:line="240" w:lineRule="auto"/>
-              <w:ind w:left="0" w:leftChars="0" w:right="0" w:rightChars="0" w:firstLine="0" w:firstLineChars="0"/>
+              <w:ind w:left="0" w:right="0" w:firstLine="0" w:leftChars="0" w:rightChars="0" w:firstLineChars="0"/>
               <w:jc w:val="center"/>
               <w:textAlignment w:val="baseline"/>
             </w:pPr>
@@ -4344,10 +4294,10 @@
           <w:tcPr>
             <w:tcW w:w="1201" w:type="dxa"/>
             <w:tcBorders>
-              <w:top w:val="single" w:color="auto" w:sz="4" w:space="0"/>
-              <w:left w:val="single" w:color="auto" w:sz="4" w:space="0"/>
+              <w:top w:val="single" w:sz="4" w:space="0" w:color="auto"/>
+              <w:left w:val="single" w:sz="4" w:space="0" w:color="auto"/>
               <w:bottom w:val="nil"/>
-              <w:right w:val="single" w:color="auto" w:sz="12" w:space="0"/>
+              <w:right w:val="single" w:sz="12" w:space="0" w:color="auto"/>
             </w:tcBorders>
             <w:tcMar>
               <w:top w:w="60" w:type="dxa"/>
@@ -4359,7 +4309,7 @@
           </w:tcPr>
           <w:p>
             <w:pPr>
-              <w:pStyle w:val="31"/>
+              <w:pStyle w:val="a1"/>
               <w:keepNext w:val="0"/>
               <w:keepLines w:val="0"/>
               <w:pageBreakBefore w:val="0"/>
@@ -4374,7 +4324,7 @@
               <w:adjustRightInd w:val="0"/>
               <w:snapToGrid w:val="0"/>
               <w:spacing w:line="240" w:lineRule="auto"/>
-              <w:ind w:left="0" w:leftChars="0" w:right="0" w:rightChars="0" w:firstLine="0" w:firstLineChars="0"/>
+              <w:ind w:left="0" w:right="0" w:firstLine="0" w:leftChars="0" w:rightChars="0" w:firstLineChars="0"/>
               <w:jc w:val="center"/>
               <w:textAlignment w:val="baseline"/>
             </w:pPr>
@@ -4386,14 +4336,8 @@
       </w:tr>
       <w:tr>
         <w:tblPrEx>
-          <w:tblBorders>
-            <w:top w:val="none" w:color="auto" w:sz="0" w:space="0"/>
-            <w:left w:val="none" w:color="auto" w:sz="0" w:space="0"/>
-            <w:bottom w:val="none" w:color="auto" w:sz="0" w:space="0"/>
-            <w:right w:val="none" w:color="auto" w:sz="0" w:space="0"/>
-            <w:insideH w:val="none" w:color="auto" w:sz="0" w:space="0"/>
-            <w:insideV w:val="none" w:color="auto" w:sz="0" w:space="0"/>
-          </w:tblBorders>
+          <w:tblW w:w="7802" w:type="dxa"/>
+          <w:jc w:val="center"/>
           <w:tblCellMar>
             <w:top w:w="0" w:type="dxa"/>
             <w:left w:w="10" w:type="dxa"/>
@@ -4402,16 +4346,16 @@
           </w:tblCellMar>
         </w:tblPrEx>
         <w:trPr>
-          <w:trHeight w:val="0" w:hRule="atLeast"/>
+          <w:trHeight w:val="0"/>
           <w:jc w:val="center"/>
         </w:trPr>
         <w:tc>
           <w:tcPr>
             <w:tcW w:w="871" w:type="dxa"/>
             <w:tcBorders>
-              <w:top w:val="single" w:color="auto" w:sz="4" w:space="0"/>
-              <w:left w:val="single" w:color="auto" w:sz="12" w:space="0"/>
-              <w:bottom w:val="single" w:color="auto" w:sz="12" w:space="0"/>
+              <w:top w:val="single" w:sz="4" w:space="0" w:color="auto"/>
+              <w:left w:val="single" w:sz="12" w:space="0" w:color="auto"/>
+              <w:bottom w:val="single" w:sz="12" w:space="0" w:color="auto"/>
               <w:right w:val="nil"/>
             </w:tcBorders>
             <w:tcMar>
@@ -4424,7 +4368,7 @@
           </w:tcPr>
           <w:p>
             <w:pPr>
-              <w:pStyle w:val="31"/>
+              <w:pStyle w:val="a1"/>
               <w:keepNext w:val="0"/>
               <w:keepLines w:val="0"/>
               <w:pageBreakBefore w:val="0"/>
@@ -4439,7 +4383,7 @@
               <w:adjustRightInd w:val="0"/>
               <w:snapToGrid w:val="0"/>
               <w:spacing w:line="240" w:lineRule="auto"/>
-              <w:ind w:left="0" w:leftChars="0" w:right="0" w:rightChars="0" w:firstLine="0" w:firstLineChars="0"/>
+              <w:ind w:left="0" w:right="0" w:firstLine="0" w:leftChars="0" w:rightChars="0" w:firstLineChars="0"/>
               <w:jc w:val="center"/>
               <w:textAlignment w:val="baseline"/>
             </w:pPr>
@@ -4452,9 +4396,9 @@
           <w:tcPr>
             <w:tcW w:w="2368" w:type="dxa"/>
             <w:tcBorders>
-              <w:top w:val="single" w:color="auto" w:sz="4" w:space="0"/>
-              <w:left w:val="single" w:color="auto" w:sz="4" w:space="0"/>
-              <w:bottom w:val="single" w:color="auto" w:sz="12" w:space="0"/>
+              <w:top w:val="single" w:sz="4" w:space="0" w:color="auto"/>
+              <w:left w:val="single" w:sz="4" w:space="0" w:color="auto"/>
+              <w:bottom w:val="single" w:sz="12" w:space="0" w:color="auto"/>
               <w:right w:val="nil"/>
             </w:tcBorders>
             <w:tcMar>
@@ -4467,7 +4411,7 @@
           </w:tcPr>
           <w:p>
             <w:pPr>
-              <w:pStyle w:val="31"/>
+              <w:pStyle w:val="a1"/>
               <w:keepNext w:val="0"/>
               <w:keepLines w:val="0"/>
               <w:pageBreakBefore w:val="0"/>
@@ -4482,7 +4426,7 @@
               <w:adjustRightInd w:val="0"/>
               <w:snapToGrid w:val="0"/>
               <w:spacing w:line="240" w:lineRule="auto"/>
-              <w:ind w:left="0" w:leftChars="0" w:right="0" w:rightChars="0" w:firstLine="0" w:firstLineChars="0"/>
+              <w:ind w:left="0" w:right="0" w:firstLine="0" w:leftChars="0" w:rightChars="0" w:firstLineChars="0"/>
               <w:jc w:val="center"/>
               <w:textAlignment w:val="baseline"/>
             </w:pPr>
@@ -4495,9 +4439,9 @@
           <w:tcPr>
             <w:tcW w:w="960" w:type="dxa"/>
             <w:tcBorders>
-              <w:top w:val="single" w:color="auto" w:sz="4" w:space="0"/>
-              <w:left w:val="single" w:color="auto" w:sz="4" w:space="0"/>
-              <w:bottom w:val="single" w:color="auto" w:sz="12" w:space="0"/>
+              <w:top w:val="single" w:sz="4" w:space="0" w:color="auto"/>
+              <w:left w:val="single" w:sz="4" w:space="0" w:color="auto"/>
+              <w:bottom w:val="single" w:sz="12" w:space="0" w:color="auto"/>
               <w:right w:val="nil"/>
             </w:tcBorders>
             <w:tcMar>
@@ -4510,7 +4454,7 @@
           </w:tcPr>
           <w:p>
             <w:pPr>
-              <w:pStyle w:val="31"/>
+              <w:pStyle w:val="a1"/>
               <w:keepNext w:val="0"/>
               <w:keepLines w:val="0"/>
               <w:pageBreakBefore w:val="0"/>
@@ -4525,7 +4469,7 @@
               <w:adjustRightInd w:val="0"/>
               <w:snapToGrid w:val="0"/>
               <w:spacing w:line="240" w:lineRule="auto"/>
-              <w:ind w:left="0" w:leftChars="0" w:right="0" w:rightChars="0" w:firstLine="0" w:firstLineChars="0"/>
+              <w:ind w:left="0" w:right="0" w:firstLine="0" w:leftChars="0" w:rightChars="0" w:firstLineChars="0"/>
               <w:jc w:val="center"/>
               <w:textAlignment w:val="baseline"/>
             </w:pPr>
@@ -4548,9 +4492,9 @@
           <w:tcPr>
             <w:tcW w:w="1201" w:type="dxa"/>
             <w:tcBorders>
-              <w:top w:val="single" w:color="auto" w:sz="4" w:space="0"/>
-              <w:left w:val="single" w:color="auto" w:sz="4" w:space="0"/>
-              <w:bottom w:val="single" w:color="auto" w:sz="12" w:space="0"/>
+              <w:top w:val="single" w:sz="4" w:space="0" w:color="auto"/>
+              <w:left w:val="single" w:sz="4" w:space="0" w:color="auto"/>
+              <w:bottom w:val="single" w:sz="12" w:space="0" w:color="auto"/>
               <w:right w:val="nil"/>
             </w:tcBorders>
             <w:tcMar>
@@ -4563,7 +4507,7 @@
           </w:tcPr>
           <w:p>
             <w:pPr>
-              <w:pStyle w:val="31"/>
+              <w:pStyle w:val="a1"/>
               <w:keepNext w:val="0"/>
               <w:keepLines w:val="0"/>
               <w:pageBreakBefore w:val="0"/>
@@ -4578,7 +4522,7 @@
               <w:adjustRightInd w:val="0"/>
               <w:snapToGrid w:val="0"/>
               <w:spacing w:line="240" w:lineRule="auto"/>
-              <w:ind w:left="0" w:leftChars="0" w:right="0" w:rightChars="0" w:firstLine="0" w:firstLineChars="0"/>
+              <w:ind w:left="0" w:right="0" w:firstLine="0" w:leftChars="0" w:rightChars="0" w:firstLineChars="0"/>
               <w:jc w:val="center"/>
               <w:textAlignment w:val="baseline"/>
             </w:pPr>
@@ -4591,9 +4535,9 @@
           <w:tcPr>
             <w:tcW w:w="1201" w:type="dxa"/>
             <w:tcBorders>
-              <w:top w:val="single" w:color="auto" w:sz="4" w:space="0"/>
-              <w:left w:val="single" w:color="auto" w:sz="4" w:space="0"/>
-              <w:bottom w:val="single" w:color="auto" w:sz="12" w:space="0"/>
+              <w:top w:val="single" w:sz="4" w:space="0" w:color="auto"/>
+              <w:left w:val="single" w:sz="4" w:space="0" w:color="auto"/>
+              <w:bottom w:val="single" w:sz="12" w:space="0" w:color="auto"/>
               <w:right w:val="nil"/>
             </w:tcBorders>
             <w:tcMar>
@@ -4606,7 +4550,7 @@
           </w:tcPr>
           <w:p>
             <w:pPr>
-              <w:pStyle w:val="31"/>
+              <w:pStyle w:val="a1"/>
               <w:keepNext w:val="0"/>
               <w:keepLines w:val="0"/>
               <w:pageBreakBefore w:val="0"/>
@@ -4621,7 +4565,7 @@
               <w:adjustRightInd w:val="0"/>
               <w:snapToGrid w:val="0"/>
               <w:spacing w:line="240" w:lineRule="auto"/>
-              <w:ind w:left="0" w:leftChars="0" w:right="0" w:rightChars="0" w:firstLine="0" w:firstLineChars="0"/>
+              <w:ind w:left="0" w:right="0" w:firstLine="0" w:leftChars="0" w:rightChars="0" w:firstLineChars="0"/>
               <w:jc w:val="center"/>
               <w:textAlignment w:val="baseline"/>
             </w:pPr>
@@ -4634,10 +4578,10 @@
           <w:tcPr>
             <w:tcW w:w="1201" w:type="dxa"/>
             <w:tcBorders>
-              <w:top w:val="single" w:color="auto" w:sz="4" w:space="0"/>
-              <w:left w:val="single" w:color="auto" w:sz="4" w:space="0"/>
-              <w:bottom w:val="single" w:color="auto" w:sz="12" w:space="0"/>
-              <w:right w:val="single" w:color="auto" w:sz="12" w:space="0"/>
+              <w:top w:val="single" w:sz="4" w:space="0" w:color="auto"/>
+              <w:left w:val="single" w:sz="4" w:space="0" w:color="auto"/>
+              <w:bottom w:val="single" w:sz="12" w:space="0" w:color="auto"/>
+              <w:right w:val="single" w:sz="12" w:space="0" w:color="auto"/>
             </w:tcBorders>
             <w:tcMar>
               <w:top w:w="60" w:type="dxa"/>
@@ -4649,7 +4593,7 @@
           </w:tcPr>
           <w:p>
             <w:pPr>
-              <w:pStyle w:val="31"/>
+              <w:pStyle w:val="a1"/>
               <w:keepNext w:val="0"/>
               <w:keepLines w:val="0"/>
               <w:pageBreakBefore w:val="0"/>
@@ -4664,7 +4608,7 @@
               <w:adjustRightInd w:val="0"/>
               <w:snapToGrid w:val="0"/>
               <w:spacing w:line="240" w:lineRule="auto"/>
-              <w:ind w:left="0" w:leftChars="0" w:right="0" w:rightChars="0" w:firstLine="0" w:firstLineChars="0"/>
+              <w:ind w:left="0" w:right="0" w:firstLine="0" w:leftChars="0" w:rightChars="0" w:firstLineChars="0"/>
               <w:jc w:val="center"/>
               <w:textAlignment w:val="baseline"/>
             </w:pPr>
@@ -4677,7 +4621,7 @@
     </w:tbl>
     <w:p>
       <w:pPr>
-        <w:pStyle w:val="30"/>
+        <w:pStyle w:val="1"/>
         <w:keepNext w:val="0"/>
         <w:keepLines w:val="0"/>
         <w:pageBreakBefore w:val="0"/>
@@ -4703,7 +4647,7 @@
     </w:p>
     <w:p>
       <w:pPr>
-        <w:pStyle w:val="32"/>
+        <w:pStyle w:val="2"/>
         <w:keepNext w:val="0"/>
         <w:keepLines w:val="0"/>
         <w:pageBreakBefore w:val="0"/>
@@ -4729,7 +4673,7 @@
     </w:p>
     <w:p>
       <w:pPr>
-        <w:pStyle w:val="31"/>
+        <w:pStyle w:val="a1"/>
         <w:keepNext w:val="0"/>
         <w:keepLines w:val="0"/>
         <w:pageBreakBefore w:val="0"/>
@@ -4751,18 +4695,17 @@
     </w:p>
     <w:tbl>
       <w:tblPr>
-        <w:tblStyle w:val="22"/>
+        <w:tblStyle w:val="TableNormal"/>
         <w:tblW w:w="8522" w:type="dxa"/>
         <w:jc w:val="center"/>
         <w:tblBorders>
-          <w:top w:val="none" w:color="auto" w:sz="0" w:space="0"/>
-          <w:left w:val="none" w:color="auto" w:sz="0" w:space="0"/>
-          <w:bottom w:val="none" w:color="auto" w:sz="0" w:space="0"/>
-          <w:right w:val="none" w:color="auto" w:sz="0" w:space="0"/>
-          <w:insideH w:val="none" w:color="auto" w:sz="0" w:space="0"/>
-          <w:insideV w:val="none" w:color="auto" w:sz="0" w:space="0"/>
+          <w:top w:val="nil"/>
+          <w:left w:val="nil"/>
+          <w:bottom w:val="nil"/>
+          <w:right w:val="nil"/>
+          <w:insideH w:val="nil"/>
+          <w:insideV w:val="nil"/>
         </w:tblBorders>
-        <w:tblLayout w:type="autofit"/>
         <w:tblCellMar>
           <w:top w:w="0" w:type="dxa"/>
           <w:left w:w="10" w:type="dxa"/>
@@ -4778,13 +4721,15 @@
       </w:tblGrid>
       <w:tr>
         <w:tblPrEx>
+          <w:tblW w:w="8522" w:type="dxa"/>
+          <w:jc w:val="center"/>
           <w:tblBorders>
-            <w:top w:val="none" w:color="auto" w:sz="0" w:space="0"/>
-            <w:left w:val="none" w:color="auto" w:sz="0" w:space="0"/>
-            <w:bottom w:val="none" w:color="auto" w:sz="0" w:space="0"/>
-            <w:right w:val="none" w:color="auto" w:sz="0" w:space="0"/>
-            <w:insideH w:val="none" w:color="auto" w:sz="0" w:space="0"/>
-            <w:insideV w:val="none" w:color="auto" w:sz="0" w:space="0"/>
+            <w:top w:val="nil"/>
+            <w:left w:val="nil"/>
+            <w:bottom w:val="nil"/>
+            <w:right w:val="nil"/>
+            <w:insideH w:val="nil"/>
+            <w:insideV w:val="nil"/>
           </w:tblBorders>
           <w:tblCellMar>
             <w:top w:w="0" w:type="dxa"/>
@@ -4794,7 +4739,7 @@
           </w:tblCellMar>
         </w:tblPrEx>
         <w:trPr>
-          <w:trHeight w:val="0" w:hRule="atLeast"/>
+          <w:trHeight w:val="0"/>
           <w:tblHeader/>
           <w:jc w:val="center"/>
         </w:trPr>
@@ -4802,8 +4747,8 @@
           <w:tcPr>
             <w:tcW w:w="2149" w:type="dxa"/>
             <w:tcBorders>
-              <w:top w:val="single" w:color="auto" w:sz="12" w:space="0"/>
-              <w:left w:val="single" w:color="auto" w:sz="12" w:space="0"/>
+              <w:top w:val="single" w:sz="12" w:space="0" w:color="auto"/>
+              <w:left w:val="single" w:sz="12" w:space="0" w:color="auto"/>
               <w:bottom w:val="nil"/>
               <w:right w:val="nil"/>
             </w:tcBorders>
@@ -4817,7 +4762,7 @@
           </w:tcPr>
           <w:p>
             <w:pPr>
-              <w:pStyle w:val="31"/>
+              <w:pStyle w:val="a1"/>
               <w:keepNext w:val="0"/>
               <w:keepLines w:val="0"/>
               <w:pageBreakBefore w:val="0"/>
@@ -4832,7 +4777,7 @@
               <w:adjustRightInd w:val="0"/>
               <w:snapToGrid w:val="0"/>
               <w:spacing w:line="240" w:lineRule="auto"/>
-              <w:ind w:left="0" w:leftChars="0" w:right="0" w:rightChars="0" w:firstLine="0" w:firstLineChars="0"/>
+              <w:ind w:left="0" w:right="0" w:firstLine="0" w:leftChars="0" w:rightChars="0" w:firstLineChars="0"/>
               <w:jc w:val="center"/>
               <w:textAlignment w:val="baseline"/>
               <w:rPr>
@@ -4851,8 +4796,8 @@
           <w:tcPr>
             <w:tcW w:w="1556" w:type="dxa"/>
             <w:tcBorders>
-              <w:top w:val="single" w:color="auto" w:sz="12" w:space="0"/>
-              <w:left w:val="single" w:color="auto" w:sz="4" w:space="0"/>
+              <w:top w:val="single" w:sz="12" w:space="0" w:color="auto"/>
+              <w:left w:val="single" w:sz="4" w:space="0" w:color="auto"/>
               <w:bottom w:val="nil"/>
               <w:right w:val="nil"/>
             </w:tcBorders>
@@ -4866,7 +4811,7 @@
           </w:tcPr>
           <w:p>
             <w:pPr>
-              <w:pStyle w:val="31"/>
+              <w:pStyle w:val="a1"/>
               <w:keepNext w:val="0"/>
               <w:keepLines w:val="0"/>
               <w:pageBreakBefore w:val="0"/>
@@ -4881,7 +4826,7 @@
               <w:adjustRightInd w:val="0"/>
               <w:snapToGrid w:val="0"/>
               <w:spacing w:line="240" w:lineRule="auto"/>
-              <w:ind w:left="0" w:leftChars="0" w:right="0" w:rightChars="0" w:firstLine="0" w:firstLineChars="0"/>
+              <w:ind w:left="0" w:right="0" w:firstLine="0" w:leftChars="0" w:rightChars="0" w:firstLineChars="0"/>
               <w:jc w:val="center"/>
               <w:textAlignment w:val="baseline"/>
               <w:rPr>
@@ -4900,8 +4845,8 @@
           <w:tcPr>
             <w:tcW w:w="1683" w:type="dxa"/>
             <w:tcBorders>
-              <w:top w:val="single" w:color="auto" w:sz="12" w:space="0"/>
-              <w:left w:val="single" w:color="auto" w:sz="4" w:space="0"/>
+              <w:top w:val="single" w:sz="12" w:space="0" w:color="auto"/>
+              <w:left w:val="single" w:sz="4" w:space="0" w:color="auto"/>
               <w:bottom w:val="nil"/>
               <w:right w:val="nil"/>
             </w:tcBorders>
@@ -4915,7 +4860,7 @@
           </w:tcPr>
           <w:p>
             <w:pPr>
-              <w:pStyle w:val="31"/>
+              <w:pStyle w:val="a1"/>
               <w:keepNext w:val="0"/>
               <w:keepLines w:val="0"/>
               <w:pageBreakBefore w:val="0"/>
@@ -4930,7 +4875,7 @@
               <w:adjustRightInd w:val="0"/>
               <w:snapToGrid w:val="0"/>
               <w:spacing w:line="240" w:lineRule="auto"/>
-              <w:ind w:left="0" w:leftChars="0" w:right="0" w:rightChars="0" w:firstLine="0" w:firstLineChars="0"/>
+              <w:ind w:left="0" w:right="0" w:firstLine="0" w:leftChars="0" w:rightChars="0" w:firstLineChars="0"/>
               <w:jc w:val="center"/>
               <w:textAlignment w:val="baseline"/>
               <w:rPr>
@@ -4949,10 +4894,10 @@
           <w:tcPr>
             <w:tcW w:w="3134" w:type="dxa"/>
             <w:tcBorders>
-              <w:top w:val="single" w:color="auto" w:sz="12" w:space="0"/>
-              <w:left w:val="single" w:color="auto" w:sz="4" w:space="0"/>
+              <w:top w:val="single" w:sz="12" w:space="0" w:color="auto"/>
+              <w:left w:val="single" w:sz="4" w:space="0" w:color="auto"/>
               <w:bottom w:val="nil"/>
-              <w:right w:val="single" w:color="auto" w:sz="12" w:space="0"/>
+              <w:right w:val="single" w:sz="12" w:space="0" w:color="auto"/>
             </w:tcBorders>
             <w:tcMar>
               <w:top w:w="60" w:type="dxa"/>
@@ -4964,7 +4909,7 @@
           </w:tcPr>
           <w:p>
             <w:pPr>
-              <w:pStyle w:val="31"/>
+              <w:pStyle w:val="a1"/>
               <w:keepNext w:val="0"/>
               <w:keepLines w:val="0"/>
               <w:pageBreakBefore w:val="0"/>
@@ -4979,7 +4924,7 @@
               <w:adjustRightInd w:val="0"/>
               <w:snapToGrid w:val="0"/>
               <w:spacing w:line="240" w:lineRule="auto"/>
-              <w:ind w:left="0" w:leftChars="0" w:right="0" w:rightChars="0" w:firstLine="0" w:firstLineChars="0"/>
+              <w:ind w:left="0" w:right="0" w:firstLine="0" w:leftChars="0" w:rightChars="0" w:firstLineChars="0"/>
               <w:jc w:val="center"/>
               <w:textAlignment w:val="baseline"/>
               <w:rPr>
@@ -4997,14 +4942,8 @@
       </w:tr>
       <w:tr>
         <w:tblPrEx>
-          <w:tblBorders>
-            <w:top w:val="none" w:color="auto" w:sz="0" w:space="0"/>
-            <w:left w:val="none" w:color="auto" w:sz="0" w:space="0"/>
-            <w:bottom w:val="none" w:color="auto" w:sz="0" w:space="0"/>
-            <w:right w:val="none" w:color="auto" w:sz="0" w:space="0"/>
-            <w:insideH w:val="none" w:color="auto" w:sz="0" w:space="0"/>
-            <w:insideV w:val="none" w:color="auto" w:sz="0" w:space="0"/>
-          </w:tblBorders>
+          <w:tblW w:w="8522" w:type="dxa"/>
+          <w:jc w:val="center"/>
           <w:tblCellMar>
             <w:top w:w="0" w:type="dxa"/>
             <w:left w:w="10" w:type="dxa"/>
@@ -5013,15 +4952,15 @@
           </w:tblCellMar>
         </w:tblPrEx>
         <w:trPr>
-          <w:trHeight w:val="0" w:hRule="atLeast"/>
+          <w:trHeight w:val="0"/>
           <w:jc w:val="center"/>
         </w:trPr>
         <w:tc>
           <w:tcPr>
             <w:tcW w:w="2149" w:type="dxa"/>
             <w:tcBorders>
-              <w:top w:val="single" w:color="auto" w:sz="4" w:space="0"/>
-              <w:left w:val="single" w:color="auto" w:sz="12" w:space="0"/>
+              <w:top w:val="single" w:sz="4" w:space="0" w:color="auto"/>
+              <w:left w:val="single" w:sz="12" w:space="0" w:color="auto"/>
               <w:bottom w:val="nil"/>
               <w:right w:val="nil"/>
             </w:tcBorders>
@@ -5035,7 +4974,7 @@
           </w:tcPr>
           <w:p>
             <w:pPr>
-              <w:pStyle w:val="31"/>
+              <w:pStyle w:val="a1"/>
               <w:keepNext w:val="0"/>
               <w:keepLines w:val="0"/>
               <w:pageBreakBefore w:val="0"/>
@@ -5050,7 +4989,7 @@
               <w:adjustRightInd w:val="0"/>
               <w:snapToGrid w:val="0"/>
               <w:spacing w:line="240" w:lineRule="auto"/>
-              <w:ind w:left="0" w:leftChars="0" w:right="0" w:rightChars="0" w:firstLine="0" w:firstLineChars="0"/>
+              <w:ind w:left="0" w:right="0" w:firstLine="0" w:leftChars="0" w:rightChars="0" w:firstLineChars="0"/>
               <w:jc w:val="center"/>
               <w:textAlignment w:val="baseline"/>
             </w:pPr>
@@ -5073,8 +5012,8 @@
           <w:tcPr>
             <w:tcW w:w="1556" w:type="dxa"/>
             <w:tcBorders>
-              <w:top w:val="single" w:color="auto" w:sz="4" w:space="0"/>
-              <w:left w:val="single" w:color="auto" w:sz="4" w:space="0"/>
+              <w:top w:val="single" w:sz="4" w:space="0" w:color="auto"/>
+              <w:left w:val="single" w:sz="4" w:space="0" w:color="auto"/>
               <w:bottom w:val="nil"/>
               <w:right w:val="nil"/>
             </w:tcBorders>
@@ -5088,7 +5027,7 @@
           </w:tcPr>
           <w:p>
             <w:pPr>
-              <w:pStyle w:val="31"/>
+              <w:pStyle w:val="a1"/>
               <w:keepNext w:val="0"/>
               <w:keepLines w:val="0"/>
               <w:pageBreakBefore w:val="0"/>
@@ -5103,7 +5042,7 @@
               <w:adjustRightInd w:val="0"/>
               <w:snapToGrid w:val="0"/>
               <w:spacing w:line="240" w:lineRule="auto"/>
-              <w:ind w:left="0" w:leftChars="0" w:right="0" w:rightChars="0" w:firstLine="0" w:firstLineChars="0"/>
+              <w:ind w:left="0" w:right="0" w:firstLine="0" w:leftChars="0" w:rightChars="0" w:firstLineChars="0"/>
               <w:jc w:val="left"/>
               <w:textAlignment w:val="baseline"/>
             </w:pPr>
@@ -5116,8 +5055,8 @@
           <w:tcPr>
             <w:tcW w:w="1683" w:type="dxa"/>
             <w:tcBorders>
-              <w:top w:val="single" w:color="auto" w:sz="4" w:space="0"/>
-              <w:left w:val="single" w:color="auto" w:sz="4" w:space="0"/>
+              <w:top w:val="single" w:sz="4" w:space="0" w:color="auto"/>
+              <w:left w:val="single" w:sz="4" w:space="0" w:color="auto"/>
               <w:bottom w:val="nil"/>
               <w:right w:val="nil"/>
             </w:tcBorders>
@@ -5131,7 +5070,7 @@
           </w:tcPr>
           <w:p>
             <w:pPr>
-              <w:pStyle w:val="31"/>
+              <w:pStyle w:val="a1"/>
               <w:keepNext w:val="0"/>
               <w:keepLines w:val="0"/>
               <w:pageBreakBefore w:val="0"/>
@@ -5146,7 +5085,7 @@
               <w:adjustRightInd w:val="0"/>
               <w:snapToGrid w:val="0"/>
               <w:spacing w:line="240" w:lineRule="auto"/>
-              <w:ind w:left="0" w:leftChars="0" w:right="0" w:rightChars="0" w:firstLine="0" w:firstLineChars="0"/>
+              <w:ind w:left="0" w:right="0" w:firstLine="0" w:leftChars="0" w:rightChars="0" w:firstLineChars="0"/>
               <w:jc w:val="center"/>
               <w:textAlignment w:val="baseline"/>
             </w:pPr>
@@ -5159,10 +5098,10 @@
           <w:tcPr>
             <w:tcW w:w="3134" w:type="dxa"/>
             <w:tcBorders>
-              <w:top w:val="single" w:color="auto" w:sz="4" w:space="0"/>
-              <w:left w:val="single" w:color="auto" w:sz="4" w:space="0"/>
+              <w:top w:val="single" w:sz="4" w:space="0" w:color="auto"/>
+              <w:left w:val="single" w:sz="4" w:space="0" w:color="auto"/>
               <w:bottom w:val="nil"/>
-              <w:right w:val="single" w:color="auto" w:sz="12" w:space="0"/>
+              <w:right w:val="single" w:sz="12" w:space="0" w:color="auto"/>
             </w:tcBorders>
             <w:tcMar>
               <w:top w:w="60" w:type="dxa"/>
@@ -5174,7 +5113,7 @@
           </w:tcPr>
           <w:p>
             <w:pPr>
-              <w:pStyle w:val="31"/>
+              <w:pStyle w:val="a1"/>
               <w:keepNext w:val="0"/>
               <w:keepLines w:val="0"/>
               <w:pageBreakBefore w:val="0"/>
@@ -5189,7 +5128,7 @@
               <w:adjustRightInd w:val="0"/>
               <w:snapToGrid w:val="0"/>
               <w:spacing w:line="240" w:lineRule="auto"/>
-              <w:ind w:left="0" w:leftChars="0" w:right="0" w:rightChars="0" w:firstLine="0" w:firstLineChars="0"/>
+              <w:ind w:left="0" w:right="0" w:firstLine="0" w:leftChars="0" w:rightChars="0" w:firstLineChars="0"/>
               <w:jc w:val="left"/>
               <w:textAlignment w:val="baseline"/>
             </w:pPr>
@@ -5201,14 +5140,8 @@
       </w:tr>
       <w:tr>
         <w:tblPrEx>
-          <w:tblBorders>
-            <w:top w:val="none" w:color="auto" w:sz="0" w:space="0"/>
-            <w:left w:val="none" w:color="auto" w:sz="0" w:space="0"/>
-            <w:bottom w:val="none" w:color="auto" w:sz="0" w:space="0"/>
-            <w:right w:val="none" w:color="auto" w:sz="0" w:space="0"/>
-            <w:insideH w:val="none" w:color="auto" w:sz="0" w:space="0"/>
-            <w:insideV w:val="none" w:color="auto" w:sz="0" w:space="0"/>
-          </w:tblBorders>
+          <w:tblW w:w="8522" w:type="dxa"/>
+          <w:jc w:val="center"/>
           <w:tblCellMar>
             <w:top w:w="0" w:type="dxa"/>
             <w:left w:w="10" w:type="dxa"/>
@@ -5217,16 +5150,16 @@
           </w:tblCellMar>
         </w:tblPrEx>
         <w:trPr>
-          <w:trHeight w:val="0" w:hRule="atLeast"/>
+          <w:trHeight w:val="0"/>
           <w:jc w:val="center"/>
         </w:trPr>
         <w:tc>
           <w:tcPr>
             <w:tcW w:w="2149" w:type="dxa"/>
             <w:tcBorders>
-              <w:top w:val="single" w:color="auto" w:sz="4" w:space="0"/>
-              <w:left w:val="single" w:color="auto" w:sz="12" w:space="0"/>
-              <w:bottom w:val="single" w:color="auto" w:sz="12" w:space="0"/>
+              <w:top w:val="single" w:sz="4" w:space="0" w:color="auto"/>
+              <w:left w:val="single" w:sz="12" w:space="0" w:color="auto"/>
+              <w:bottom w:val="single" w:sz="12" w:space="0" w:color="auto"/>
               <w:right w:val="nil"/>
             </w:tcBorders>
             <w:tcMar>
@@ -5239,7 +5172,7 @@
           </w:tcPr>
           <w:p>
             <w:pPr>
-              <w:pStyle w:val="31"/>
+              <w:pStyle w:val="a1"/>
               <w:keepNext w:val="0"/>
               <w:keepLines w:val="0"/>
               <w:pageBreakBefore w:val="0"/>
@@ -5254,7 +5187,7 @@
               <w:adjustRightInd w:val="0"/>
               <w:snapToGrid w:val="0"/>
               <w:spacing w:line="240" w:lineRule="auto"/>
-              <w:ind w:left="0" w:leftChars="0" w:right="0" w:rightChars="0" w:firstLine="0" w:firstLineChars="0"/>
+              <w:ind w:left="0" w:right="0" w:firstLine="0" w:leftChars="0" w:rightChars="0" w:firstLineChars="0"/>
               <w:jc w:val="center"/>
               <w:textAlignment w:val="baseline"/>
             </w:pPr>
@@ -5277,9 +5210,9 @@
           <w:tcPr>
             <w:tcW w:w="1556" w:type="dxa"/>
             <w:tcBorders>
-              <w:top w:val="single" w:color="auto" w:sz="4" w:space="0"/>
-              <w:left w:val="single" w:color="auto" w:sz="4" w:space="0"/>
-              <w:bottom w:val="single" w:color="auto" w:sz="12" w:space="0"/>
+              <w:top w:val="single" w:sz="4" w:space="0" w:color="auto"/>
+              <w:left w:val="single" w:sz="4" w:space="0" w:color="auto"/>
+              <w:bottom w:val="single" w:sz="12" w:space="0" w:color="auto"/>
               <w:right w:val="nil"/>
             </w:tcBorders>
             <w:tcMar>
@@ -5292,7 +5225,7 @@
           </w:tcPr>
           <w:p>
             <w:pPr>
-              <w:pStyle w:val="31"/>
+              <w:pStyle w:val="a1"/>
               <w:keepNext w:val="0"/>
               <w:keepLines w:val="0"/>
               <w:pageBreakBefore w:val="0"/>
@@ -5307,7 +5240,7 @@
               <w:adjustRightInd w:val="0"/>
               <w:snapToGrid w:val="0"/>
               <w:spacing w:line="240" w:lineRule="auto"/>
-              <w:ind w:left="0" w:leftChars="0" w:right="0" w:rightChars="0" w:firstLine="0" w:firstLineChars="0"/>
+              <w:ind w:left="0" w:right="0" w:firstLine="0" w:leftChars="0" w:rightChars="0" w:firstLineChars="0"/>
               <w:jc w:val="left"/>
               <w:textAlignment w:val="baseline"/>
             </w:pPr>
@@ -5320,9 +5253,9 @@
           <w:tcPr>
             <w:tcW w:w="1683" w:type="dxa"/>
             <w:tcBorders>
-              <w:top w:val="single" w:color="auto" w:sz="4" w:space="0"/>
-              <w:left w:val="single" w:color="auto" w:sz="4" w:space="0"/>
-              <w:bottom w:val="single" w:color="auto" w:sz="12" w:space="0"/>
+              <w:top w:val="single" w:sz="4" w:space="0" w:color="auto"/>
+              <w:left w:val="single" w:sz="4" w:space="0" w:color="auto"/>
+              <w:bottom w:val="single" w:sz="12" w:space="0" w:color="auto"/>
               <w:right w:val="nil"/>
             </w:tcBorders>
             <w:tcMar>
@@ -5335,7 +5268,7 @@
           </w:tcPr>
           <w:p>
             <w:pPr>
-              <w:pStyle w:val="31"/>
+              <w:pStyle w:val="a1"/>
               <w:keepNext w:val="0"/>
               <w:keepLines w:val="0"/>
               <w:pageBreakBefore w:val="0"/>
@@ -5350,7 +5283,7 @@
               <w:adjustRightInd w:val="0"/>
               <w:snapToGrid w:val="0"/>
               <w:spacing w:line="240" w:lineRule="auto"/>
-              <w:ind w:left="0" w:leftChars="0" w:right="0" w:rightChars="0" w:firstLine="0" w:firstLineChars="0"/>
+              <w:ind w:left="0" w:right="0" w:firstLine="0" w:leftChars="0" w:rightChars="0" w:firstLineChars="0"/>
               <w:jc w:val="center"/>
               <w:textAlignment w:val="baseline"/>
             </w:pPr>
@@ -5363,10 +5296,10 @@
           <w:tcPr>
             <w:tcW w:w="3134" w:type="dxa"/>
             <w:tcBorders>
-              <w:top w:val="single" w:color="auto" w:sz="4" w:space="0"/>
-              <w:left w:val="single" w:color="auto" w:sz="4" w:space="0"/>
-              <w:bottom w:val="single" w:color="auto" w:sz="12" w:space="0"/>
-              <w:right w:val="single" w:color="auto" w:sz="12" w:space="0"/>
+              <w:top w:val="single" w:sz="4" w:space="0" w:color="auto"/>
+              <w:left w:val="single" w:sz="4" w:space="0" w:color="auto"/>
+              <w:bottom w:val="single" w:sz="12" w:space="0" w:color="auto"/>
+              <w:right w:val="single" w:sz="12" w:space="0" w:color="auto"/>
             </w:tcBorders>
             <w:tcMar>
               <w:top w:w="60" w:type="dxa"/>
@@ -5378,7 +5311,7 @@
           </w:tcPr>
           <w:p>
             <w:pPr>
-              <w:pStyle w:val="31"/>
+              <w:pStyle w:val="a1"/>
               <w:keepNext w:val="0"/>
               <w:keepLines w:val="0"/>
               <w:pageBreakBefore w:val="0"/>
@@ -5393,7 +5326,7 @@
               <w:adjustRightInd w:val="0"/>
               <w:snapToGrid w:val="0"/>
               <w:spacing w:line="240" w:lineRule="auto"/>
-              <w:ind w:left="0" w:leftChars="0" w:right="0" w:rightChars="0" w:firstLine="0" w:firstLineChars="0"/>
+              <w:ind w:left="0" w:right="0" w:firstLine="0" w:leftChars="0" w:rightChars="0" w:firstLineChars="0"/>
               <w:jc w:val="left"/>
               <w:textAlignment w:val="baseline"/>
             </w:pPr>
@@ -5416,7 +5349,7 @@
     </w:tbl>
     <w:p>
       <w:pPr>
-        <w:pStyle w:val="31"/>
+        <w:pStyle w:val="a1"/>
         <w:keepNext w:val="0"/>
         <w:keepLines w:val="0"/>
         <w:pageBreakBefore w:val="0"/>
@@ -5438,7 +5371,7 @@
     </w:p>
     <w:p>
       <w:pPr>
-        <w:pStyle w:val="32"/>
+        <w:pStyle w:val="2"/>
         <w:keepNext w:val="0"/>
         <w:keepLines w:val="0"/>
         <w:pageBreakBefore w:val="0"/>
@@ -5464,7 +5397,7 @@
     </w:p>
     <w:p>
       <w:pPr>
-        <w:pStyle w:val="31"/>
+        <w:pStyle w:val="a1"/>
         <w:keepNext w:val="0"/>
         <w:keepLines w:val="0"/>
         <w:pageBreakBefore w:val="0"/>
@@ -5496,7 +5429,7 @@
     </w:p>
     <w:p>
       <w:pPr>
-        <w:pStyle w:val="31"/>
+        <w:pStyle w:val="a1"/>
         <w:keepNext w:val="0"/>
         <w:keepLines w:val="0"/>
         <w:pageBreakBefore w:val="0"/>
@@ -5608,7 +5541,7 @@
     </w:p>
     <w:p>
       <w:pPr>
-        <w:pStyle w:val="31"/>
+        <w:pStyle w:val="a1"/>
         <w:keepNext w:val="0"/>
         <w:keepLines w:val="0"/>
         <w:pageBreakBefore w:val="0"/>
@@ -5630,7 +5563,7 @@
     </w:p>
     <w:p>
       <w:pPr>
-        <w:pStyle w:val="31"/>
+        <w:pStyle w:val="a1"/>
         <w:keepNext w:val="0"/>
         <w:keepLines w:val="0"/>
         <w:pageBreakBefore w:val="0"/>
@@ -5646,7 +5579,7 @@
         <w:snapToGrid w:val="0"/>
         <w:textAlignment w:val="baseline"/>
         <w:rPr>
-          <w:rFonts w:hint="default" w:eastAsia="宋体"/>
+          <w:rFonts w:eastAsia="宋体" w:hint="default"/>
           <w:lang w:val="en-US" w:eastAsia="zh-CN"/>
         </w:rPr>
       </w:pPr>
@@ -5660,7 +5593,7 @@
     </w:p>
     <w:p>
       <w:pPr>
-        <w:pStyle w:val="32"/>
+        <w:pStyle w:val="2"/>
         <w:keepNext w:val="0"/>
         <w:keepLines w:val="0"/>
         <w:pageBreakBefore w:val="0"/>
@@ -5686,7 +5619,7 @@
     </w:p>
     <w:p>
       <w:pPr>
-        <w:pStyle w:val="31"/>
+        <w:pStyle w:val="a1"/>
         <w:keepNext w:val="0"/>
         <w:keepLines w:val="0"/>
         <w:pageBreakBefore w:val="0"/>
@@ -5708,7 +5641,7 @@
     </w:p>
     <w:p>
       <w:pPr>
-        <w:pStyle w:val="31"/>
+        <w:pStyle w:val="a1"/>
         <w:keepNext w:val="0"/>
         <w:keepLines w:val="0"/>
         <w:pageBreakBefore w:val="0"/>
@@ -5740,7 +5673,7 @@
     </w:p>
     <w:p>
       <w:pPr>
-        <w:pStyle w:val="32"/>
+        <w:pStyle w:val="2"/>
         <w:keepNext w:val="0"/>
         <w:keepLines w:val="0"/>
         <w:pageBreakBefore w:val="0"/>
@@ -5766,7 +5699,7 @@
     </w:p>
     <w:p>
       <w:pPr>
-        <w:pStyle w:val="31"/>
+        <w:pStyle w:val="a1"/>
         <w:keepNext w:val="0"/>
         <w:keepLines w:val="0"/>
         <w:pageBreakBefore w:val="0"/>
@@ -5798,7 +5731,7 @@
     </w:p>
     <w:p>
       <w:pPr>
-        <w:pStyle w:val="32"/>
+        <w:pStyle w:val="2"/>
         <w:bidi w:val="0"/>
         <w:rPr>
           <w:rFonts w:hint="default"/>
@@ -5817,7 +5750,7 @@
     </w:p>
     <w:p>
       <w:pPr>
-        <w:pStyle w:val="31"/>
+        <w:pStyle w:val="a1"/>
         <w:rPr>
           <w:rFonts w:hint="default"/>
           <w:lang w:val="en-US" w:eastAsia="zh-CN"/>
@@ -5842,7 +5775,7 @@
     </w:p>
     <w:p>
       <w:pPr>
-        <w:pStyle w:val="31"/>
+        <w:pStyle w:val="a1"/>
         <w:keepNext w:val="0"/>
         <w:keepLines w:val="0"/>
         <w:pageBreakBefore w:val="0"/>
@@ -5858,7 +5791,7 @@
         <w:snapToGrid w:val="0"/>
         <w:textAlignment w:val="baseline"/>
         <w:rPr>
-          <w:rFonts w:hint="eastAsia" w:eastAsia="宋体"/>
+          <w:rFonts w:eastAsia="宋体" w:hint="eastAsia"/>
           <w:lang w:val="en-US" w:eastAsia="zh-CN"/>
         </w:rPr>
       </w:pPr>
@@ -5866,73 +5799,23 @@
     <w:sectPr>
       <w:pgSz w:w="11906" w:h="16838"/>
       <w:pgMar w:top="1440" w:right="1800" w:bottom="1440" w:left="1800" w:header="851" w:footer="992" w:gutter="0"/>
-      <w:cols w:space="425" w:num="1"/>
+      <w:cols w:num="1" w:space="425"/>
       <w:docGrid w:type="lines" w:linePitch="312" w:charSpace="0"/>
     </w:sectPr>
   </w:body>
 </w:document>
 </file>
 
-<file path=word/endnotes.xml><?xml version="1.0" encoding="utf-8"?>
-<w:endnotes xmlns:wpc="http://schemas.microsoft.com/office/word/2010/wordprocessingCanvas" xmlns:mc="http://schemas.openxmlformats.org/markup-compatibility/2006" xmlns:o="urn:schemas-microsoft-com:office:office" xmlns:r="http://schemas.openxmlformats.org/officeDocument/2006/relationships" xmlns:m="http://schemas.openxmlformats.org/officeDocument/2006/math" xmlns:v="urn:schemas-microsoft-com:vml" xmlns:wp14="http://schemas.microsoft.com/office/word/2010/wordprocessingDrawing" xmlns:wp="http://schemas.openxmlformats.org/drawingml/2006/wordprocessingDrawing" xmlns:w="http://schemas.openxmlformats.org/wordprocessingml/2006/main" xmlns:w14="http://schemas.microsoft.com/office/word/2010/wordml" xmlns:w15="http://schemas.microsoft.com/office/word/2012/wordml" xmlns:w10="urn:schemas-microsoft-com:office:word" xmlns:wpg="http://schemas.microsoft.com/office/word/2010/wordprocessingGroup" xmlns:wpi="http://schemas.microsoft.com/office/word/2010/wordprocessingInk" xmlns:wne="http://schemas.microsoft.com/office/word/2006/wordml" xmlns:wps="http://schemas.microsoft.com/office/word/2010/wordprocessingShape" xmlns:wpsCustomData="http://www.wps.cn/officeDocument/2013/wpsCustomData" mc:Ignorable="w14 w15 wp14">
-  <w:endnote w:type="separator" w:id="0">
-    <w:p>
-      <w:pPr>
-        <w:spacing w:line="240" w:lineRule="auto"/>
-      </w:pPr>
-      <w:r>
-        <w:separator/>
-      </w:r>
-    </w:p>
-  </w:endnote>
-  <w:endnote w:type="continuationSeparator" w:id="1">
-    <w:p>
-      <w:pPr>
-        <w:spacing w:line="240" w:lineRule="auto"/>
-      </w:pPr>
-      <w:r>
-        <w:continuationSeparator/>
-      </w:r>
-    </w:p>
-  </w:endnote>
-</w:endnotes>
-</file>
-
-<file path=word/footnotes.xml><?xml version="1.0" encoding="utf-8"?>
-<w:footnotes xmlns:wpc="http://schemas.microsoft.com/office/word/2010/wordprocessingCanvas" xmlns:mc="http://schemas.openxmlformats.org/markup-compatibility/2006" xmlns:o="urn:schemas-microsoft-com:office:office" xmlns:r="http://schemas.openxmlformats.org/officeDocument/2006/relationships" xmlns:m="http://schemas.openxmlformats.org/officeDocument/2006/math" xmlns:v="urn:schemas-microsoft-com:vml" xmlns:wp14="http://schemas.microsoft.com/office/word/2010/wordprocessingDrawing" xmlns:wp="http://schemas.openxmlformats.org/drawingml/2006/wordprocessingDrawing" xmlns:w="http://schemas.openxmlformats.org/wordprocessingml/2006/main" xmlns:w14="http://schemas.microsoft.com/office/word/2010/wordml" xmlns:w15="http://schemas.microsoft.com/office/word/2012/wordml" xmlns:w10="urn:schemas-microsoft-com:office:word" xmlns:wpg="http://schemas.microsoft.com/office/word/2010/wordprocessingGroup" xmlns:wpi="http://schemas.microsoft.com/office/word/2010/wordprocessingInk" xmlns:wne="http://schemas.microsoft.com/office/word/2006/wordml" xmlns:wps="http://schemas.microsoft.com/office/word/2010/wordprocessingShape" xmlns:wpsCustomData="http://www.wps.cn/officeDocument/2013/wpsCustomData" mc:Ignorable="w14 w15 wp14">
-  <w:footnote w:type="separator" w:id="0">
-    <w:p>
-      <w:pPr>
-        <w:spacing w:line="360" w:lineRule="auto"/>
-      </w:pPr>
-      <w:r>
-        <w:separator/>
-      </w:r>
-    </w:p>
-  </w:footnote>
-  <w:footnote w:type="continuationSeparator" w:id="1">
-    <w:p>
-      <w:pPr>
-        <w:spacing w:line="360" w:lineRule="auto"/>
-      </w:pPr>
-      <w:r>
-        <w:continuationSeparator/>
-      </w:r>
-    </w:p>
-  </w:footnote>
-</w:footnotes>
-</file>
-
 <file path=word/numbering.xml><?xml version="1.0" encoding="utf-8"?>
-<w:numbering xmlns:wpc="http://schemas.microsoft.com/office/word/2010/wordprocessingCanvas" xmlns:mc="http://schemas.openxmlformats.org/markup-compatibility/2006" xmlns:o="urn:schemas-microsoft-com:office:office" xmlns:r="http://schemas.openxmlformats.org/officeDocument/2006/relationships" xmlns:m="http://schemas.openxmlformats.org/officeDocument/2006/math" xmlns:v="urn:schemas-microsoft-com:vml" xmlns:wp14="http://schemas.microsoft.com/office/word/2010/wordprocessingDrawing" xmlns:wp="http://schemas.openxmlformats.org/drawingml/2006/wordprocessingDrawing" xmlns:w10="urn:schemas-microsoft-com:office:word" xmlns:w="http://schemas.openxmlformats.org/wordprocessingml/2006/main" xmlns:w14="http://schemas.microsoft.com/office/word/2010/wordml" xmlns:wpg="http://schemas.microsoft.com/office/word/2010/wordprocessingGroup" xmlns:wpi="http://schemas.microsoft.com/office/word/2010/wordprocessingInk" xmlns:wne="http://schemas.microsoft.com/office/word/2006/wordml" xmlns:wps="http://schemas.microsoft.com/office/word/2010/wordprocessingShape" xmlns:wpsCustomData="http://www.wps.cn/officeDocument/2013/wpsCustomData" mc:Ignorable="w14 wp14">
+<w:numbering xmlns:wpc="http://schemas.microsoft.com/office/word/2010/wordprocessingCanvas" xmlns:mc="http://schemas.openxmlformats.org/markup-compatibility/2006" xmlns:o="urn:schemas-microsoft-com:office:office" xmlns:r="http://schemas.openxmlformats.org/officeDocument/2006/relationships" xmlns:m="http://schemas.openxmlformats.org/officeDocument/2006/math" xmlns:v="urn:schemas-microsoft-com:vml" xmlns:wp14="http://schemas.microsoft.com/office/word/2010/wordprocessingDrawing" xmlns:wp="http://schemas.openxmlformats.org/drawingml/2006/wordprocessingDrawing" xmlns:w10="urn:schemas-microsoft-com:office:word" xmlns:w="http://schemas.openxmlformats.org/wordprocessingml/2006/main" xmlns:w14="http://schemas.microsoft.com/office/word/2010/wordml" xmlns:w15="http://schemas.microsoft.com/office/word/2012/wordml" xmlns:wne="http://schemas.microsoft.com/office/word/2006/wordml" xmlns:wpg="http://schemas.microsoft.com/office/word/2010/wordprocessingGroup" xmlns:wpi="http://schemas.microsoft.com/office/word/2010/wordprocessingInk" xmlns:wps="http://schemas.microsoft.com/office/word/2010/wordprocessingShape" mc:Ignorable="w14 w15 wp14">
   <w:abstractNum w:abstractNumId="0">
     <w:nsid w:val="8E964DCE"/>
     <w:multiLevelType w:val="multilevel"/>
     <w:tmpl w:val="8E964DCE"/>
-    <w:lvl w:ilvl="0" w:tentative="0">
+    <w:lvl w:ilvl="0">
       <w:start w:val="1"/>
       <w:numFmt w:val="decimal"/>
-      <w:pStyle w:val="2"/>
+      <w:pStyle w:val="Heading1"/>
       <w:lvlText w:val="%1."/>
       <w:lvlJc w:val="left"/>
       <w:pPr>
@@ -5942,10 +5825,10 @@
         <w:rFonts w:hint="default"/>
       </w:rPr>
     </w:lvl>
-    <w:lvl w:ilvl="1" w:tentative="0">
+    <w:lvl w:ilvl="1">
       <w:start w:val="1"/>
       <w:numFmt w:val="decimal"/>
-      <w:pStyle w:val="3"/>
+      <w:pStyle w:val="Heading2"/>
       <w:lvlText w:val="%1.%2."/>
       <w:lvlJc w:val="left"/>
       <w:pPr>
@@ -5955,10 +5838,10 @@
         <w:rFonts w:hint="default"/>
       </w:rPr>
     </w:lvl>
-    <w:lvl w:ilvl="2" w:tentative="0">
+    <w:lvl w:ilvl="2">
       <w:start w:val="1"/>
       <w:numFmt w:val="decimal"/>
-      <w:pStyle w:val="4"/>
+      <w:pStyle w:val="Heading3"/>
       <w:lvlText w:val="%1.%2.%3."/>
       <w:lvlJc w:val="left"/>
       <w:pPr>
@@ -5968,10 +5851,10 @@
         <w:rFonts w:hint="default"/>
       </w:rPr>
     </w:lvl>
-    <w:lvl w:ilvl="3" w:tentative="0">
+    <w:lvl w:ilvl="3">
       <w:start w:val="1"/>
       <w:numFmt w:val="decimal"/>
-      <w:pStyle w:val="5"/>
+      <w:pStyle w:val="Heading4"/>
       <w:lvlText w:val="%1.%2.%3.%4."/>
       <w:lvlJc w:val="left"/>
       <w:pPr>
@@ -5981,10 +5864,10 @@
         <w:rFonts w:hint="default"/>
       </w:rPr>
     </w:lvl>
-    <w:lvl w:ilvl="4" w:tentative="0">
+    <w:lvl w:ilvl="4">
       <w:start w:val="1"/>
       <w:numFmt w:val="decimal"/>
-      <w:pStyle w:val="6"/>
+      <w:pStyle w:val="Heading5"/>
       <w:lvlText w:val="%1.%2.%3.%4.%5."/>
       <w:lvlJc w:val="left"/>
       <w:pPr>
@@ -5994,10 +5877,10 @@
         <w:rFonts w:hint="default"/>
       </w:rPr>
     </w:lvl>
-    <w:lvl w:ilvl="5" w:tentative="0">
+    <w:lvl w:ilvl="5">
       <w:start w:val="1"/>
       <w:numFmt w:val="decimal"/>
-      <w:pStyle w:val="7"/>
+      <w:pStyle w:val="Heading6"/>
       <w:lvlText w:val="%1.%2.%3.%4.%5.%6."/>
       <w:lvlJc w:val="left"/>
       <w:pPr>
@@ -6007,10 +5890,10 @@
         <w:rFonts w:hint="default"/>
       </w:rPr>
     </w:lvl>
-    <w:lvl w:ilvl="6" w:tentative="0">
+    <w:lvl w:ilvl="6">
       <w:start w:val="1"/>
       <w:numFmt w:val="decimal"/>
-      <w:pStyle w:val="8"/>
+      <w:pStyle w:val="Heading7"/>
       <w:lvlText w:val="%1.%2.%3.%4.%5.%6.%7."/>
       <w:lvlJc w:val="left"/>
       <w:pPr>
@@ -6020,10 +5903,10 @@
         <w:rFonts w:hint="default"/>
       </w:rPr>
     </w:lvl>
-    <w:lvl w:ilvl="7" w:tentative="0">
+    <w:lvl w:ilvl="7">
       <w:start w:val="1"/>
       <w:numFmt w:val="decimal"/>
-      <w:pStyle w:val="9"/>
+      <w:pStyle w:val="Heading8"/>
       <w:lvlText w:val="%1.%2.%3.%4.%5.%6.%7.%8."/>
       <w:lvlJc w:val="left"/>
       <w:pPr>
@@ -6033,10 +5916,10 @@
         <w:rFonts w:hint="default"/>
       </w:rPr>
     </w:lvl>
-    <w:lvl w:ilvl="8" w:tentative="0">
+    <w:lvl w:ilvl="8">
       <w:start w:val="1"/>
       <w:numFmt w:val="decimal"/>
-      <w:pStyle w:val="10"/>
+      <w:pStyle w:val="Heading9"/>
       <w:lvlText w:val="%1.%2.%3.%4.%5.%6.%7.%8.%9."/>
       <w:lvlJc w:val="left"/>
       <w:pPr>
@@ -6054,269 +5937,267 @@
 </file>
 
 <file path=word/styles.xml><?xml version="1.0" encoding="utf-8"?>
-<w:styles xmlns:mc="http://schemas.openxmlformats.org/markup-compatibility/2006" xmlns:o="urn:schemas-microsoft-com:office:office" xmlns:r="http://schemas.openxmlformats.org/officeDocument/2006/relationships" xmlns:m="http://schemas.openxmlformats.org/officeDocument/2006/math" xmlns:v="urn:schemas-microsoft-com:vml" xmlns:w="http://schemas.openxmlformats.org/wordprocessingml/2006/main" xmlns:w14="http://schemas.microsoft.com/office/word/2010/wordml" xmlns:w10="urn:schemas-microsoft-com:office:word" xmlns:sl="http://schemas.openxmlformats.org/schemaLibrary/2006/main" xmlns:wpsCustomData="http://www.wps.cn/officeDocument/2013/wpsCustomData" mc:Ignorable="w14">
+<w:styles xmlns:mc="http://schemas.openxmlformats.org/markup-compatibility/2006" xmlns:r="http://schemas.openxmlformats.org/officeDocument/2006/relationships" xmlns:w="http://schemas.openxmlformats.org/wordprocessingml/2006/main" xmlns:w14="http://schemas.microsoft.com/office/word/2010/wordml" xmlns:w15="http://schemas.microsoft.com/office/word/2012/wordml" mc:Ignorable="w14 w15">
   <w:docDefaults>
     <w:rPrDefault>
       <w:rPr>
-        <w:rFonts w:ascii="Times New Roman" w:hAnsi="Times New Roman" w:eastAsia="宋体" w:cs="Times New Roman"/>
+        <w:rFonts w:ascii="Times New Roman" w:eastAsia="宋体" w:hAnsi="Times New Roman" w:cs="Times New Roman"/>
       </w:rPr>
     </w:rPrDefault>
     <w:pPrDefault/>
   </w:docDefaults>
-  <w:latentStyles w:count="260" w:defQFormat="0" w:defUnhideWhenUsed="1" w:defSemiHidden="1" w:defUIPriority="99" w:defLockedState="0">
-    <w:lsdException w:qFormat="1" w:unhideWhenUsed="0" w:uiPriority="0" w:semiHidden="0" w:name="Normal"/>
-    <w:lsdException w:qFormat="1" w:unhideWhenUsed="0" w:uiPriority="0" w:semiHidden="0" w:name="heading 1"/>
-    <w:lsdException w:qFormat="1" w:uiPriority="0" w:semiHidden="0" w:name="heading 2"/>
-    <w:lsdException w:qFormat="1" w:uiPriority="0" w:name="heading 3"/>
-    <w:lsdException w:qFormat="1" w:uiPriority="0" w:semiHidden="0" w:name="heading 4"/>
-    <w:lsdException w:qFormat="1" w:uiPriority="0" w:name="heading 5"/>
-    <w:lsdException w:qFormat="1" w:uiPriority="0" w:name="heading 6"/>
-    <w:lsdException w:qFormat="1" w:uiPriority="0" w:name="heading 7"/>
-    <w:lsdException w:qFormat="1" w:uiPriority="0" w:name="heading 8"/>
-    <w:lsdException w:qFormat="1" w:uiPriority="0" w:name="heading 9"/>
-    <w:lsdException w:unhideWhenUsed="0" w:uiPriority="0" w:semiHidden="0" w:name="index 1"/>
-    <w:lsdException w:unhideWhenUsed="0" w:uiPriority="0" w:semiHidden="0" w:name="index 2"/>
-    <w:lsdException w:unhideWhenUsed="0" w:uiPriority="0" w:semiHidden="0" w:name="index 3"/>
-    <w:lsdException w:unhideWhenUsed="0" w:uiPriority="0" w:semiHidden="0" w:name="index 4"/>
-    <w:lsdException w:unhideWhenUsed="0" w:uiPriority="0" w:semiHidden="0" w:name="index 5"/>
-    <w:lsdException w:unhideWhenUsed="0" w:uiPriority="0" w:semiHidden="0" w:name="index 6"/>
-    <w:lsdException w:unhideWhenUsed="0" w:uiPriority="0" w:semiHidden="0" w:name="index 7"/>
-    <w:lsdException w:unhideWhenUsed="0" w:uiPriority="0" w:semiHidden="0" w:name="index 8"/>
-    <w:lsdException w:unhideWhenUsed="0" w:uiPriority="0" w:semiHidden="0" w:name="index 9"/>
-    <w:lsdException w:qFormat="1" w:unhideWhenUsed="0" w:uiPriority="0" w:semiHidden="0" w:name="toc 1"/>
-    <w:lsdException w:qFormat="1" w:unhideWhenUsed="0" w:uiPriority="0" w:semiHidden="0" w:name="toc 2"/>
-    <w:lsdException w:qFormat="1" w:unhideWhenUsed="0" w:uiPriority="0" w:semiHidden="0" w:name="toc 3"/>
-    <w:lsdException w:unhideWhenUsed="0" w:uiPriority="0" w:semiHidden="0" w:name="toc 4"/>
-    <w:lsdException w:unhideWhenUsed="0" w:uiPriority="0" w:semiHidden="0" w:name="toc 5"/>
-    <w:lsdException w:unhideWhenUsed="0" w:uiPriority="0" w:semiHidden="0" w:name="toc 6"/>
-    <w:lsdException w:unhideWhenUsed="0" w:uiPriority="0" w:semiHidden="0" w:name="toc 7"/>
-    <w:lsdException w:unhideWhenUsed="0" w:uiPriority="0" w:semiHidden="0" w:name="toc 8"/>
-    <w:lsdException w:unhideWhenUsed="0" w:uiPriority="0" w:semiHidden="0" w:name="toc 9"/>
-    <w:lsdException w:unhideWhenUsed="0" w:uiPriority="0" w:semiHidden="0" w:name="Normal Indent"/>
-    <w:lsdException w:unhideWhenUsed="0" w:uiPriority="0" w:semiHidden="0" w:name="footnote text"/>
-    <w:lsdException w:qFormat="1" w:unhideWhenUsed="0" w:uiPriority="0" w:semiHidden="0" w:name="annotation text"/>
-    <w:lsdException w:qFormat="1" w:unhideWhenUsed="0" w:uiPriority="0" w:semiHidden="0" w:name="header"/>
-    <w:lsdException w:qFormat="1" w:unhideWhenUsed="0" w:uiPriority="0" w:semiHidden="0" w:name="footer"/>
-    <w:lsdException w:unhideWhenUsed="0" w:uiPriority="0" w:semiHidden="0" w:name="index heading"/>
-    <w:lsdException w:qFormat="1" w:uiPriority="0" w:name="caption"/>
-    <w:lsdException w:qFormat="1" w:unhideWhenUsed="0" w:uiPriority="0" w:semiHidden="0" w:name="table of figures"/>
-    <w:lsdException w:unhideWhenUsed="0" w:uiPriority="0" w:semiHidden="0" w:name="envelope address"/>
-    <w:lsdException w:unhideWhenUsed="0" w:uiPriority="0" w:semiHidden="0" w:name="envelope return"/>
-    <w:lsdException w:unhideWhenUsed="0" w:uiPriority="0" w:semiHidden="0" w:name="footnote reference"/>
-    <w:lsdException w:unhideWhenUsed="0" w:uiPriority="0" w:semiHidden="0" w:name="annotation reference"/>
-    <w:lsdException w:unhideWhenUsed="0" w:uiPriority="0" w:semiHidden="0" w:name="line number"/>
-    <w:lsdException w:unhideWhenUsed="0" w:uiPriority="0" w:semiHidden="0" w:name="page number"/>
-    <w:lsdException w:unhideWhenUsed="0" w:uiPriority="0" w:semiHidden="0" w:name="endnote reference"/>
-    <w:lsdException w:unhideWhenUsed="0" w:uiPriority="0" w:semiHidden="0" w:name="endnote text"/>
-    <w:lsdException w:unhideWhenUsed="0" w:uiPriority="0" w:semiHidden="0" w:name="table of authorities"/>
-    <w:lsdException w:unhideWhenUsed="0" w:uiPriority="0" w:semiHidden="0" w:name="macro"/>
-    <w:lsdException w:unhideWhenUsed="0" w:uiPriority="0" w:semiHidden="0" w:name="toa heading"/>
-    <w:lsdException w:unhideWhenUsed="0" w:uiPriority="0" w:semiHidden="0" w:name="List"/>
-    <w:lsdException w:unhideWhenUsed="0" w:uiPriority="0" w:semiHidden="0" w:name="List Bullet"/>
-    <w:lsdException w:unhideWhenUsed="0" w:uiPriority="0" w:semiHidden="0" w:name="List Number"/>
-    <w:lsdException w:unhideWhenUsed="0" w:uiPriority="0" w:semiHidden="0" w:name="List 2"/>
-    <w:lsdException w:unhideWhenUsed="0" w:uiPriority="0" w:semiHidden="0" w:name="List 3"/>
-    <w:lsdException w:unhideWhenUsed="0" w:uiPriority="0" w:semiHidden="0" w:name="List 4"/>
-    <w:lsdException w:unhideWhenUsed="0" w:uiPriority="0" w:semiHidden="0" w:name="List 5"/>
-    <w:lsdException w:unhideWhenUsed="0" w:uiPriority="0" w:semiHidden="0" w:name="List Bullet 2"/>
-    <w:lsdException w:unhideWhenUsed="0" w:uiPriority="0" w:semiHidden="0" w:name="List Bullet 3"/>
-    <w:lsdException w:unhideWhenUsed="0" w:uiPriority="0" w:semiHidden="0" w:name="List Bullet 4"/>
-    <w:lsdException w:unhideWhenUsed="0" w:uiPriority="0" w:semiHidden="0" w:name="List Bullet 5"/>
-    <w:lsdException w:unhideWhenUsed="0" w:uiPriority="0" w:semiHidden="0" w:name="List Number 2"/>
-    <w:lsdException w:unhideWhenUsed="0" w:uiPriority="0" w:semiHidden="0" w:name="List Number 3"/>
-    <w:lsdException w:unhideWhenUsed="0" w:uiPriority="0" w:semiHidden="0" w:name="List Number 4"/>
-    <w:lsdException w:unhideWhenUsed="0" w:uiPriority="0" w:semiHidden="0" w:name="List Number 5"/>
-    <w:lsdException w:qFormat="1" w:unhideWhenUsed="0" w:uiPriority="0" w:semiHidden="0" w:name="Title"/>
-    <w:lsdException w:unhideWhenUsed="0" w:uiPriority="0" w:semiHidden="0" w:name="Closing"/>
-    <w:lsdException w:unhideWhenUsed="0" w:uiPriority="0" w:semiHidden="0" w:name="Signature"/>
-    <w:lsdException w:qFormat="1" w:unhideWhenUsed="0" w:uiPriority="0" w:name="Default Paragraph Font"/>
-    <w:lsdException w:qFormat="1" w:unhideWhenUsed="0" w:uiPriority="0" w:name="Body Text"/>
-    <w:lsdException w:unhideWhenUsed="0" w:uiPriority="0" w:semiHidden="0" w:name="Body Text Indent"/>
-    <w:lsdException w:unhideWhenUsed="0" w:uiPriority="0" w:semiHidden="0" w:name="List Continue"/>
-    <w:lsdException w:unhideWhenUsed="0" w:uiPriority="0" w:semiHidden="0" w:name="List Continue 2"/>
-    <w:lsdException w:unhideWhenUsed="0" w:uiPriority="0" w:semiHidden="0" w:name="List Continue 3"/>
-    <w:lsdException w:unhideWhenUsed="0" w:uiPriority="0" w:semiHidden="0" w:name="List Continue 4"/>
-    <w:lsdException w:unhideWhenUsed="0" w:uiPriority="0" w:semiHidden="0" w:name="List Continue 5"/>
-    <w:lsdException w:unhideWhenUsed="0" w:uiPriority="0" w:semiHidden="0" w:name="Message Header"/>
-    <w:lsdException w:qFormat="1" w:unhideWhenUsed="0" w:uiPriority="0" w:semiHidden="0" w:name="Subtitle"/>
-    <w:lsdException w:unhideWhenUsed="0" w:uiPriority="0" w:semiHidden="0" w:name="Salutation"/>
-    <w:lsdException w:unhideWhenUsed="0" w:uiPriority="0" w:semiHidden="0" w:name="Date"/>
-    <w:lsdException w:unhideWhenUsed="0" w:uiPriority="0" w:semiHidden="0" w:name="Body Text First Indent"/>
-    <w:lsdException w:unhideWhenUsed="0" w:uiPriority="0" w:semiHidden="0" w:name="Body Text First Indent 2"/>
-    <w:lsdException w:uiPriority="99" w:name="Note Heading"/>
-    <w:lsdException w:unhideWhenUsed="0" w:uiPriority="0" w:semiHidden="0" w:name="Body Text 2"/>
-    <w:lsdException w:unhideWhenUsed="0" w:uiPriority="0" w:semiHidden="0" w:name="Body Text 3"/>
-    <w:lsdException w:unhideWhenUsed="0" w:uiPriority="0" w:semiHidden="0" w:name="Body Text Indent 2"/>
-    <w:lsdException w:unhideWhenUsed="0" w:uiPriority="0" w:semiHidden="0" w:name="Body Text Indent 3"/>
-    <w:lsdException w:unhideWhenUsed="0" w:uiPriority="0" w:semiHidden="0" w:name="Block Text"/>
-    <w:lsdException w:unhideWhenUsed="0" w:uiPriority="0" w:semiHidden="0" w:name="Hyperlink"/>
-    <w:lsdException w:unhideWhenUsed="0" w:uiPriority="0" w:semiHidden="0" w:name="FollowedHyperlink"/>
-    <w:lsdException w:qFormat="1" w:unhideWhenUsed="0" w:uiPriority="0" w:semiHidden="0" w:name="Strong"/>
-    <w:lsdException w:qFormat="1" w:unhideWhenUsed="0" w:uiPriority="0" w:semiHidden="0" w:name="Emphasis"/>
-    <w:lsdException w:unhideWhenUsed="0" w:uiPriority="0" w:semiHidden="0" w:name="Document Map"/>
-    <w:lsdException w:unhideWhenUsed="0" w:uiPriority="0" w:semiHidden="0" w:name="Plain Text"/>
-    <w:lsdException w:unhideWhenUsed="0" w:uiPriority="0" w:semiHidden="0" w:name="E-mail Signature"/>
-    <w:lsdException w:qFormat="1" w:unhideWhenUsed="0" w:uiPriority="0" w:semiHidden="0" w:name="Normal (Web)"/>
-    <w:lsdException w:unhideWhenUsed="0" w:uiPriority="0" w:semiHidden="0" w:name="HTML Acronym"/>
-    <w:lsdException w:unhideWhenUsed="0" w:uiPriority="0" w:semiHidden="0" w:name="HTML Address"/>
-    <w:lsdException w:unhideWhenUsed="0" w:uiPriority="0" w:semiHidden="0" w:name="HTML Cite"/>
-    <w:lsdException w:unhideWhenUsed="0" w:uiPriority="0" w:semiHidden="0" w:name="HTML Code"/>
-    <w:lsdException w:unhideWhenUsed="0" w:uiPriority="0" w:semiHidden="0" w:name="HTML Definition"/>
-    <w:lsdException w:unhideWhenUsed="0" w:uiPriority="0" w:semiHidden="0" w:name="HTML Keyboard"/>
-    <w:lsdException w:qFormat="1" w:unhideWhenUsed="0" w:uiPriority="0" w:semiHidden="0" w:name="HTML Preformatted"/>
-    <w:lsdException w:unhideWhenUsed="0" w:uiPriority="0" w:semiHidden="0" w:name="HTML Sample"/>
-    <w:lsdException w:unhideWhenUsed="0" w:uiPriority="0" w:semiHidden="0" w:name="HTML Typewriter"/>
-    <w:lsdException w:unhideWhenUsed="0" w:uiPriority="0" w:semiHidden="0" w:name="HTML Variable"/>
-    <w:lsdException w:qFormat="1" w:unhideWhenUsed="0" w:uiPriority="0" w:name="Normal Table"/>
-    <w:lsdException w:unhideWhenUsed="0" w:uiPriority="0" w:semiHidden="0" w:name="annotation subject"/>
-    <w:lsdException w:unhideWhenUsed="0" w:uiPriority="0" w:semiHidden="0" w:name="Table Simple 1"/>
-    <w:lsdException w:unhideWhenUsed="0" w:uiPriority="0" w:semiHidden="0" w:name="Table Simple 2"/>
-    <w:lsdException w:unhideWhenUsed="0" w:uiPriority="0" w:semiHidden="0" w:name="Table Simple 3"/>
-    <w:lsdException w:unhideWhenUsed="0" w:uiPriority="0" w:semiHidden="0" w:name="Table Classic 1"/>
-    <w:lsdException w:unhideWhenUsed="0" w:uiPriority="0" w:semiHidden="0" w:name="Table Classic 2"/>
-    <w:lsdException w:unhideWhenUsed="0" w:uiPriority="0" w:semiHidden="0" w:name="Table Classic 3"/>
-    <w:lsdException w:unhideWhenUsed="0" w:uiPriority="0" w:semiHidden="0" w:name="Table Classic 4"/>
-    <w:lsdException w:unhideWhenUsed="0" w:uiPriority="0" w:semiHidden="0" w:name="Table Colorful 1"/>
-    <w:lsdException w:unhideWhenUsed="0" w:uiPriority="0" w:semiHidden="0" w:name="Table Colorful 2"/>
-    <w:lsdException w:unhideWhenUsed="0" w:uiPriority="0" w:semiHidden="0" w:name="Table Colorful 3"/>
-    <w:lsdException w:unhideWhenUsed="0" w:uiPriority="0" w:semiHidden="0" w:name="Table Columns 1"/>
-    <w:lsdException w:unhideWhenUsed="0" w:uiPriority="0" w:semiHidden="0" w:name="Table Columns 2"/>
-    <w:lsdException w:unhideWhenUsed="0" w:uiPriority="0" w:semiHidden="0" w:name="Table Columns 3"/>
-    <w:lsdException w:unhideWhenUsed="0" w:uiPriority="0" w:semiHidden="0" w:name="Table Columns 4"/>
-    <w:lsdException w:unhideWhenUsed="0" w:uiPriority="0" w:semiHidden="0" w:name="Table Columns 5"/>
-    <w:lsdException w:unhideWhenUsed="0" w:uiPriority="0" w:semiHidden="0" w:name="Table Grid 1"/>
-    <w:lsdException w:unhideWhenUsed="0" w:uiPriority="0" w:semiHidden="0" w:name="Table Grid 2"/>
-    <w:lsdException w:unhideWhenUsed="0" w:uiPriority="0" w:semiHidden="0" w:name="Table Grid 3"/>
-    <w:lsdException w:unhideWhenUsed="0" w:uiPriority="0" w:semiHidden="0" w:name="Table Grid 4"/>
-    <w:lsdException w:unhideWhenUsed="0" w:uiPriority="0" w:semiHidden="0" w:name="Table Grid 5"/>
-    <w:lsdException w:unhideWhenUsed="0" w:uiPriority="0" w:semiHidden="0" w:name="Table Grid 6"/>
-    <w:lsdException w:unhideWhenUsed="0" w:uiPriority="0" w:semiHidden="0" w:name="Table Grid 7"/>
-    <w:lsdException w:unhideWhenUsed="0" w:uiPriority="0" w:semiHidden="0" w:name="Table Grid 8"/>
-    <w:lsdException w:unhideWhenUsed="0" w:uiPriority="0" w:semiHidden="0" w:name="Table List 1"/>
-    <w:lsdException w:unhideWhenUsed="0" w:uiPriority="0" w:semiHidden="0" w:name="Table List 2"/>
-    <w:lsdException w:unhideWhenUsed="0" w:uiPriority="0" w:semiHidden="0" w:name="Table List 3"/>
-    <w:lsdException w:unhideWhenUsed="0" w:uiPriority="0" w:semiHidden="0" w:name="Table List 4"/>
-    <w:lsdException w:unhideWhenUsed="0" w:uiPriority="0" w:semiHidden="0" w:name="Table List 5"/>
-    <w:lsdException w:unhideWhenUsed="0" w:uiPriority="0" w:semiHidden="0" w:name="Table List 6"/>
-    <w:lsdException w:unhideWhenUsed="0" w:uiPriority="0" w:semiHidden="0" w:name="Table List 7"/>
-    <w:lsdException w:unhideWhenUsed="0" w:uiPriority="0" w:semiHidden="0" w:name="Table List 8"/>
-    <w:lsdException w:unhideWhenUsed="0" w:uiPriority="0" w:semiHidden="0" w:name="Table 3D effects 1"/>
-    <w:lsdException w:unhideWhenUsed="0" w:uiPriority="0" w:semiHidden="0" w:name="Table 3D effects 2"/>
-    <w:lsdException w:unhideWhenUsed="0" w:uiPriority="0" w:semiHidden="0" w:name="Table 3D effects 3"/>
-    <w:lsdException w:unhideWhenUsed="0" w:uiPriority="0" w:semiHidden="0" w:name="Table Contemporary"/>
-    <w:lsdException w:unhideWhenUsed="0" w:uiPriority="0" w:semiHidden="0" w:name="Table Elegant"/>
-    <w:lsdException w:unhideWhenUsed="0" w:uiPriority="0" w:semiHidden="0" w:name="Table Professional"/>
-    <w:lsdException w:unhideWhenUsed="0" w:uiPriority="0" w:semiHidden="0" w:name="Table Subtle 1"/>
-    <w:lsdException w:unhideWhenUsed="0" w:uiPriority="0" w:semiHidden="0" w:name="Table Subtle 2"/>
-    <w:lsdException w:unhideWhenUsed="0" w:uiPriority="0" w:semiHidden="0" w:name="Table Web 1"/>
-    <w:lsdException w:unhideWhenUsed="0" w:uiPriority="0" w:semiHidden="0" w:name="Table Web 2"/>
-    <w:lsdException w:unhideWhenUsed="0" w:uiPriority="0" w:semiHidden="0" w:name="Table Web 3"/>
-    <w:lsdException w:unhideWhenUsed="0" w:uiPriority="0" w:semiHidden="0" w:name="Balloon Text"/>
-    <w:lsdException w:qFormat="1" w:unhideWhenUsed="0" w:uiPriority="0" w:semiHidden="0" w:name="Table Grid"/>
-    <w:lsdException w:unhideWhenUsed="0" w:uiPriority="0" w:semiHidden="0" w:name="Table Theme"/>
-    <w:lsdException w:unhideWhenUsed="0" w:uiPriority="60" w:semiHidden="0" w:name="Light Shading"/>
-    <w:lsdException w:unhideWhenUsed="0" w:uiPriority="61" w:semiHidden="0" w:name="Light List"/>
-    <w:lsdException w:unhideWhenUsed="0" w:uiPriority="62" w:semiHidden="0" w:name="Light Grid"/>
-    <w:lsdException w:unhideWhenUsed="0" w:uiPriority="63" w:semiHidden="0" w:name="Medium Shading 1"/>
-    <w:lsdException w:unhideWhenUsed="0" w:uiPriority="64" w:semiHidden="0" w:name="Medium Shading 2"/>
-    <w:lsdException w:unhideWhenUsed="0" w:uiPriority="65" w:semiHidden="0" w:name="Medium List 1"/>
-    <w:lsdException w:unhideWhenUsed="0" w:uiPriority="66" w:semiHidden="0" w:name="Medium List 2"/>
-    <w:lsdException w:unhideWhenUsed="0" w:uiPriority="67" w:semiHidden="0" w:name="Medium Grid 1"/>
-    <w:lsdException w:unhideWhenUsed="0" w:uiPriority="68" w:semiHidden="0" w:name="Medium Grid 2"/>
-    <w:lsdException w:unhideWhenUsed="0" w:uiPriority="69" w:semiHidden="0" w:name="Medium Grid 3"/>
-    <w:lsdException w:unhideWhenUsed="0" w:uiPriority="70" w:semiHidden="0" w:name="Dark List"/>
-    <w:lsdException w:unhideWhenUsed="0" w:uiPriority="71" w:semiHidden="0" w:name="Colorful Shading"/>
-    <w:lsdException w:unhideWhenUsed="0" w:uiPriority="72" w:semiHidden="0" w:name="Colorful List"/>
-    <w:lsdException w:unhideWhenUsed="0" w:uiPriority="73" w:semiHidden="0" w:name="Colorful Grid"/>
-    <w:lsdException w:unhideWhenUsed="0" w:uiPriority="60" w:semiHidden="0" w:name="Light Shading Accent 1"/>
-    <w:lsdException w:unhideWhenUsed="0" w:uiPriority="61" w:semiHidden="0" w:name="Light List Accent 1"/>
-    <w:lsdException w:unhideWhenUsed="0" w:uiPriority="62" w:semiHidden="0" w:name="Light Grid Accent 1"/>
-    <w:lsdException w:unhideWhenUsed="0" w:uiPriority="63" w:semiHidden="0" w:name="Medium Shading 1 Accent 1"/>
-    <w:lsdException w:unhideWhenUsed="0" w:uiPriority="64" w:semiHidden="0" w:name="Medium Shading 2 Accent 1"/>
-    <w:lsdException w:unhideWhenUsed="0" w:uiPriority="65" w:semiHidden="0" w:name="Medium List 1 Accent 1"/>
-    <w:lsdException w:unhideWhenUsed="0" w:uiPriority="66" w:semiHidden="0" w:name="Medium List 2 Accent 1"/>
-    <w:lsdException w:unhideWhenUsed="0" w:uiPriority="67" w:semiHidden="0" w:name="Medium Grid 1 Accent 1"/>
-    <w:lsdException w:unhideWhenUsed="0" w:uiPriority="68" w:semiHidden="0" w:name="Medium Grid 2 Accent 1"/>
-    <w:lsdException w:unhideWhenUsed="0" w:uiPriority="69" w:semiHidden="0" w:name="Medium Grid 3 Accent 1"/>
-    <w:lsdException w:unhideWhenUsed="0" w:uiPriority="70" w:semiHidden="0" w:name="Dark List Accent 1"/>
-    <w:lsdException w:unhideWhenUsed="0" w:uiPriority="71" w:semiHidden="0" w:name="Colorful Shading Accent 1"/>
-    <w:lsdException w:unhideWhenUsed="0" w:uiPriority="72" w:semiHidden="0" w:name="Colorful List Accent 1"/>
-    <w:lsdException w:unhideWhenUsed="0" w:uiPriority="73" w:semiHidden="0" w:name="Colorful Grid Accent 1"/>
-    <w:lsdException w:unhideWhenUsed="0" w:uiPriority="60" w:semiHidden="0" w:name="Light Shading Accent 2"/>
-    <w:lsdException w:unhideWhenUsed="0" w:uiPriority="61" w:semiHidden="0" w:name="Light List Accent 2"/>
-    <w:lsdException w:unhideWhenUsed="0" w:uiPriority="62" w:semiHidden="0" w:name="Light Grid Accent 2"/>
-    <w:lsdException w:unhideWhenUsed="0" w:uiPriority="63" w:semiHidden="0" w:name="Medium Shading 1 Accent 2"/>
-    <w:lsdException w:unhideWhenUsed="0" w:uiPriority="64" w:semiHidden="0" w:name="Medium Shading 2 Accent 2"/>
-    <w:lsdException w:unhideWhenUsed="0" w:uiPriority="65" w:semiHidden="0" w:name="Medium List 1 Accent 2"/>
-    <w:lsdException w:unhideWhenUsed="0" w:uiPriority="66" w:semiHidden="0" w:name="Medium List 2 Accent 2"/>
-    <w:lsdException w:unhideWhenUsed="0" w:uiPriority="67" w:semiHidden="0" w:name="Medium Grid 1 Accent 2"/>
-    <w:lsdException w:unhideWhenUsed="0" w:uiPriority="68" w:semiHidden="0" w:name="Medium Grid 2 Accent 2"/>
-    <w:lsdException w:unhideWhenUsed="0" w:uiPriority="69" w:semiHidden="0" w:name="Medium Grid 3 Accent 2"/>
-    <w:lsdException w:unhideWhenUsed="0" w:uiPriority="70" w:semiHidden="0" w:name="Dark List Accent 2"/>
-    <w:lsdException w:unhideWhenUsed="0" w:uiPriority="71" w:semiHidden="0" w:name="Colorful Shading Accent 2"/>
-    <w:lsdException w:unhideWhenUsed="0" w:uiPriority="72" w:semiHidden="0" w:name="Colorful List Accent 2"/>
-    <w:lsdException w:unhideWhenUsed="0" w:uiPriority="73" w:semiHidden="0" w:name="Colorful Grid Accent 2"/>
-    <w:lsdException w:unhideWhenUsed="0" w:uiPriority="60" w:semiHidden="0" w:name="Light Shading Accent 3"/>
-    <w:lsdException w:unhideWhenUsed="0" w:uiPriority="61" w:semiHidden="0" w:name="Light List Accent 3"/>
-    <w:lsdException w:unhideWhenUsed="0" w:uiPriority="62" w:semiHidden="0" w:name="Light Grid Accent 3"/>
-    <w:lsdException w:unhideWhenUsed="0" w:uiPriority="63" w:semiHidden="0" w:name="Medium Shading 1 Accent 3"/>
-    <w:lsdException w:unhideWhenUsed="0" w:uiPriority="64" w:semiHidden="0" w:name="Medium Shading 2 Accent 3"/>
-    <w:lsdException w:unhideWhenUsed="0" w:uiPriority="65" w:semiHidden="0" w:name="Medium List 1 Accent 3"/>
-    <w:lsdException w:unhideWhenUsed="0" w:uiPriority="66" w:semiHidden="0" w:name="Medium List 2 Accent 3"/>
-    <w:lsdException w:unhideWhenUsed="0" w:uiPriority="67" w:semiHidden="0" w:name="Medium Grid 1 Accent 3"/>
-    <w:lsdException w:unhideWhenUsed="0" w:uiPriority="68" w:semiHidden="0" w:name="Medium Grid 2 Accent 3"/>
-    <w:lsdException w:unhideWhenUsed="0" w:uiPriority="69" w:semiHidden="0" w:name="Medium Grid 3 Accent 3"/>
-    <w:lsdException w:unhideWhenUsed="0" w:uiPriority="70" w:semiHidden="0" w:name="Dark List Accent 3"/>
-    <w:lsdException w:unhideWhenUsed="0" w:uiPriority="71" w:semiHidden="0" w:name="Colorful Shading Accent 3"/>
-    <w:lsdException w:unhideWhenUsed="0" w:uiPriority="72" w:semiHidden="0" w:name="Colorful List Accent 3"/>
-    <w:lsdException w:unhideWhenUsed="0" w:uiPriority="73" w:semiHidden="0" w:name="Colorful Grid Accent 3"/>
-    <w:lsdException w:unhideWhenUsed="0" w:uiPriority="60" w:semiHidden="0" w:name="Light Shading Accent 4"/>
-    <w:lsdException w:unhideWhenUsed="0" w:uiPriority="61" w:semiHidden="0" w:name="Light List Accent 4"/>
-    <w:lsdException w:unhideWhenUsed="0" w:uiPriority="62" w:semiHidden="0" w:name="Light Grid Accent 4"/>
-    <w:lsdException w:unhideWhenUsed="0" w:uiPriority="63" w:semiHidden="0" w:name="Medium Shading 1 Accent 4"/>
-    <w:lsdException w:unhideWhenUsed="0" w:uiPriority="64" w:semiHidden="0" w:name="Medium Shading 2 Accent 4"/>
-    <w:lsdException w:unhideWhenUsed="0" w:uiPriority="65" w:semiHidden="0" w:name="Medium List 1 Accent 4"/>
-    <w:lsdException w:unhideWhenUsed="0" w:uiPriority="66" w:semiHidden="0" w:name="Medium List 2 Accent 4"/>
-    <w:lsdException w:unhideWhenUsed="0" w:uiPriority="67" w:semiHidden="0" w:name="Medium Grid 1 Accent 4"/>
-    <w:lsdException w:unhideWhenUsed="0" w:uiPriority="68" w:semiHidden="0" w:name="Medium Grid 2 Accent 4"/>
-    <w:lsdException w:unhideWhenUsed="0" w:uiPriority="69" w:semiHidden="0" w:name="Medium Grid 3 Accent 4"/>
-    <w:lsdException w:unhideWhenUsed="0" w:uiPriority="70" w:semiHidden="0" w:name="Dark List Accent 4"/>
-    <w:lsdException w:unhideWhenUsed="0" w:uiPriority="71" w:semiHidden="0" w:name="Colorful Shading Accent 4"/>
-    <w:lsdException w:unhideWhenUsed="0" w:uiPriority="72" w:semiHidden="0" w:name="Colorful List Accent 4"/>
-    <w:lsdException w:unhideWhenUsed="0" w:uiPriority="73" w:semiHidden="0" w:name="Colorful Grid Accent 4"/>
-    <w:lsdException w:unhideWhenUsed="0" w:uiPriority="60" w:semiHidden="0" w:name="Light Shading Accent 5"/>
-    <w:lsdException w:unhideWhenUsed="0" w:uiPriority="61" w:semiHidden="0" w:name="Light List Accent 5"/>
-    <w:lsdException w:unhideWhenUsed="0" w:uiPriority="62" w:semiHidden="0" w:name="Light Grid Accent 5"/>
-    <w:lsdException w:unhideWhenUsed="0" w:uiPriority="63" w:semiHidden="0" w:name="Medium Shading 1 Accent 5"/>
-    <w:lsdException w:unhideWhenUsed="0" w:uiPriority="64" w:semiHidden="0" w:name="Medium Shading 2 Accent 5"/>
-    <w:lsdException w:unhideWhenUsed="0" w:uiPriority="65" w:semiHidden="0" w:name="Medium List 1 Accent 5"/>
-    <w:lsdException w:unhideWhenUsed="0" w:uiPriority="66" w:semiHidden="0" w:name="Medium List 2 Accent 5"/>
-    <w:lsdException w:unhideWhenUsed="0" w:uiPriority="67" w:semiHidden="0" w:name="Medium Grid 1 Accent 5"/>
-    <w:lsdException w:unhideWhenUsed="0" w:uiPriority="68" w:semiHidden="0" w:name="Medium Grid 2 Accent 5"/>
-    <w:lsdException w:unhideWhenUsed="0" w:uiPriority="69" w:semiHidden="0" w:name="Medium Grid 3 Accent 5"/>
-    <w:lsdException w:unhideWhenUsed="0" w:uiPriority="70" w:semiHidden="0" w:name="Dark List Accent 5"/>
-    <w:lsdException w:unhideWhenUsed="0" w:uiPriority="71" w:semiHidden="0" w:name="Colorful Shading Accent 5"/>
-    <w:lsdException w:unhideWhenUsed="0" w:uiPriority="72" w:semiHidden="0" w:name="Colorful List Accent 5"/>
-    <w:lsdException w:unhideWhenUsed="0" w:uiPriority="73" w:semiHidden="0" w:name="Colorful Grid Accent 5"/>
-    <w:lsdException w:unhideWhenUsed="0" w:uiPriority="60" w:semiHidden="0" w:name="Light Shading Accent 6"/>
-    <w:lsdException w:unhideWhenUsed="0" w:uiPriority="61" w:semiHidden="0" w:name="Light List Accent 6"/>
-    <w:lsdException w:unhideWhenUsed="0" w:uiPriority="62" w:semiHidden="0" w:name="Light Grid Accent 6"/>
-    <w:lsdException w:unhideWhenUsed="0" w:uiPriority="63" w:semiHidden="0" w:name="Medium Shading 1 Accent 6"/>
-    <w:lsdException w:unhideWhenUsed="0" w:uiPriority="64" w:semiHidden="0" w:name="Medium Shading 2 Accent 6"/>
-    <w:lsdException w:unhideWhenUsed="0" w:uiPriority="65" w:semiHidden="0" w:name="Medium List 1 Accent 6"/>
-    <w:lsdException w:unhideWhenUsed="0" w:uiPriority="66" w:semiHidden="0" w:name="Medium List 2 Accent 6"/>
-    <w:lsdException w:unhideWhenUsed="0" w:uiPriority="67" w:semiHidden="0" w:name="Medium Grid 1 Accent 6"/>
-    <w:lsdException w:unhideWhenUsed="0" w:uiPriority="68" w:semiHidden="0" w:name="Medium Grid 2 Accent 6"/>
-    <w:lsdException w:unhideWhenUsed="0" w:uiPriority="69" w:semiHidden="0" w:name="Medium Grid 3 Accent 6"/>
-    <w:lsdException w:unhideWhenUsed="0" w:uiPriority="70" w:semiHidden="0" w:name="Dark List Accent 6"/>
-    <w:lsdException w:unhideWhenUsed="0" w:uiPriority="71" w:semiHidden="0" w:name="Colorful Shading Accent 6"/>
-    <w:lsdException w:unhideWhenUsed="0" w:uiPriority="72" w:semiHidden="0" w:name="Colorful List Accent 6"/>
-    <w:lsdException w:unhideWhenUsed="0" w:uiPriority="73" w:semiHidden="0" w:name="Colorful Grid Accent 6"/>
+  <w:latentStyles w:defLockedState="0" w:defUIPriority="99" w:defSemiHidden="1" w:defUnhideWhenUsed="1" w:defQFormat="0" w:count="260">
+    <w:lsdException w:name="Normal" w:semiHidden="0" w:uiPriority="0" w:unhideWhenUsed="0" w:qFormat="1"/>
+    <w:lsdException w:name="heading 1" w:semiHidden="0" w:uiPriority="0" w:unhideWhenUsed="0" w:qFormat="1"/>
+    <w:lsdException w:name="heading 2" w:semiHidden="0" w:uiPriority="0" w:qFormat="1"/>
+    <w:lsdException w:name="heading 3" w:uiPriority="0" w:qFormat="1"/>
+    <w:lsdException w:name="heading 4" w:semiHidden="0" w:uiPriority="0" w:qFormat="1"/>
+    <w:lsdException w:name="heading 5" w:uiPriority="0" w:qFormat="1"/>
+    <w:lsdException w:name="heading 6" w:uiPriority="0" w:qFormat="1"/>
+    <w:lsdException w:name="heading 7" w:uiPriority="0" w:qFormat="1"/>
+    <w:lsdException w:name="heading 8" w:uiPriority="0" w:qFormat="1"/>
+    <w:lsdException w:name="heading 9" w:uiPriority="0" w:qFormat="1"/>
+    <w:lsdException w:name="index 1" w:semiHidden="0" w:uiPriority="0" w:unhideWhenUsed="0"/>
+    <w:lsdException w:name="index 2" w:semiHidden="0" w:uiPriority="0" w:unhideWhenUsed="0"/>
+    <w:lsdException w:name="index 3" w:semiHidden="0" w:uiPriority="0" w:unhideWhenUsed="0"/>
+    <w:lsdException w:name="index 4" w:semiHidden="0" w:uiPriority="0" w:unhideWhenUsed="0"/>
+    <w:lsdException w:name="index 5" w:semiHidden="0" w:uiPriority="0" w:unhideWhenUsed="0"/>
+    <w:lsdException w:name="index 6" w:semiHidden="0" w:uiPriority="0" w:unhideWhenUsed="0"/>
+    <w:lsdException w:name="index 7" w:semiHidden="0" w:uiPriority="0" w:unhideWhenUsed="0"/>
+    <w:lsdException w:name="index 8" w:semiHidden="0" w:uiPriority="0" w:unhideWhenUsed="0"/>
+    <w:lsdException w:name="index 9" w:semiHidden="0" w:uiPriority="0" w:unhideWhenUsed="0"/>
+    <w:lsdException w:name="toc 1" w:semiHidden="0" w:uiPriority="0" w:unhideWhenUsed="0" w:qFormat="1"/>
+    <w:lsdException w:name="toc 2" w:semiHidden="0" w:uiPriority="0" w:unhideWhenUsed="0" w:qFormat="1"/>
+    <w:lsdException w:name="toc 3" w:semiHidden="0" w:uiPriority="0" w:unhideWhenUsed="0" w:qFormat="1"/>
+    <w:lsdException w:name="toc 4" w:semiHidden="0" w:uiPriority="0" w:unhideWhenUsed="0"/>
+    <w:lsdException w:name="toc 5" w:semiHidden="0" w:uiPriority="0" w:unhideWhenUsed="0"/>
+    <w:lsdException w:name="toc 6" w:semiHidden="0" w:uiPriority="0" w:unhideWhenUsed="0"/>
+    <w:lsdException w:name="toc 7" w:semiHidden="0" w:uiPriority="0" w:unhideWhenUsed="0"/>
+    <w:lsdException w:name="toc 8" w:semiHidden="0" w:uiPriority="0" w:unhideWhenUsed="0"/>
+    <w:lsdException w:name="toc 9" w:semiHidden="0" w:uiPriority="0" w:unhideWhenUsed="0"/>
+    <w:lsdException w:name="Normal Indent" w:semiHidden="0" w:uiPriority="0" w:unhideWhenUsed="0"/>
+    <w:lsdException w:name="footnote text" w:semiHidden="0" w:uiPriority="0" w:unhideWhenUsed="0"/>
+    <w:lsdException w:name="annotation text" w:semiHidden="0" w:uiPriority="0" w:unhideWhenUsed="0" w:qFormat="1"/>
+    <w:lsdException w:name="header" w:semiHidden="0" w:uiPriority="0" w:unhideWhenUsed="0" w:qFormat="1"/>
+    <w:lsdException w:name="footer" w:semiHidden="0" w:uiPriority="0" w:unhideWhenUsed="0" w:qFormat="1"/>
+    <w:lsdException w:name="index heading" w:semiHidden="0" w:uiPriority="0" w:unhideWhenUsed="0"/>
+    <w:lsdException w:name="caption" w:uiPriority="0" w:qFormat="1"/>
+    <w:lsdException w:name="table of figures" w:semiHidden="0" w:uiPriority="0" w:unhideWhenUsed="0" w:qFormat="1"/>
+    <w:lsdException w:name="envelope address" w:semiHidden="0" w:uiPriority="0" w:unhideWhenUsed="0"/>
+    <w:lsdException w:name="envelope return" w:semiHidden="0" w:uiPriority="0" w:unhideWhenUsed="0"/>
+    <w:lsdException w:name="footnote reference" w:semiHidden="0" w:uiPriority="0" w:unhideWhenUsed="0"/>
+    <w:lsdException w:name="annotation reference" w:semiHidden="0" w:uiPriority="0" w:unhideWhenUsed="0"/>
+    <w:lsdException w:name="line number" w:semiHidden="0" w:uiPriority="0" w:unhideWhenUsed="0"/>
+    <w:lsdException w:name="page number" w:semiHidden="0" w:uiPriority="0" w:unhideWhenUsed="0"/>
+    <w:lsdException w:name="endnote reference" w:semiHidden="0" w:uiPriority="0" w:unhideWhenUsed="0"/>
+    <w:lsdException w:name="endnote text" w:semiHidden="0" w:uiPriority="0" w:unhideWhenUsed="0"/>
+    <w:lsdException w:name="table of authorities" w:semiHidden="0" w:uiPriority="0" w:unhideWhenUsed="0"/>
+    <w:lsdException w:name="macro" w:semiHidden="0" w:uiPriority="0" w:unhideWhenUsed="0"/>
+    <w:lsdException w:name="toa heading" w:semiHidden="0" w:uiPriority="0" w:unhideWhenUsed="0"/>
+    <w:lsdException w:name="List" w:semiHidden="0" w:uiPriority="0" w:unhideWhenUsed="0"/>
+    <w:lsdException w:name="List Bullet" w:semiHidden="0" w:uiPriority="0" w:unhideWhenUsed="0"/>
+    <w:lsdException w:name="List Number" w:semiHidden="0" w:uiPriority="0" w:unhideWhenUsed="0"/>
+    <w:lsdException w:name="List 2" w:semiHidden="0" w:uiPriority="0" w:unhideWhenUsed="0"/>
+    <w:lsdException w:name="List 3" w:semiHidden="0" w:uiPriority="0" w:unhideWhenUsed="0"/>
+    <w:lsdException w:name="List 4" w:semiHidden="0" w:uiPriority="0" w:unhideWhenUsed="0"/>
+    <w:lsdException w:name="List 5" w:semiHidden="0" w:uiPriority="0" w:unhideWhenUsed="0"/>
+    <w:lsdException w:name="List Bullet 2" w:semiHidden="0" w:uiPriority="0" w:unhideWhenUsed="0"/>
+    <w:lsdException w:name="List Bullet 3" w:semiHidden="0" w:uiPriority="0" w:unhideWhenUsed="0"/>
+    <w:lsdException w:name="List Bullet 4" w:semiHidden="0" w:uiPriority="0" w:unhideWhenUsed="0"/>
+    <w:lsdException w:name="List Bullet 5" w:semiHidden="0" w:uiPriority="0" w:unhideWhenUsed="0"/>
+    <w:lsdException w:name="List Number 2" w:semiHidden="0" w:uiPriority="0" w:unhideWhenUsed="0"/>
+    <w:lsdException w:name="List Number 3" w:semiHidden="0" w:uiPriority="0" w:unhideWhenUsed="0"/>
+    <w:lsdException w:name="List Number 4" w:semiHidden="0" w:uiPriority="0" w:unhideWhenUsed="0"/>
+    <w:lsdException w:name="List Number 5" w:semiHidden="0" w:uiPriority="0" w:unhideWhenUsed="0"/>
+    <w:lsdException w:name="Title" w:semiHidden="0" w:uiPriority="0" w:unhideWhenUsed="0" w:qFormat="1"/>
+    <w:lsdException w:name="Closing" w:semiHidden="0" w:uiPriority="0" w:unhideWhenUsed="0"/>
+    <w:lsdException w:name="Signature" w:semiHidden="0" w:uiPriority="0" w:unhideWhenUsed="0"/>
+    <w:lsdException w:name="Default Paragraph Font" w:uiPriority="0" w:unhideWhenUsed="0" w:qFormat="1"/>
+    <w:lsdException w:name="Body Text" w:uiPriority="0" w:unhideWhenUsed="0" w:qFormat="1"/>
+    <w:lsdException w:name="Body Text Indent" w:semiHidden="0" w:uiPriority="0" w:unhideWhenUsed="0"/>
+    <w:lsdException w:name="List Continue" w:semiHidden="0" w:uiPriority="0" w:unhideWhenUsed="0"/>
+    <w:lsdException w:name="List Continue 2" w:semiHidden="0" w:uiPriority="0" w:unhideWhenUsed="0"/>
+    <w:lsdException w:name="List Continue 3" w:semiHidden="0" w:uiPriority="0" w:unhideWhenUsed="0"/>
+    <w:lsdException w:name="List Continue 4" w:semiHidden="0" w:uiPriority="0" w:unhideWhenUsed="0"/>
+    <w:lsdException w:name="List Continue 5" w:semiHidden="0" w:uiPriority="0" w:unhideWhenUsed="0"/>
+    <w:lsdException w:name="Message Header" w:semiHidden="0" w:uiPriority="0" w:unhideWhenUsed="0"/>
+    <w:lsdException w:name="Subtitle" w:semiHidden="0" w:uiPriority="0" w:unhideWhenUsed="0" w:qFormat="1"/>
+    <w:lsdException w:name="Salutation" w:semiHidden="0" w:uiPriority="0" w:unhideWhenUsed="0"/>
+    <w:lsdException w:name="Date" w:semiHidden="0" w:uiPriority="0" w:unhideWhenUsed="0"/>
+    <w:lsdException w:name="Body Text First Indent" w:semiHidden="0" w:uiPriority="0" w:unhideWhenUsed="0"/>
+    <w:lsdException w:name="Body Text First Indent 2" w:semiHidden="0" w:uiPriority="0" w:unhideWhenUsed="0"/>
+    <w:lsdException w:name="Body Text 2" w:semiHidden="0" w:uiPriority="0" w:unhideWhenUsed="0"/>
+    <w:lsdException w:name="Body Text 3" w:semiHidden="0" w:uiPriority="0" w:unhideWhenUsed="0"/>
+    <w:lsdException w:name="Body Text Indent 2" w:semiHidden="0" w:uiPriority="0" w:unhideWhenUsed="0"/>
+    <w:lsdException w:name="Body Text Indent 3" w:semiHidden="0" w:uiPriority="0" w:unhideWhenUsed="0"/>
+    <w:lsdException w:name="Block Text" w:semiHidden="0" w:uiPriority="0" w:unhideWhenUsed="0"/>
+    <w:lsdException w:name="Hyperlink" w:semiHidden="0" w:uiPriority="0" w:unhideWhenUsed="0"/>
+    <w:lsdException w:name="FollowedHyperlink" w:semiHidden="0" w:uiPriority="0" w:unhideWhenUsed="0"/>
+    <w:lsdException w:name="Strong" w:semiHidden="0" w:uiPriority="0" w:unhideWhenUsed="0" w:qFormat="1"/>
+    <w:lsdException w:name="Emphasis" w:semiHidden="0" w:uiPriority="0" w:unhideWhenUsed="0" w:qFormat="1"/>
+    <w:lsdException w:name="Document Map" w:semiHidden="0" w:uiPriority="0" w:unhideWhenUsed="0"/>
+    <w:lsdException w:name="Plain Text" w:semiHidden="0" w:uiPriority="0" w:unhideWhenUsed="0"/>
+    <w:lsdException w:name="E-mail Signature" w:semiHidden="0" w:uiPriority="0" w:unhideWhenUsed="0"/>
+    <w:lsdException w:name="Normal (Web)" w:semiHidden="0" w:uiPriority="0" w:unhideWhenUsed="0" w:qFormat="1"/>
+    <w:lsdException w:name="HTML Acronym" w:semiHidden="0" w:uiPriority="0" w:unhideWhenUsed="0"/>
+    <w:lsdException w:name="HTML Address" w:semiHidden="0" w:uiPriority="0" w:unhideWhenUsed="0"/>
+    <w:lsdException w:name="HTML Cite" w:semiHidden="0" w:uiPriority="0" w:unhideWhenUsed="0"/>
+    <w:lsdException w:name="HTML Code" w:semiHidden="0" w:uiPriority="0" w:unhideWhenUsed="0"/>
+    <w:lsdException w:name="HTML Definition" w:semiHidden="0" w:uiPriority="0" w:unhideWhenUsed="0"/>
+    <w:lsdException w:name="HTML Keyboard" w:semiHidden="0" w:uiPriority="0" w:unhideWhenUsed="0"/>
+    <w:lsdException w:name="HTML Preformatted" w:semiHidden="0" w:uiPriority="0" w:unhideWhenUsed="0" w:qFormat="1"/>
+    <w:lsdException w:name="HTML Sample" w:semiHidden="0" w:uiPriority="0" w:unhideWhenUsed="0"/>
+    <w:lsdException w:name="HTML Typewriter" w:semiHidden="0" w:uiPriority="0" w:unhideWhenUsed="0"/>
+    <w:lsdException w:name="HTML Variable" w:semiHidden="0" w:uiPriority="0" w:unhideWhenUsed="0"/>
+    <w:lsdException w:name="Normal Table" w:uiPriority="0" w:unhideWhenUsed="0" w:qFormat="1"/>
+    <w:lsdException w:name="annotation subject" w:semiHidden="0" w:uiPriority="0" w:unhideWhenUsed="0"/>
+    <w:lsdException w:name="Table Simple 1" w:semiHidden="0" w:uiPriority="0" w:unhideWhenUsed="0"/>
+    <w:lsdException w:name="Table Simple 2" w:semiHidden="0" w:uiPriority="0" w:unhideWhenUsed="0"/>
+    <w:lsdException w:name="Table Simple 3" w:semiHidden="0" w:uiPriority="0" w:unhideWhenUsed="0"/>
+    <w:lsdException w:name="Table Classic 1" w:semiHidden="0" w:uiPriority="0" w:unhideWhenUsed="0"/>
+    <w:lsdException w:name="Table Classic 2" w:semiHidden="0" w:uiPriority="0" w:unhideWhenUsed="0"/>
+    <w:lsdException w:name="Table Classic 3" w:semiHidden="0" w:uiPriority="0" w:unhideWhenUsed="0"/>
+    <w:lsdException w:name="Table Classic 4" w:semiHidden="0" w:uiPriority="0" w:unhideWhenUsed="0"/>
+    <w:lsdException w:name="Table Colorful 1" w:semiHidden="0" w:uiPriority="0" w:unhideWhenUsed="0"/>
+    <w:lsdException w:name="Table Colorful 2" w:semiHidden="0" w:uiPriority="0" w:unhideWhenUsed="0"/>
+    <w:lsdException w:name="Table Colorful 3" w:semiHidden="0" w:uiPriority="0" w:unhideWhenUsed="0"/>
+    <w:lsdException w:name="Table Columns 1" w:semiHidden="0" w:uiPriority="0" w:unhideWhenUsed="0"/>
+    <w:lsdException w:name="Table Columns 2" w:semiHidden="0" w:uiPriority="0" w:unhideWhenUsed="0"/>
+    <w:lsdException w:name="Table Columns 3" w:semiHidden="0" w:uiPriority="0" w:unhideWhenUsed="0"/>
+    <w:lsdException w:name="Table Columns 4" w:semiHidden="0" w:uiPriority="0" w:unhideWhenUsed="0"/>
+    <w:lsdException w:name="Table Columns 5" w:semiHidden="0" w:uiPriority="0" w:unhideWhenUsed="0"/>
+    <w:lsdException w:name="Table Grid 1" w:semiHidden="0" w:uiPriority="0" w:unhideWhenUsed="0"/>
+    <w:lsdException w:name="Table Grid 2" w:semiHidden="0" w:uiPriority="0" w:unhideWhenUsed="0"/>
+    <w:lsdException w:name="Table Grid 3" w:semiHidden="0" w:uiPriority="0" w:unhideWhenUsed="0"/>
+    <w:lsdException w:name="Table Grid 4" w:semiHidden="0" w:uiPriority="0" w:unhideWhenUsed="0"/>
+    <w:lsdException w:name="Table Grid 5" w:semiHidden="0" w:uiPriority="0" w:unhideWhenUsed="0"/>
+    <w:lsdException w:name="Table Grid 6" w:semiHidden="0" w:uiPriority="0" w:unhideWhenUsed="0"/>
+    <w:lsdException w:name="Table Grid 7" w:semiHidden="0" w:uiPriority="0" w:unhideWhenUsed="0"/>
+    <w:lsdException w:name="Table Grid 8" w:semiHidden="0" w:uiPriority="0" w:unhideWhenUsed="0"/>
+    <w:lsdException w:name="Table List 1" w:semiHidden="0" w:uiPriority="0" w:unhideWhenUsed="0"/>
+    <w:lsdException w:name="Table List 2" w:semiHidden="0" w:uiPriority="0" w:unhideWhenUsed="0"/>
+    <w:lsdException w:name="Table List 3" w:semiHidden="0" w:uiPriority="0" w:unhideWhenUsed="0"/>
+    <w:lsdException w:name="Table List 4" w:semiHidden="0" w:uiPriority="0" w:unhideWhenUsed="0"/>
+    <w:lsdException w:name="Table List 5" w:semiHidden="0" w:uiPriority="0" w:unhideWhenUsed="0"/>
+    <w:lsdException w:name="Table List 6" w:semiHidden="0" w:uiPriority="0" w:unhideWhenUsed="0"/>
+    <w:lsdException w:name="Table List 7" w:semiHidden="0" w:uiPriority="0" w:unhideWhenUsed="0"/>
+    <w:lsdException w:name="Table List 8" w:semiHidden="0" w:uiPriority="0" w:unhideWhenUsed="0"/>
+    <w:lsdException w:name="Table 3D effects 1" w:semiHidden="0" w:uiPriority="0" w:unhideWhenUsed="0"/>
+    <w:lsdException w:name="Table 3D effects 2" w:semiHidden="0" w:uiPriority="0" w:unhideWhenUsed="0"/>
+    <w:lsdException w:name="Table 3D effects 3" w:semiHidden="0" w:uiPriority="0" w:unhideWhenUsed="0"/>
+    <w:lsdException w:name="Table Contemporary" w:semiHidden="0" w:uiPriority="0" w:unhideWhenUsed="0"/>
+    <w:lsdException w:name="Table Elegant" w:semiHidden="0" w:uiPriority="0" w:unhideWhenUsed="0"/>
+    <w:lsdException w:name="Table Professional" w:semiHidden="0" w:uiPriority="0" w:unhideWhenUsed="0"/>
+    <w:lsdException w:name="Table Subtle 1" w:semiHidden="0" w:uiPriority="0" w:unhideWhenUsed="0"/>
+    <w:lsdException w:name="Table Subtle 2" w:semiHidden="0" w:uiPriority="0" w:unhideWhenUsed="0"/>
+    <w:lsdException w:name="Table Web 1" w:semiHidden="0" w:uiPriority="0" w:unhideWhenUsed="0"/>
+    <w:lsdException w:name="Table Web 2" w:semiHidden="0" w:uiPriority="0" w:unhideWhenUsed="0"/>
+    <w:lsdException w:name="Table Web 3" w:semiHidden="0" w:uiPriority="0" w:unhideWhenUsed="0"/>
+    <w:lsdException w:name="Balloon Text" w:semiHidden="0" w:uiPriority="0" w:unhideWhenUsed="0"/>
+    <w:lsdException w:name="Table Grid" w:semiHidden="0" w:uiPriority="0" w:unhideWhenUsed="0" w:qFormat="1"/>
+    <w:lsdException w:name="Table Theme" w:semiHidden="0" w:uiPriority="0" w:unhideWhenUsed="0"/>
+    <w:lsdException w:name="Light Shading" w:semiHidden="0" w:uiPriority="60" w:unhideWhenUsed="0"/>
+    <w:lsdException w:name="Light List" w:semiHidden="0" w:uiPriority="61" w:unhideWhenUsed="0"/>
+    <w:lsdException w:name="Light Grid" w:semiHidden="0" w:uiPriority="62" w:unhideWhenUsed="0"/>
+    <w:lsdException w:name="Medium Shading 1" w:semiHidden="0" w:uiPriority="63" w:unhideWhenUsed="0"/>
+    <w:lsdException w:name="Medium Shading 2" w:semiHidden="0" w:uiPriority="64" w:unhideWhenUsed="0"/>
+    <w:lsdException w:name="Medium List 1" w:semiHidden="0" w:uiPriority="65" w:unhideWhenUsed="0"/>
+    <w:lsdException w:name="Medium List 2" w:semiHidden="0" w:uiPriority="66" w:unhideWhenUsed="0"/>
+    <w:lsdException w:name="Medium Grid 1" w:semiHidden="0" w:uiPriority="67" w:unhideWhenUsed="0"/>
+    <w:lsdException w:name="Medium Grid 2" w:semiHidden="0" w:uiPriority="68" w:unhideWhenUsed="0"/>
+    <w:lsdException w:name="Medium Grid 3" w:semiHidden="0" w:uiPriority="69" w:unhideWhenUsed="0"/>
+    <w:lsdException w:name="Dark List" w:semiHidden="0" w:uiPriority="70" w:unhideWhenUsed="0"/>
+    <w:lsdException w:name="Colorful Shading" w:semiHidden="0" w:uiPriority="71" w:unhideWhenUsed="0"/>
+    <w:lsdException w:name="Colorful List" w:semiHidden="0" w:uiPriority="72" w:unhideWhenUsed="0"/>
+    <w:lsdException w:name="Colorful Grid" w:semiHidden="0" w:uiPriority="73" w:unhideWhenUsed="0"/>
+    <w:lsdException w:name="Light Shading Accent 1" w:semiHidden="0" w:uiPriority="60" w:unhideWhenUsed="0"/>
+    <w:lsdException w:name="Light List Accent 1" w:semiHidden="0" w:uiPriority="61" w:unhideWhenUsed="0"/>
+    <w:lsdException w:name="Light Grid Accent 1" w:semiHidden="0" w:uiPriority="62" w:unhideWhenUsed="0"/>
+    <w:lsdException w:name="Medium Shading 1 Accent 1" w:semiHidden="0" w:uiPriority="63" w:unhideWhenUsed="0"/>
+    <w:lsdException w:name="Medium Shading 2 Accent 1" w:semiHidden="0" w:uiPriority="64" w:unhideWhenUsed="0"/>
+    <w:lsdException w:name="Medium List 1 Accent 1" w:semiHidden="0" w:uiPriority="65" w:unhideWhenUsed="0"/>
+    <w:lsdException w:name="Medium List 2 Accent 1" w:semiHidden="0" w:uiPriority="66" w:unhideWhenUsed="0"/>
+    <w:lsdException w:name="Medium Grid 1 Accent 1" w:semiHidden="0" w:uiPriority="67" w:unhideWhenUsed="0"/>
+    <w:lsdException w:name="Medium Grid 2 Accent 1" w:semiHidden="0" w:uiPriority="68" w:unhideWhenUsed="0"/>
+    <w:lsdException w:name="Medium Grid 3 Accent 1" w:semiHidden="0" w:uiPriority="69" w:unhideWhenUsed="0"/>
+    <w:lsdException w:name="Dark List Accent 1" w:semiHidden="0" w:uiPriority="70" w:unhideWhenUsed="0"/>
+    <w:lsdException w:name="Colorful Shading Accent 1" w:semiHidden="0" w:uiPriority="71" w:unhideWhenUsed="0"/>
+    <w:lsdException w:name="Colorful List Accent 1" w:semiHidden="0" w:uiPriority="72" w:unhideWhenUsed="0"/>
+    <w:lsdException w:name="Colorful Grid Accent 1" w:semiHidden="0" w:uiPriority="73" w:unhideWhenUsed="0"/>
+    <w:lsdException w:name="Light Shading Accent 2" w:semiHidden="0" w:uiPriority="60" w:unhideWhenUsed="0"/>
+    <w:lsdException w:name="Light List Accent 2" w:semiHidden="0" w:uiPriority="61" w:unhideWhenUsed="0"/>
+    <w:lsdException w:name="Light Grid Accent 2" w:semiHidden="0" w:uiPriority="62" w:unhideWhenUsed="0"/>
+    <w:lsdException w:name="Medium Shading 1 Accent 2" w:semiHidden="0" w:uiPriority="63" w:unhideWhenUsed="0"/>
+    <w:lsdException w:name="Medium Shading 2 Accent 2" w:semiHidden="0" w:uiPriority="64" w:unhideWhenUsed="0"/>
+    <w:lsdException w:name="Medium List 1 Accent 2" w:semiHidden="0" w:uiPriority="65" w:unhideWhenUsed="0"/>
+    <w:lsdException w:name="Medium List 2 Accent 2" w:semiHidden="0" w:uiPriority="66" w:unhideWhenUsed="0"/>
+    <w:lsdException w:name="Medium Grid 1 Accent 2" w:semiHidden="0" w:uiPriority="67" w:unhideWhenUsed="0"/>
+    <w:lsdException w:name="Medium Grid 2 Accent 2" w:semiHidden="0" w:uiPriority="68" w:unhideWhenUsed="0"/>
+    <w:lsdException w:name="Medium Grid 3 Accent 2" w:semiHidden="0" w:uiPriority="69" w:unhideWhenUsed="0"/>
+    <w:lsdException w:name="Dark List Accent 2" w:semiHidden="0" w:uiPriority="70" w:unhideWhenUsed="0"/>
+    <w:lsdException w:name="Colorful Shading Accent 2" w:semiHidden="0" w:uiPriority="71" w:unhideWhenUsed="0"/>
+    <w:lsdException w:name="Colorful List Accent 2" w:semiHidden="0" w:uiPriority="72" w:unhideWhenUsed="0"/>
+    <w:lsdException w:name="Colorful Grid Accent 2" w:semiHidden="0" w:uiPriority="73" w:unhideWhenUsed="0"/>
+    <w:lsdException w:name="Light Shading Accent 3" w:semiHidden="0" w:uiPriority="60" w:unhideWhenUsed="0"/>
+    <w:lsdException w:name="Light List Accent 3" w:semiHidden="0" w:uiPriority="61" w:unhideWhenUsed="0"/>
+    <w:lsdException w:name="Light Grid Accent 3" w:semiHidden="0" w:uiPriority="62" w:unhideWhenUsed="0"/>
+    <w:lsdException w:name="Medium Shading 1 Accent 3" w:semiHidden="0" w:uiPriority="63" w:unhideWhenUsed="0"/>
+    <w:lsdException w:name="Medium Shading 2 Accent 3" w:semiHidden="0" w:uiPriority="64" w:unhideWhenUsed="0"/>
+    <w:lsdException w:name="Medium List 1 Accent 3" w:semiHidden="0" w:uiPriority="65" w:unhideWhenUsed="0"/>
+    <w:lsdException w:name="Medium List 2 Accent 3" w:semiHidden="0" w:uiPriority="66" w:unhideWhenUsed="0"/>
+    <w:lsdException w:name="Medium Grid 1 Accent 3" w:semiHidden="0" w:uiPriority="67" w:unhideWhenUsed="0"/>
+    <w:lsdException w:name="Medium Grid 2 Accent 3" w:semiHidden="0" w:uiPriority="68" w:unhideWhenUsed="0"/>
+    <w:lsdException w:name="Medium Grid 3 Accent 3" w:semiHidden="0" w:uiPriority="69" w:unhideWhenUsed="0"/>
+    <w:lsdException w:name="Dark List Accent 3" w:semiHidden="0" w:uiPriority="70" w:unhideWhenUsed="0"/>
+    <w:lsdException w:name="Colorful Shading Accent 3" w:semiHidden="0" w:uiPriority="71" w:unhideWhenUsed="0"/>
+    <w:lsdException w:name="Colorful List Accent 3" w:semiHidden="0" w:uiPriority="72" w:unhideWhenUsed="0"/>
+    <w:lsdException w:name="Colorful Grid Accent 3" w:semiHidden="0" w:uiPriority="73" w:unhideWhenUsed="0"/>
+    <w:lsdException w:name="Light Shading Accent 4" w:semiHidden="0" w:uiPriority="60" w:unhideWhenUsed="0"/>
+    <w:lsdException w:name="Light List Accent 4" w:semiHidden="0" w:uiPriority="61" w:unhideWhenUsed="0"/>
+    <w:lsdException w:name="Light Grid Accent 4" w:semiHidden="0" w:uiPriority="62" w:unhideWhenUsed="0"/>
+    <w:lsdException w:name="Medium Shading 1 Accent 4" w:semiHidden="0" w:uiPriority="63" w:unhideWhenUsed="0"/>
+    <w:lsdException w:name="Medium Shading 2 Accent 4" w:semiHidden="0" w:uiPriority="64" w:unhideWhenUsed="0"/>
+    <w:lsdException w:name="Medium List 1 Accent 4" w:semiHidden="0" w:uiPriority="65" w:unhideWhenUsed="0"/>
+    <w:lsdException w:name="Medium List 2 Accent 4" w:semiHidden="0" w:uiPriority="66" w:unhideWhenUsed="0"/>
+    <w:lsdException w:name="Medium Grid 1 Accent 4" w:semiHidden="0" w:uiPriority="67" w:unhideWhenUsed="0"/>
+    <w:lsdException w:name="Medium Grid 2 Accent 4" w:semiHidden="0" w:uiPriority="68" w:unhideWhenUsed="0"/>
+    <w:lsdException w:name="Medium Grid 3 Accent 4" w:semiHidden="0" w:uiPriority="69" w:unhideWhenUsed="0"/>
+    <w:lsdException w:name="Dark List Accent 4" w:semiHidden="0" w:uiPriority="70" w:unhideWhenUsed="0"/>
+    <w:lsdException w:name="Colorful Shading Accent 4" w:semiHidden="0" w:uiPriority="71" w:unhideWhenUsed="0"/>
+    <w:lsdException w:name="Colorful List Accent 4" w:semiHidden="0" w:uiPriority="72" w:unhideWhenUsed="0"/>
+    <w:lsdException w:name="Colorful Grid Accent 4" w:semiHidden="0" w:uiPriority="73" w:unhideWhenUsed="0"/>
+    <w:lsdException w:name="Light Shading Accent 5" w:semiHidden="0" w:uiPriority="60" w:unhideWhenUsed="0"/>
+    <w:lsdException w:name="Light List Accent 5" w:semiHidden="0" w:uiPriority="61" w:unhideWhenUsed="0"/>
+    <w:lsdException w:name="Light Grid Accent 5" w:semiHidden="0" w:uiPriority="62" w:unhideWhenUsed="0"/>
+    <w:lsdException w:name="Medium Shading 1 Accent 5" w:semiHidden="0" w:uiPriority="63" w:unhideWhenUsed="0"/>
+    <w:lsdException w:name="Medium Shading 2 Accent 5" w:semiHidden="0" w:uiPriority="64" w:unhideWhenUsed="0"/>
+    <w:lsdException w:name="Medium List 1 Accent 5" w:semiHidden="0" w:uiPriority="65" w:unhideWhenUsed="0"/>
+    <w:lsdException w:name="Medium List 2 Accent 5" w:semiHidden="0" w:uiPriority="66" w:unhideWhenUsed="0"/>
+    <w:lsdException w:name="Medium Grid 1 Accent 5" w:semiHidden="0" w:uiPriority="67" w:unhideWhenUsed="0"/>
+    <w:lsdException w:name="Medium Grid 2 Accent 5" w:semiHidden="0" w:uiPriority="68" w:unhideWhenUsed="0"/>
+    <w:lsdException w:name="Medium Grid 3 Accent 5" w:semiHidden="0" w:uiPriority="69" w:unhideWhenUsed="0"/>
+    <w:lsdException w:name="Dark List Accent 5" w:semiHidden="0" w:uiPriority="70" w:unhideWhenUsed="0"/>
+    <w:lsdException w:name="Colorful Shading Accent 5" w:semiHidden="0" w:uiPriority="71" w:unhideWhenUsed="0"/>
+    <w:lsdException w:name="Colorful List Accent 5" w:semiHidden="0" w:uiPriority="72" w:unhideWhenUsed="0"/>
+    <w:lsdException w:name="Colorful Grid Accent 5" w:semiHidden="0" w:uiPriority="73" w:unhideWhenUsed="0"/>
+    <w:lsdException w:name="Light Shading Accent 6" w:semiHidden="0" w:uiPriority="60" w:unhideWhenUsed="0"/>
+    <w:lsdException w:name="Light List Accent 6" w:semiHidden="0" w:uiPriority="61" w:unhideWhenUsed="0"/>
+    <w:lsdException w:name="Light Grid Accent 6" w:semiHidden="0" w:uiPriority="62" w:unhideWhenUsed="0"/>
+    <w:lsdException w:name="Medium Shading 1 Accent 6" w:semiHidden="0" w:uiPriority="63" w:unhideWhenUsed="0"/>
+    <w:lsdException w:name="Medium Shading 2 Accent 6" w:semiHidden="0" w:uiPriority="64" w:unhideWhenUsed="0"/>
+    <w:lsdException w:name="Medium List 1 Accent 6" w:semiHidden="0" w:uiPriority="65" w:unhideWhenUsed="0"/>
+    <w:lsdException w:name="Medium List 2 Accent 6" w:semiHidden="0" w:uiPriority="66" w:unhideWhenUsed="0"/>
+    <w:lsdException w:name="Medium Grid 1 Accent 6" w:semiHidden="0" w:uiPriority="67" w:unhideWhenUsed="0"/>
+    <w:lsdException w:name="Medium Grid 2 Accent 6" w:semiHidden="0" w:uiPriority="68" w:unhideWhenUsed="0"/>
+    <w:lsdException w:name="Medium Grid 3 Accent 6" w:semiHidden="0" w:uiPriority="69" w:unhideWhenUsed="0"/>
+    <w:lsdException w:name="Dark List Accent 6" w:semiHidden="0" w:uiPriority="70" w:unhideWhenUsed="0"/>
+    <w:lsdException w:name="Colorful Shading Accent 6" w:semiHidden="0" w:uiPriority="71" w:unhideWhenUsed="0"/>
+    <w:lsdException w:name="Colorful List Accent 6" w:semiHidden="0" w:uiPriority="72" w:unhideWhenUsed="0"/>
+    <w:lsdException w:name="Colorful Grid Accent 6" w:semiHidden="0" w:uiPriority="73" w:unhideWhenUsed="0"/>
   </w:latentStyles>
-  <w:style w:type="paragraph" w:default="1" w:styleId="1">
+  <w:style w:type="paragraph" w:default="1" w:styleId="Normal">
     <w:name w:val="Normal"/>
     <w:qFormat/>
-    <w:uiPriority w:val="0"/>
     <w:pPr>
       <w:kinsoku w:val="0"/>
       <w:autoSpaceDE w:val="0"/>
@@ -6328,7 +6209,7 @@
       <w:textAlignment w:val="baseline"/>
     </w:pPr>
     <w:rPr>
-      <w:rFonts w:ascii="Arial" w:hAnsi="Arial" w:eastAsia="宋体" w:cs="Arial"/>
+      <w:rFonts w:ascii="Arial" w:eastAsia="宋体" w:hAnsi="Arial" w:cs="Arial"/>
       <w:snapToGrid w:val="0"/>
       <w:color w:val="000000"/>
       <w:kern w:val="0"/>
@@ -6337,12 +6218,11 @@
       <w:lang w:val="en-US" w:eastAsia="en-US" w:bidi="ar-SA"/>
     </w:rPr>
   </w:style>
-  <w:style w:type="paragraph" w:styleId="2">
+  <w:style w:type="paragraph" w:styleId="Heading1">
     <w:name w:val="heading 1"/>
-    <w:basedOn w:val="1"/>
-    <w:next w:val="1"/>
+    <w:basedOn w:val="Normal"/>
+    <w:next w:val="Normal"/>
     <w:qFormat/>
-    <w:uiPriority w:val="0"/>
     <w:pPr>
       <w:keepNext/>
       <w:keepLines/>
@@ -6360,13 +6240,12 @@
       <w:sz w:val="44"/>
     </w:rPr>
   </w:style>
-  <w:style w:type="paragraph" w:styleId="3">
+  <w:style w:type="paragraph" w:styleId="Heading2">
     <w:name w:val="heading 2"/>
-    <w:basedOn w:val="1"/>
-    <w:next w:val="1"/>
+    <w:basedOn w:val="Normal"/>
+    <w:next w:val="Normal"/>
     <w:unhideWhenUsed/>
     <w:qFormat/>
-    <w:uiPriority w:val="0"/>
     <w:pPr>
       <w:keepNext/>
       <w:keepLines/>
@@ -6379,19 +6258,18 @@
       <w:outlineLvl w:val="1"/>
     </w:pPr>
     <w:rPr>
-      <w:rFonts w:ascii="Arial" w:hAnsi="Arial" w:eastAsia="黑体"/>
+      <w:rFonts w:ascii="Arial" w:eastAsia="黑体" w:hAnsi="Arial"/>
       <w:b/>
       <w:sz w:val="32"/>
     </w:rPr>
   </w:style>
-  <w:style w:type="paragraph" w:styleId="4">
+  <w:style w:type="paragraph" w:styleId="Heading3">
     <w:name w:val="heading 3"/>
-    <w:basedOn w:val="1"/>
-    <w:next w:val="1"/>
+    <w:basedOn w:val="Normal"/>
+    <w:next w:val="Normal"/>
     <w:semiHidden/>
     <w:unhideWhenUsed/>
     <w:qFormat/>
-    <w:uiPriority w:val="0"/>
     <w:pPr>
       <w:keepNext/>
       <w:keepLines/>
@@ -6408,13 +6286,12 @@
       <w:sz w:val="32"/>
     </w:rPr>
   </w:style>
-  <w:style w:type="paragraph" w:styleId="5">
+  <w:style w:type="paragraph" w:styleId="Heading4">
     <w:name w:val="heading 4"/>
-    <w:basedOn w:val="1"/>
-    <w:next w:val="1"/>
+    <w:basedOn w:val="Normal"/>
+    <w:next w:val="Normal"/>
     <w:unhideWhenUsed/>
     <w:qFormat/>
-    <w:uiPriority w:val="0"/>
     <w:pPr>
       <w:keepNext/>
       <w:keepLines/>
@@ -6427,19 +6304,18 @@
       <w:outlineLvl w:val="3"/>
     </w:pPr>
     <w:rPr>
-      <w:rFonts w:ascii="Arial" w:hAnsi="Arial" w:eastAsia="黑体"/>
+      <w:rFonts w:ascii="Arial" w:eastAsia="黑体" w:hAnsi="Arial"/>
       <w:b/>
       <w:sz w:val="28"/>
     </w:rPr>
   </w:style>
-  <w:style w:type="paragraph" w:styleId="6">
+  <w:style w:type="paragraph" w:styleId="Heading5">
     <w:name w:val="heading 5"/>
-    <w:basedOn w:val="1"/>
-    <w:next w:val="1"/>
+    <w:basedOn w:val="Normal"/>
+    <w:next w:val="Normal"/>
     <w:semiHidden/>
     <w:unhideWhenUsed/>
     <w:qFormat/>
-    <w:uiPriority w:val="0"/>
     <w:pPr>
       <w:keepNext/>
       <w:keepLines/>
@@ -6456,14 +6332,13 @@
       <w:sz w:val="28"/>
     </w:rPr>
   </w:style>
-  <w:style w:type="paragraph" w:styleId="7">
+  <w:style w:type="paragraph" w:styleId="Heading6">
     <w:name w:val="heading 6"/>
-    <w:basedOn w:val="1"/>
-    <w:next w:val="1"/>
+    <w:basedOn w:val="Normal"/>
+    <w:next w:val="Normal"/>
     <w:semiHidden/>
     <w:unhideWhenUsed/>
     <w:qFormat/>
-    <w:uiPriority w:val="0"/>
     <w:pPr>
       <w:keepNext/>
       <w:keepLines/>
@@ -6476,19 +6351,18 @@
       <w:outlineLvl w:val="5"/>
     </w:pPr>
     <w:rPr>
-      <w:rFonts w:ascii="Arial" w:hAnsi="Arial" w:eastAsia="黑体"/>
+      <w:rFonts w:ascii="Arial" w:eastAsia="黑体" w:hAnsi="Arial"/>
       <w:b/>
       <w:sz w:val="24"/>
     </w:rPr>
   </w:style>
-  <w:style w:type="paragraph" w:styleId="8">
+  <w:style w:type="paragraph" w:styleId="Heading7">
     <w:name w:val="heading 7"/>
-    <w:basedOn w:val="1"/>
-    <w:next w:val="1"/>
+    <w:basedOn w:val="Normal"/>
+    <w:next w:val="Normal"/>
     <w:semiHidden/>
     <w:unhideWhenUsed/>
     <w:qFormat/>
-    <w:uiPriority w:val="0"/>
     <w:pPr>
       <w:keepNext/>
       <w:keepLines/>
@@ -6505,14 +6379,13 @@
       <w:sz w:val="24"/>
     </w:rPr>
   </w:style>
-  <w:style w:type="paragraph" w:styleId="9">
+  <w:style w:type="paragraph" w:styleId="Heading8">
     <w:name w:val="heading 8"/>
-    <w:basedOn w:val="1"/>
-    <w:next w:val="1"/>
+    <w:basedOn w:val="Normal"/>
+    <w:next w:val="Normal"/>
     <w:semiHidden/>
     <w:unhideWhenUsed/>
     <w:qFormat/>
-    <w:uiPriority w:val="0"/>
     <w:pPr>
       <w:keepNext/>
       <w:keepLines/>
@@ -6525,18 +6398,17 @@
       <w:outlineLvl w:val="7"/>
     </w:pPr>
     <w:rPr>
-      <w:rFonts w:ascii="Arial" w:hAnsi="Arial" w:eastAsia="黑体"/>
+      <w:rFonts w:ascii="Arial" w:eastAsia="黑体" w:hAnsi="Arial"/>
       <w:sz w:val="24"/>
     </w:rPr>
   </w:style>
-  <w:style w:type="paragraph" w:styleId="10">
+  <w:style w:type="paragraph" w:styleId="Heading9">
     <w:name w:val="heading 9"/>
-    <w:basedOn w:val="1"/>
-    <w:next w:val="1"/>
+    <w:basedOn w:val="Normal"/>
+    <w:next w:val="Normal"/>
     <w:semiHidden/>
     <w:unhideWhenUsed/>
     <w:qFormat/>
-    <w:uiPriority w:val="0"/>
     <w:pPr>
       <w:keepNext/>
       <w:keepLines/>
@@ -6549,21 +6421,19 @@
       <w:outlineLvl w:val="8"/>
     </w:pPr>
     <w:rPr>
-      <w:rFonts w:ascii="Arial" w:hAnsi="Arial" w:eastAsia="黑体"/>
+      <w:rFonts w:ascii="Arial" w:eastAsia="黑体" w:hAnsi="Arial"/>
       <w:sz w:val="21"/>
     </w:rPr>
   </w:style>
-  <w:style w:type="character" w:default="1" w:styleId="24">
+  <w:style w:type="character" w:default="1" w:styleId="DefaultParagraphFont">
     <w:name w:val="Default Paragraph Font"/>
     <w:semiHidden/>
     <w:qFormat/>
-    <w:uiPriority w:val="0"/>
   </w:style>
-  <w:style w:type="table" w:default="1" w:styleId="22">
+  <w:style w:type="table" w:default="1" w:styleId="TableNormal">
     <w:name w:val="Normal Table"/>
     <w:semiHidden/>
     <w:qFormat/>
-    <w:uiPriority w:val="0"/>
     <w:tblPr>
       <w:tblCellMar>
         <w:top w:w="0" w:type="dxa"/>
@@ -6573,43 +6443,39 @@
       </w:tblCellMar>
     </w:tblPr>
   </w:style>
-  <w:style w:type="paragraph" w:styleId="11">
+  <w:style w:type="paragraph" w:styleId="CommentText">
     <w:name w:val="annotation text"/>
-    <w:basedOn w:val="1"/>
+    <w:basedOn w:val="Normal"/>
     <w:qFormat/>
-    <w:uiPriority w:val="0"/>
     <w:pPr>
       <w:jc w:val="left"/>
     </w:pPr>
   </w:style>
-  <w:style w:type="paragraph" w:styleId="12">
+  <w:style w:type="paragraph" w:styleId="BodyText">
     <w:name w:val="Body Text"/>
-    <w:basedOn w:val="1"/>
+    <w:basedOn w:val="Normal"/>
     <w:semiHidden/>
     <w:qFormat/>
-    <w:uiPriority w:val="0"/>
     <w:rPr>
-      <w:rFonts w:ascii="Arial" w:hAnsi="Arial" w:eastAsia="Arial" w:cs="Arial"/>
+      <w:rFonts w:ascii="Arial" w:eastAsia="Arial" w:hAnsi="Arial" w:cs="Arial"/>
       <w:sz w:val="21"/>
       <w:szCs w:val="21"/>
       <w:lang w:val="en-US" w:eastAsia="en-US" w:bidi="ar-SA"/>
     </w:rPr>
   </w:style>
-  <w:style w:type="paragraph" w:styleId="13">
+  <w:style w:type="paragraph" w:styleId="TOC3">
     <w:name w:val="toc 3"/>
-    <w:basedOn w:val="1"/>
-    <w:next w:val="1"/>
+    <w:basedOn w:val="Normal"/>
+    <w:next w:val="Normal"/>
     <w:qFormat/>
-    <w:uiPriority w:val="0"/>
     <w:pPr>
       <w:ind w:left="840" w:leftChars="400"/>
     </w:pPr>
   </w:style>
-  <w:style w:type="paragraph" w:styleId="14">
+  <w:style w:type="paragraph" w:styleId="Footer">
     <w:name w:val="footer"/>
-    <w:basedOn w:val="1"/>
+    <w:basedOn w:val="Normal"/>
     <w:qFormat/>
-    <w:uiPriority w:val="0"/>
     <w:pPr>
       <w:tabs>
         <w:tab w:val="center" w:pos="4153"/>
@@ -6622,17 +6488,16 @@
       <w:sz w:val="18"/>
     </w:rPr>
   </w:style>
-  <w:style w:type="paragraph" w:styleId="15">
+  <w:style w:type="paragraph" w:styleId="Header">
     <w:name w:val="header"/>
-    <w:basedOn w:val="1"/>
+    <w:basedOn w:val="Normal"/>
     <w:qFormat/>
-    <w:uiPriority w:val="0"/>
     <w:pPr>
       <w:pBdr>
-        <w:top w:val="none" w:color="auto" w:sz="0" w:space="0"/>
-        <w:left w:val="none" w:color="auto" w:sz="0" w:space="0"/>
-        <w:bottom w:val="none" w:color="auto" w:sz="0" w:space="0"/>
-        <w:right w:val="none" w:color="auto" w:sz="0" w:space="0"/>
+        <w:top w:val="nil"/>
+        <w:left w:val="nil"/>
+        <w:bottom w:val="nil"/>
+        <w:right w:val="nil"/>
       </w:pBdr>
       <w:tabs>
         <w:tab w:val="center" w:pos="4153"/>
@@ -6647,41 +6512,37 @@
       <w:sz w:val="18"/>
     </w:rPr>
   </w:style>
-  <w:style w:type="paragraph" w:styleId="16">
+  <w:style w:type="paragraph" w:styleId="TOC1">
     <w:name w:val="toc 1"/>
-    <w:basedOn w:val="1"/>
-    <w:next w:val="1"/>
+    <w:basedOn w:val="Normal"/>
+    <w:next w:val="Normal"/>
     <w:qFormat/>
-    <w:uiPriority w:val="0"/>
     <w:rPr>
-      <w:rFonts w:ascii="Arial" w:hAnsi="Arial" w:eastAsia="Microsoft JhengHei"/>
+      <w:rFonts w:ascii="Arial" w:eastAsia="Microsoft JhengHei" w:hAnsi="Arial"/>
       <w:sz w:val="24"/>
     </w:rPr>
   </w:style>
-  <w:style w:type="paragraph" w:styleId="17">
+  <w:style w:type="paragraph" w:styleId="TableofFigures">
     <w:name w:val="table of figures"/>
-    <w:basedOn w:val="1"/>
-    <w:next w:val="1"/>
+    <w:basedOn w:val="Normal"/>
+    <w:next w:val="Normal"/>
     <w:qFormat/>
-    <w:uiPriority w:val="0"/>
     <w:pPr>
-      <w:ind w:leftChars="200" w:hanging="200" w:hangingChars="200"/>
+      <w:ind w:hanging="200" w:leftChars="200" w:hangingChars="200"/>
     </w:pPr>
   </w:style>
-  <w:style w:type="paragraph" w:styleId="18">
+  <w:style w:type="paragraph" w:styleId="TOC2">
     <w:name w:val="toc 2"/>
-    <w:basedOn w:val="1"/>
-    <w:next w:val="1"/>
+    <w:basedOn w:val="Normal"/>
+    <w:next w:val="Normal"/>
     <w:qFormat/>
-    <w:uiPriority w:val="0"/>
     <w:pPr>
       <w:ind w:left="420" w:leftChars="200"/>
     </w:pPr>
   </w:style>
-  <w:style w:type="paragraph" w:styleId="19">
+  <w:style w:type="paragraph" w:styleId="HTMLPreformatted">
     <w:name w:val="HTML Preformatted"/>
     <w:qFormat/>
-    <w:uiPriority w:val="0"/>
     <w:pPr>
       <w:tabs>
         <w:tab w:val="left" w:pos="916"/>
@@ -6704,27 +6565,25 @@
       <w:jc w:val="left"/>
     </w:pPr>
     <w:rPr>
-      <w:rFonts w:hint="eastAsia" w:ascii="宋体" w:hAnsi="宋体" w:eastAsia="宋体" w:cs="宋体"/>
+      <w:rFonts w:ascii="宋体" w:eastAsia="宋体" w:hAnsi="宋体" w:cs="宋体" w:hint="eastAsia"/>
       <w:kern w:val="0"/>
       <w:sz w:val="24"/>
       <w:szCs w:val="24"/>
       <w:lang w:val="en-US" w:eastAsia="zh-CN"/>
     </w:rPr>
   </w:style>
-  <w:style w:type="paragraph" w:styleId="20">
+  <w:style w:type="paragraph" w:styleId="NormalWeb">
     <w:name w:val="Normal (Web)"/>
-    <w:basedOn w:val="1"/>
+    <w:basedOn w:val="Normal"/>
     <w:qFormat/>
-    <w:uiPriority w:val="0"/>
     <w:rPr>
       <w:sz w:val="24"/>
     </w:rPr>
   </w:style>
-  <w:style w:type="paragraph" w:styleId="21">
+  <w:style w:type="paragraph" w:styleId="Title">
     <w:name w:val="Title"/>
-    <w:basedOn w:val="1"/>
+    <w:basedOn w:val="Normal"/>
     <w:qFormat/>
-    <w:uiPriority w:val="0"/>
     <w:pPr>
       <w:spacing w:before="240" w:beforeLines="0" w:beforeAutospacing="0" w:after="60" w:afterLines="0" w:afterAutospacing="0"/>
       <w:jc w:val="center"/>
@@ -6736,73 +6595,68 @@
       <w:sz w:val="32"/>
     </w:rPr>
   </w:style>
-  <w:style w:type="table" w:styleId="23">
+  <w:style w:type="table" w:styleId="TableGrid">
     <w:name w:val="Table Grid"/>
-    <w:basedOn w:val="22"/>
+    <w:basedOn w:val="TableNormal"/>
     <w:qFormat/>
-    <w:uiPriority w:val="0"/>
     <w:pPr>
       <w:widowControl w:val="0"/>
       <w:jc w:val="both"/>
     </w:pPr>
     <w:tblPr>
       <w:tblBorders>
-        <w:top w:val="single" w:color="auto" w:sz="4" w:space="0"/>
-        <w:left w:val="single" w:color="auto" w:sz="4" w:space="0"/>
-        <w:bottom w:val="single" w:color="auto" w:sz="4" w:space="0"/>
-        <w:right w:val="single" w:color="auto" w:sz="4" w:space="0"/>
-        <w:insideH w:val="single" w:color="auto" w:sz="4" w:space="0"/>
-        <w:insideV w:val="single" w:color="auto" w:sz="4" w:space="0"/>
+        <w:top w:val="single" w:sz="4" w:space="0" w:color="auto"/>
+        <w:left w:val="single" w:sz="4" w:space="0" w:color="auto"/>
+        <w:bottom w:val="single" w:sz="4" w:space="0" w:color="auto"/>
+        <w:right w:val="single" w:sz="4" w:space="0" w:color="auto"/>
+        <w:insideH w:val="single" w:sz="4" w:space="0" w:color="auto"/>
+        <w:insideV w:val="single" w:sz="4" w:space="0" w:color="auto"/>
       </w:tblBorders>
     </w:tblPr>
   </w:style>
-  <w:style w:type="character" w:styleId="25">
+  <w:style w:type="character" w:styleId="Strong">
     <w:name w:val="Strong"/>
-    <w:basedOn w:val="24"/>
+    <w:basedOn w:val="DefaultParagraphFont"/>
     <w:qFormat/>
-    <w:uiPriority w:val="0"/>
     <w:rPr>
       <w:b/>
     </w:rPr>
   </w:style>
-  <w:style w:type="paragraph" w:customStyle="1" w:styleId="26">
+  <w:style w:type="paragraph" w:customStyle="1" w:styleId="a">
     <w:name w:val="柴_公司名"/>
-    <w:basedOn w:val="21"/>
+    <w:basedOn w:val="Title"/>
     <w:qFormat/>
-    <w:uiPriority w:val="0"/>
     <w:pPr>
       <w:spacing w:after="600" w:afterLines="600"/>
     </w:pPr>
     <w:rPr>
-      <w:rFonts w:hint="eastAsia" w:ascii="宋体" w:hAnsi="宋体" w:eastAsia="宋体" w:cs="宋体"/>
+      <w:rFonts w:ascii="宋体" w:eastAsia="宋体" w:hAnsi="宋体" w:cs="宋体" w:hint="eastAsia"/>
       <w:bCs/>
       <w:spacing w:val="-6"/>
       <w:sz w:val="52"/>
       <w:szCs w:val="52"/>
     </w:rPr>
   </w:style>
-  <w:style w:type="paragraph" w:customStyle="1" w:styleId="27">
+  <w:style w:type="paragraph" w:customStyle="1" w:styleId="a0">
     <w:name w:val="柴_文档名"/>
-    <w:basedOn w:val="21"/>
+    <w:basedOn w:val="Title"/>
     <w:qFormat/>
-    <w:uiPriority w:val="0"/>
     <w:pPr>
       <w:spacing w:after="900" w:afterLines="900"/>
     </w:pPr>
     <w:rPr>
-      <w:rFonts w:ascii="黑体" w:hAnsi="黑体" w:eastAsia="黑体" w:cs="黑体"/>
+      <w:rFonts w:ascii="黑体" w:eastAsia="黑体" w:hAnsi="黑体" w:cs="黑体"/>
       <w:bCs/>
       <w:spacing w:val="-7"/>
       <w:sz w:val="52"/>
       <w:szCs w:val="52"/>
     </w:rPr>
   </w:style>
-  <w:style w:type="table" w:customStyle="1" w:styleId="28">
+  <w:style w:type="table" w:customStyle="1" w:styleId="TableNormal0">
     <w:name w:val="Table Normal_0"/>
     <w:semiHidden/>
     <w:unhideWhenUsed/>
     <w:qFormat/>
-    <w:uiPriority w:val="0"/>
     <w:tblPr>
       <w:tblCellMar>
         <w:top w:w="0" w:type="dxa"/>
@@ -6812,88 +6666,82 @@
       </w:tblCellMar>
     </w:tblPr>
   </w:style>
-  <w:style w:type="paragraph" w:customStyle="1" w:styleId="29">
+  <w:style w:type="paragraph" w:customStyle="1" w:styleId="TableText">
     <w:name w:val="Table Text"/>
-    <w:basedOn w:val="1"/>
+    <w:basedOn w:val="Normal"/>
     <w:semiHidden/>
     <w:qFormat/>
-    <w:uiPriority w:val="0"/>
     <w:rPr>
-      <w:rFonts w:ascii="宋体" w:hAnsi="宋体" w:eastAsia="宋体" w:cs="宋体"/>
+      <w:rFonts w:ascii="宋体" w:eastAsia="宋体" w:hAnsi="宋体" w:cs="宋体"/>
       <w:sz w:val="21"/>
       <w:szCs w:val="21"/>
       <w:lang w:val="en-US" w:eastAsia="en-US" w:bidi="ar-SA"/>
     </w:rPr>
   </w:style>
-  <w:style w:type="paragraph" w:customStyle="1" w:styleId="30">
+  <w:style w:type="paragraph" w:customStyle="1" w:styleId="1">
     <w:name w:val="柴_标题1"/>
-    <w:basedOn w:val="2"/>
-    <w:next w:val="31"/>
-    <w:link w:val="40"/>
+    <w:basedOn w:val="Heading1"/>
+    <w:next w:val="a1"/>
+    <w:link w:val="1Char"/>
     <w:qFormat/>
-    <w:uiPriority w:val="0"/>
     <w:pPr>
       <w:spacing w:before="100" w:after="90" w:line="360" w:lineRule="auto"/>
     </w:pPr>
     <w:rPr>
-      <w:rFonts w:ascii="Arial" w:hAnsi="Arial" w:eastAsia="宋体"/>
+      <w:rFonts w:ascii="Arial" w:eastAsia="宋体" w:hAnsi="Arial"/>
       <w:sz w:val="32"/>
     </w:rPr>
   </w:style>
-  <w:style w:type="paragraph" w:customStyle="1" w:styleId="31">
+  <w:style w:type="paragraph" w:customStyle="1" w:styleId="a1">
     <w:name w:val="柴_正文"/>
-    <w:basedOn w:val="12"/>
-    <w:link w:val="43"/>
+    <w:basedOn w:val="BodyText"/>
+    <w:link w:val="Char"/>
     <w:qFormat/>
-    <w:uiPriority w:val="0"/>
     <w:pPr>
       <w:spacing w:line="360" w:lineRule="auto"/>
       <w:ind w:firstLine="470" w:firstLineChars="200"/>
     </w:pPr>
     <w:rPr>
-      <w:rFonts w:ascii="Arial" w:hAnsi="Arial" w:eastAsia="宋体"/>
+      <w:rFonts w:ascii="Arial" w:eastAsia="宋体" w:hAnsi="Arial"/>
       <w:sz w:val="24"/>
       <w:lang w:eastAsia="zh-CN"/>
     </w:rPr>
   </w:style>
-  <w:style w:type="paragraph" w:customStyle="1" w:styleId="32">
+  <w:style w:type="paragraph" w:customStyle="1" w:styleId="2">
     <w:name w:val="柴_标题2"/>
-    <w:basedOn w:val="3"/>
-    <w:next w:val="31"/>
-    <w:link w:val="46"/>
+    <w:basedOn w:val="Heading2"/>
+    <w:next w:val="a1"/>
+    <w:link w:val="2Char"/>
     <w:qFormat/>
-    <w:uiPriority w:val="0"/>
     <w:pPr>
       <w:spacing w:line="360" w:lineRule="auto"/>
     </w:pPr>
     <w:rPr>
-      <w:rFonts w:ascii="Arial" w:hAnsi="Arial" w:eastAsia="宋体"/>
+      <w:rFonts w:ascii="Arial" w:eastAsia="宋体" w:hAnsi="Arial"/>
       <w:sz w:val="28"/>
     </w:rPr>
   </w:style>
-  <w:style w:type="paragraph" w:customStyle="1" w:styleId="33">
+  <w:style w:type="paragraph" w:customStyle="1" w:styleId="3">
     <w:name w:val="柴_标题3"/>
-    <w:basedOn w:val="4"/>
-    <w:next w:val="31"/>
+    <w:basedOn w:val="Heading3"/>
+    <w:next w:val="a1"/>
     <w:qFormat/>
-    <w:uiPriority w:val="0"/>
     <w:pPr>
       <w:spacing w:line="360" w:lineRule="auto"/>
       <w:ind w:left="0" w:firstLine="472" w:firstLineChars="200"/>
     </w:pPr>
     <w:rPr>
-      <w:rFonts w:ascii="宋体" w:hAnsi="宋体" w:eastAsia="宋体" w:cs="宋体"/>
+      <w:rFonts w:ascii="宋体" w:eastAsia="宋体" w:hAnsi="宋体" w:cs="宋体"/>
       <w:spacing w:val="-2"/>
       <w:sz w:val="24"/>
       <w:szCs w:val="24"/>
     </w:rPr>
   </w:style>
-  <w:style w:type="paragraph" w:customStyle="1" w:styleId="34">
+  <w:style w:type="paragraph" w:customStyle="1" w:styleId="a2">
     <w:name w:val="柴_目录"/>
-    <w:basedOn w:val="1"/>
-    <w:next w:val="12"/>
+    <w:basedOn w:val="Normal"/>
+    <w:next w:val="BodyText"/>
     <w:qFormat/>
-    <w:uiPriority w:val="0"/>
     <w:pPr>
       <w:tabs>
         <w:tab w:val="right" w:leader="dot" w:pos="8442"/>
@@ -6901,64 +6749,59 @@
       <w:ind w:left="0" w:leftChars="0"/>
     </w:pPr>
     <w:rPr>
-      <w:rFonts w:ascii="Arial" w:hAnsi="Arial" w:eastAsia="Microsoft JhengHei"/>
+      <w:rFonts w:ascii="Arial" w:eastAsia="Microsoft JhengHei" w:hAnsi="Arial"/>
       <w:sz w:val="24"/>
     </w:rPr>
   </w:style>
-  <w:style w:type="paragraph" w:customStyle="1" w:styleId="35">
+  <w:style w:type="paragraph" w:customStyle="1" w:styleId="WPSOffice1">
     <w:name w:val="WPSOffice手动目录 1"/>
     <w:qFormat/>
-    <w:uiPriority w:val="0"/>
     <w:pPr>
       <w:ind w:leftChars="0"/>
     </w:pPr>
     <w:rPr>
-      <w:rFonts w:ascii="Times New Roman" w:hAnsi="Times New Roman" w:eastAsia="宋体" w:cs="Times New Roman"/>
+      <w:rFonts w:ascii="Times New Roman" w:eastAsia="宋体" w:hAnsi="Times New Roman" w:cs="Times New Roman"/>
       <w:sz w:val="20"/>
       <w:szCs w:val="20"/>
     </w:rPr>
   </w:style>
-  <w:style w:type="paragraph" w:customStyle="1" w:styleId="36">
+  <w:style w:type="paragraph" w:customStyle="1" w:styleId="WPSOffice2">
     <w:name w:val="WPSOffice手动目录 2"/>
     <w:qFormat/>
-    <w:uiPriority w:val="0"/>
     <w:pPr>
       <w:ind w:leftChars="200"/>
     </w:pPr>
     <w:rPr>
-      <w:rFonts w:ascii="Times New Roman" w:hAnsi="Times New Roman" w:eastAsia="宋体" w:cs="Times New Roman"/>
+      <w:rFonts w:ascii="Times New Roman" w:eastAsia="宋体" w:hAnsi="Times New Roman" w:cs="Times New Roman"/>
       <w:sz w:val="20"/>
       <w:szCs w:val="20"/>
     </w:rPr>
   </w:style>
-  <w:style w:type="paragraph" w:customStyle="1" w:styleId="37">
+  <w:style w:type="paragraph" w:customStyle="1" w:styleId="WPSOffice3">
     <w:name w:val="WPSOffice手动目录 3"/>
     <w:qFormat/>
-    <w:uiPriority w:val="0"/>
     <w:pPr>
       <w:ind w:leftChars="400"/>
     </w:pPr>
     <w:rPr>
-      <w:rFonts w:ascii="Times New Roman" w:hAnsi="Times New Roman" w:eastAsia="宋体" w:cs="Times New Roman"/>
+      <w:rFonts w:ascii="Times New Roman" w:eastAsia="宋体" w:hAnsi="Times New Roman" w:cs="Times New Roman"/>
       <w:sz w:val="20"/>
       <w:szCs w:val="20"/>
     </w:rPr>
   </w:style>
-  <w:style w:type="paragraph" w:customStyle="1" w:styleId="38">
+  <w:style w:type="paragraph" w:customStyle="1" w:styleId="Compact">
     <w:name w:val="Compact"/>
-    <w:basedOn w:val="12"/>
+    <w:basedOn w:val="BodyText"/>
     <w:qFormat/>
-    <w:uiPriority w:val="0"/>
     <w:pPr>
       <w:spacing w:before="36" w:after="36"/>
     </w:pPr>
   </w:style>
-  <w:style w:type="table" w:customStyle="1" w:styleId="39">
+  <w:style w:type="table" w:customStyle="1" w:styleId="Table">
     <w:name w:val="Table"/>
     <w:semiHidden/>
     <w:unhideWhenUsed/>
     <w:qFormat/>
-    <w:uiPriority w:val="0"/>
     <w:tblPr>
       <w:tblCellMar>
         <w:top w:w="0" w:type="dxa"/>
@@ -6970,28 +6813,26 @@
     <w:tblStylePr w:type="firstRow">
       <w:tcPr>
         <w:tcBorders>
-          <w:bottom w:val="single" w:color="auto" w:sz="0" w:space="0"/>
+          <w:bottom w:val="single" w:sz="0" w:space="0" w:color="auto"/>
         </w:tcBorders>
         <w:vAlign w:val="bottom"/>
       </w:tcPr>
     </w:tblStylePr>
   </w:style>
-  <w:style w:type="character" w:customStyle="1" w:styleId="40">
+  <w:style w:type="character" w:customStyle="1" w:styleId="1Char">
     <w:name w:val="柴_标题1 Char"/>
-    <w:link w:val="30"/>
+    <w:link w:val="1"/>
     <w:qFormat/>
-    <w:uiPriority w:val="0"/>
     <w:rPr>
-      <w:rFonts w:ascii="Arial" w:hAnsi="Arial" w:eastAsia="宋体"/>
+      <w:rFonts w:ascii="Arial" w:eastAsia="宋体" w:hAnsi="Arial"/>
       <w:sz w:val="32"/>
     </w:rPr>
   </w:style>
-  <w:style w:type="paragraph" w:customStyle="1" w:styleId="41">
+  <w:style w:type="paragraph" w:customStyle="1" w:styleId="a3">
     <w:name w:val="柴_正文_无缩进"/>
-    <w:basedOn w:val="1"/>
-    <w:link w:val="45"/>
+    <w:basedOn w:val="Normal"/>
+    <w:link w:val="Char0"/>
     <w:qFormat/>
-    <w:uiPriority w:val="0"/>
     <w:pPr>
       <w:ind w:firstLine="0" w:firstLineChars="0"/>
     </w:pPr>
@@ -7001,41 +6842,38 @@
       <w:lang w:eastAsia="zh-CN"/>
     </w:rPr>
   </w:style>
-  <w:style w:type="paragraph" w:customStyle="1" w:styleId="42">
+  <w:style w:type="paragraph" w:customStyle="1" w:styleId="4">
     <w:name w:val="柴_标题4"/>
-    <w:basedOn w:val="5"/>
-    <w:next w:val="1"/>
+    <w:basedOn w:val="Heading4"/>
+    <w:next w:val="Normal"/>
     <w:qFormat/>
-    <w:uiPriority w:val="0"/>
     <w:pPr>
       <w:widowControl w:val="0"/>
       <w:spacing w:before="160" w:line="360" w:lineRule="auto"/>
-      <w:ind w:left="981" w:leftChars="300" w:hanging="862"/>
+      <w:ind w:left="981" w:hanging="862" w:leftChars="300"/>
     </w:pPr>
     <w:rPr>
-      <w:rFonts w:hint="eastAsia" w:ascii="Calibri" w:hAnsi="Calibri" w:eastAsia="宋体" w:cs="宋体"/>
+      <w:rFonts w:ascii="Calibri" w:eastAsia="宋体" w:hAnsi="Calibri" w:cs="宋体" w:hint="eastAsia"/>
       <w:sz w:val="24"/>
       <w:szCs w:val="24"/>
       <w:lang w:eastAsia="zh-CN" w:bidi="zh-CN"/>
     </w:rPr>
   </w:style>
-  <w:style w:type="character" w:customStyle="1" w:styleId="43">
+  <w:style w:type="character" w:customStyle="1" w:styleId="Char">
     <w:name w:val="柴_正文 Char"/>
-    <w:link w:val="31"/>
+    <w:link w:val="a1"/>
     <w:qFormat/>
-    <w:uiPriority w:val="0"/>
     <w:rPr>
-      <w:rFonts w:ascii="Arial" w:hAnsi="Arial" w:eastAsia="宋体"/>
+      <w:rFonts w:ascii="Arial" w:eastAsia="宋体" w:hAnsi="Arial"/>
       <w:sz w:val="24"/>
       <w:lang w:eastAsia="zh-CN"/>
     </w:rPr>
   </w:style>
-  <w:style w:type="table" w:customStyle="1" w:styleId="44">
+  <w:style w:type="table" w:customStyle="1" w:styleId="TableNormal00">
     <w:name w:val="Table Normal_0_0"/>
     <w:semiHidden/>
     <w:unhideWhenUsed/>
     <w:qFormat/>
-    <w:uiPriority w:val="0"/>
     <w:tblPr>
       <w:tblCellMar>
         <w:top w:w="0" w:type="dxa"/>
@@ -7045,45 +6883,41 @@
       </w:tblCellMar>
     </w:tblPr>
   </w:style>
-  <w:style w:type="character" w:customStyle="1" w:styleId="45">
+  <w:style w:type="character" w:customStyle="1" w:styleId="Char0">
     <w:name w:val="柴_正文_无缩进 Char"/>
-    <w:link w:val="41"/>
+    <w:link w:val="a3"/>
     <w:qFormat/>
-    <w:uiPriority w:val="0"/>
     <w:rPr>
       <w:rFonts w:ascii="Arial" w:hAnsi="Arial"/>
       <w:sz w:val="24"/>
       <w:lang w:eastAsia="zh-CN"/>
     </w:rPr>
   </w:style>
-  <w:style w:type="character" w:customStyle="1" w:styleId="46">
+  <w:style w:type="character" w:customStyle="1" w:styleId="2Char">
     <w:name w:val="柴_标题2 Char"/>
-    <w:link w:val="32"/>
+    <w:link w:val="2"/>
     <w:qFormat/>
-    <w:uiPriority w:val="0"/>
     <w:rPr>
-      <w:rFonts w:ascii="Arial" w:hAnsi="Arial" w:eastAsia="宋体"/>
+      <w:rFonts w:ascii="Arial" w:eastAsia="宋体" w:hAnsi="Arial"/>
       <w:sz w:val="28"/>
     </w:rPr>
   </w:style>
-  <w:style w:type="character" w:customStyle="1" w:styleId="47">
+  <w:style w:type="character" w:customStyle="1" w:styleId="Char1">
     <w:name w:val="柴_题注 Char"/>
-    <w:link w:val="48"/>
+    <w:link w:val="a4"/>
     <w:qFormat/>
-    <w:uiPriority w:val="0"/>
   </w:style>
-  <w:style w:type="paragraph" w:customStyle="1" w:styleId="48">
+  <w:style w:type="paragraph" w:customStyle="1" w:styleId="a4">
     <w:name w:val="柴_题注"/>
-    <w:basedOn w:val="19"/>
-    <w:link w:val="47"/>
+    <w:basedOn w:val="HTMLPreformatted"/>
+    <w:link w:val="Char1"/>
     <w:qFormat/>
-    <w:uiPriority w:val="0"/>
     <w:pPr>
       <w:pBdr>
-        <w:top w:val="none" w:color="auto" w:sz="0" w:space="0"/>
-        <w:left w:val="none" w:color="auto" w:sz="0" w:space="0"/>
-        <w:bottom w:val="none" w:color="auto" w:sz="0" w:space="0"/>
-        <w:right w:val="none" w:color="auto" w:sz="0" w:space="0"/>
+        <w:top w:val="nil"/>
+        <w:left w:val="nil"/>
+        <w:bottom w:val="nil"/>
+        <w:right w:val="nil"/>
       </w:pBdr>
       <w:wordWrap w:val="0"/>
       <w:spacing w:line="264" w:lineRule="atLeast"/>
